--- a/docs/bridge_v3.docx
+++ b/docs/bridge_v3.docx
@@ -1113,11 +1113,6 @@
     </w:tbl>
     <w:p>
       <w:pPr>
-        <w:spacing w:after="240" w:before="0"/>
-      </w:pPr>
-    </w:p>
-    <w:p>
-      <w:pPr>
         <w:pStyle w:val="Heading1"/>
         <w:spacing w:after="160" w:before="480"/>
       </w:pPr>
@@ -1140,6 +1135,1320 @@
         </w:pBdr>
         <w:spacing w:after="200" w:before="200"/>
       </w:pPr>
+    </w:p>
+    <w:p>
+      <w:pPr>
+        <w:spacing w:after="100" w:before="80"/>
+      </w:pPr>
+      <w:r/>
+      <w:r>
+        <w:rPr>
+          <w:rFonts w:ascii="Calibri" w:hAnsi="Calibri"/>
+          <w:b w:val="0"/>
+          <w:i w:val="0"/>
+          <w:sz w:val="22"/>
+        </w:rPr>
+        <w:t>Bridge has no dedicated router node. Every server runs an identical Bridge daemon. The daemons form a peer mesh over WireGuard, share routing state and membership through a gossip protocol, and collectively elect one node as the active leader at any time. The active leader handles all inbound public traffic, operating in either Direct mode (L7 reverse proxy) or Handoff mode (SNI-based L4 transparent passthrough). If the active leader fails, peers detect it, elect a new leader, and the new leader acquires the public entry point — either by reconnecting a Cloudflare Tunnel or by moving a provider floating IP.</w:t>
+      </w:r>
+    </w:p>
+    <w:p>
+      <w:pPr>
+        <w:spacing w:after="120" w:before="0"/>
+      </w:pPr>
+    </w:p>
+    <w:p>
+      <w:pPr>
+        <w:pStyle w:val="Heading3"/>
+        <w:spacing w:after="80" w:before="240"/>
+      </w:pPr>
+      <w:r>
+        <w:rPr>
+          <w:rFonts w:ascii="Calibri" w:cs="Calibri" w:eastAsia="Calibri" w:hAnsi="Calibri"/>
+          <w:b/>
+          <w:bCs/>
+          <w:color w:val="0F172A"/>
+          <w:sz w:val="26"/>
+          <w:szCs w:val="26"/>
+        </w:rPr>
+        <w:t xml:space="preserve">2.1 High-Level System Diagram</w:t>
+      </w:r>
+    </w:p>
+    <w:p>
+      <w:pPr>
+        <w:spacing w:after="120" w:before="0"/>
+      </w:pPr>
+    </w:p>
+    <w:p>
+      <w:pPr>
+        <w:shd w:fill="F1F5F9" w:val="clear"/>
+        <w:spacing w:after="30" w:before="30"/>
+        <w:ind w:left="360"/>
+      </w:pPr>
+      <w:r>
+        <w:rPr>
+          <w:rFonts w:ascii="Courier New" w:cs="Courier New" w:eastAsia="Courier New" w:hAnsi="Courier New"/>
+          <w:color w:val="1E293B"/>
+          <w:sz w:val="18"/>
+          <w:szCs w:val="18"/>
+        </w:rPr>
+        <w:t xml:space="preserve">                    PUBLIC INTERNET</w:t>
+      </w:r>
+    </w:p>
+    <w:p>
+      <w:pPr>
+        <w:shd w:fill="F1F5F9" w:val="clear"/>
+        <w:spacing w:after="30" w:before="30"/>
+        <w:ind w:left="360"/>
+      </w:pPr>
+      <w:r>
+        <w:rPr>
+          <w:rFonts w:ascii="Courier New" w:cs="Courier New" w:eastAsia="Courier New" w:hAnsi="Courier New"/>
+          <w:color w:val="1E293B"/>
+          <w:sz w:val="18"/>
+          <w:szCs w:val="18"/>
+        </w:rPr>
+        <w:t xml:space="preserve">                          │</w:t>
+      </w:r>
+    </w:p>
+    <w:p>
+      <w:pPr>
+        <w:shd w:fill="F1F5F9" w:val="clear"/>
+        <w:spacing w:after="30" w:before="30"/>
+        <w:ind w:left="360"/>
+      </w:pPr>
+      <w:r>
+        <w:rPr>
+          <w:rFonts w:ascii="Courier New" w:cs="Courier New" w:eastAsia="Courier New" w:hAnsi="Courier New"/>
+          <w:color w:val="1E293B"/>
+          <w:sz w:val="18"/>
+          <w:szCs w:val="18"/>
+        </w:rPr>
+        <w:t xml:space="preserve">              ┌───────────▼────────────┐</w:t>
+      </w:r>
+    </w:p>
+    <w:p>
+      <w:pPr>
+        <w:shd w:fill="F1F5F9" w:val="clear"/>
+        <w:spacing w:after="30" w:before="30"/>
+        <w:ind w:left="360"/>
+      </w:pPr>
+      <w:r>
+        <w:rPr>
+          <w:rFonts w:ascii="Courier New" w:cs="Courier New" w:eastAsia="Courier New" w:hAnsi="Courier New"/>
+          <w:color w:val="1E293B"/>
+          <w:sz w:val="18"/>
+          <w:szCs w:val="18"/>
+        </w:rPr>
+        <w:t xml:space="preserve">              │   Cloudflare Anycast    │  ← stable public entry point</w:t>
+      </w:r>
+    </w:p>
+    <w:p>
+      <w:pPr>
+        <w:shd w:fill="F1F5F9" w:val="clear"/>
+        <w:spacing w:after="30" w:before="30"/>
+        <w:ind w:left="360"/>
+      </w:pPr>
+      <w:r>
+        <w:rPr>
+          <w:rFonts w:ascii="Courier New" w:cs="Courier New" w:eastAsia="Courier New" w:hAnsi="Courier New"/>
+          <w:color w:val="1E293B"/>
+          <w:sz w:val="18"/>
+          <w:szCs w:val="18"/>
+        </w:rPr>
+        <w:t xml:space="preserve">              │   (or floating IP)      │    IP never changes from client view</w:t>
+      </w:r>
+    </w:p>
+    <w:p>
+      <w:pPr>
+        <w:shd w:fill="F1F5F9" w:val="clear"/>
+        <w:spacing w:after="30" w:before="30"/>
+        <w:ind w:left="360"/>
+      </w:pPr>
+      <w:r>
+        <w:rPr>
+          <w:rFonts w:ascii="Courier New" w:cs="Courier New" w:eastAsia="Courier New" w:hAnsi="Courier New"/>
+          <w:color w:val="1E293B"/>
+          <w:sz w:val="18"/>
+          <w:szCs w:val="18"/>
+        </w:rPr>
+        <w:t xml:space="preserve">              └───────────┬────────────┘</w:t>
+      </w:r>
+    </w:p>
+    <w:p>
+      <w:pPr>
+        <w:shd w:fill="F1F5F9" w:val="clear"/>
+        <w:spacing w:after="30" w:before="30"/>
+        <w:ind w:left="360"/>
+      </w:pPr>
+      <w:r>
+        <w:rPr>
+          <w:rFonts w:ascii="Courier New" w:cs="Courier New" w:eastAsia="Courier New" w:hAnsi="Courier New"/>
+          <w:color w:val="1E293B"/>
+          <w:sz w:val="18"/>
+          <w:szCs w:val="18"/>
+        </w:rPr>
+        <w:t xml:space="preserve">                          │  tunnel / IP</w:t>
+      </w:r>
+    </w:p>
+    <w:p>
+      <w:pPr>
+        <w:shd w:fill="F1F5F9" w:val="clear"/>
+        <w:spacing w:after="30" w:before="30"/>
+        <w:ind w:left="360"/>
+      </w:pPr>
+      <w:r>
+        <w:rPr>
+          <w:rFonts w:ascii="Courier New" w:cs="Courier New" w:eastAsia="Courier New" w:hAnsi="Courier New"/>
+          <w:color w:val="1E293B"/>
+          <w:sz w:val="18"/>
+          <w:szCs w:val="18"/>
+        </w:rPr>
+        <w:t xml:space="preserve">              ┌───────────▼────────────┐</w:t>
+      </w:r>
+    </w:p>
+    <w:p>
+      <w:pPr>
+        <w:shd w:fill="F1F5F9" w:val="clear"/>
+        <w:spacing w:after="30" w:before="30"/>
+        <w:ind w:left="360"/>
+      </w:pPr>
+      <w:r>
+        <w:rPr>
+          <w:rFonts w:ascii="Courier New" w:cs="Courier New" w:eastAsia="Courier New" w:hAnsi="Courier New"/>
+          <w:color w:val="1E293B"/>
+          <w:sz w:val="18"/>
+          <w:szCs w:val="18"/>
+        </w:rPr>
+        <w:t xml:space="preserve">              │   ACTIVE LEADER NODE   │  ← holds tunnel / floating IP</w:t>
+      </w:r>
+    </w:p>
+    <w:p>
+      <w:pPr>
+        <w:shd w:fill="F1F5F9" w:val="clear"/>
+        <w:spacing w:after="30" w:before="30"/>
+        <w:ind w:left="360"/>
+      </w:pPr>
+      <w:r>
+        <w:rPr>
+          <w:rFonts w:ascii="Courier New" w:cs="Courier New" w:eastAsia="Courier New" w:hAnsi="Courier New"/>
+          <w:color w:val="1E293B"/>
+          <w:sz w:val="18"/>
+          <w:szCs w:val="18"/>
+        </w:rPr>
+        <w:t xml:space="preserve">              │   Bridge daemon        │    routes inbound traffic</w:t>
+      </w:r>
+    </w:p>
+    <w:p>
+      <w:pPr>
+        <w:shd w:fill="F1F5F9" w:val="clear"/>
+        <w:spacing w:after="30" w:before="30"/>
+        <w:ind w:left="360"/>
+      </w:pPr>
+      <w:r>
+        <w:rPr>
+          <w:rFonts w:ascii="Courier New" w:cs="Courier New" w:eastAsia="Courier New" w:hAnsi="Courier New"/>
+          <w:color w:val="1E293B"/>
+          <w:sz w:val="18"/>
+          <w:szCs w:val="18"/>
+        </w:rPr>
+        <w:t xml:space="preserve">              │   cloudflared (warm)    │    participates in gossip</w:t>
+      </w:r>
+    </w:p>
+    <w:p>
+      <w:pPr>
+        <w:shd w:fill="F1F5F9" w:val="clear"/>
+        <w:spacing w:after="30" w:before="30"/>
+        <w:ind w:left="360"/>
+      </w:pPr>
+      <w:r>
+        <w:rPr>
+          <w:rFonts w:ascii="Courier New" w:cs="Courier New" w:eastAsia="Courier New" w:hAnsi="Courier New"/>
+          <w:color w:val="1E293B"/>
+          <w:sz w:val="18"/>
+          <w:szCs w:val="18"/>
+        </w:rPr>
+        <w:t xml:space="preserve">              └─────────┬──────────────┘</w:t>
+      </w:r>
+    </w:p>
+    <w:p>
+      <w:pPr>
+        <w:shd w:fill="F1F5F9" w:val="clear"/>
+        <w:spacing w:after="30" w:before="30"/>
+        <w:ind w:left="360"/>
+      </w:pPr>
+      <w:r>
+        <w:rPr>
+          <w:rFonts w:ascii="Courier New" w:cs="Courier New" w:eastAsia="Courier New" w:hAnsi="Courier New"/>
+          <w:color w:val="1E293B"/>
+          <w:sz w:val="18"/>
+          <w:szCs w:val="18"/>
+        </w:rPr>
+        <w:t xml:space="preserve">                        │</w:t>
+      </w:r>
+    </w:p>
+    <w:p>
+      <w:pPr>
+        <w:shd w:fill="F1F5F9" w:val="clear"/>
+        <w:spacing w:after="30" w:before="30"/>
+        <w:ind w:left="360"/>
+      </w:pPr>
+      <w:r>
+        <w:rPr>
+          <w:rFonts w:ascii="Courier New" w:cs="Courier New" w:eastAsia="Courier New" w:hAnsi="Courier New"/>
+          <w:color w:val="1E293B"/>
+          <w:sz w:val="18"/>
+          <w:szCs w:val="18"/>
+        </w:rPr>
+        <w:t xml:space="preserve">          WireGuard mesh (L3, encrypted)</w:t>
+      </w:r>
+    </w:p>
+    <w:p>
+      <w:pPr>
+        <w:shd w:fill="F1F5F9" w:val="clear"/>
+        <w:spacing w:after="30" w:before="30"/>
+        <w:ind w:left="360"/>
+      </w:pPr>
+      <w:r>
+        <w:rPr>
+          <w:rFonts w:ascii="Courier New" w:cs="Courier New" w:eastAsia="Courier New" w:hAnsi="Courier New"/>
+          <w:color w:val="1E293B"/>
+          <w:sz w:val="18"/>
+          <w:szCs w:val="18"/>
+        </w:rPr>
+        <w:t xml:space="preserve">          Gossip: routing table + peer list</w:t>
+      </w:r>
+    </w:p>
+    <w:p>
+      <w:pPr>
+        <w:shd w:fill="F1F5F9" w:val="clear"/>
+        <w:spacing w:after="30" w:before="30"/>
+        <w:ind w:left="360"/>
+      </w:pPr>
+      <w:r>
+        <w:rPr>
+          <w:rFonts w:ascii="Courier New" w:cs="Courier New" w:eastAsia="Courier New" w:hAnsi="Courier New"/>
+          <w:color w:val="1E293B"/>
+          <w:sz w:val="18"/>
+          <w:szCs w:val="18"/>
+        </w:rPr>
+        <w:t xml:space="preserve">                        │</w:t>
+      </w:r>
+    </w:p>
+    <w:p>
+      <w:pPr>
+        <w:shd w:fill="F1F5F9" w:val="clear"/>
+        <w:spacing w:after="30" w:before="30"/>
+        <w:ind w:left="360"/>
+      </w:pPr>
+      <w:r>
+        <w:rPr>
+          <w:rFonts w:ascii="Courier New" w:cs="Courier New" w:eastAsia="Courier New" w:hAnsi="Courier New"/>
+          <w:color w:val="1E293B"/>
+          <w:sz w:val="18"/>
+          <w:szCs w:val="18"/>
+        </w:rPr>
+        <w:t xml:space="preserve">         ┌──────────────┼──────────────┐</w:t>
+      </w:r>
+    </w:p>
+    <w:p>
+      <w:pPr>
+        <w:shd w:fill="F1F5F9" w:val="clear"/>
+        <w:spacing w:after="30" w:before="30"/>
+        <w:ind w:left="360"/>
+      </w:pPr>
+      <w:r>
+        <w:rPr>
+          <w:rFonts w:ascii="Courier New" w:cs="Courier New" w:eastAsia="Courier New" w:hAnsi="Courier New"/>
+          <w:color w:val="1E293B"/>
+          <w:sz w:val="18"/>
+          <w:szCs w:val="18"/>
+        </w:rPr>
+        <w:t xml:space="preserve">         │              │              │</w:t>
+      </w:r>
+    </w:p>
+    <w:p>
+      <w:pPr>
+        <w:shd w:fill="F1F5F9" w:val="clear"/>
+        <w:spacing w:after="30" w:before="30"/>
+        <w:ind w:left="360"/>
+      </w:pPr>
+      <w:r>
+        <w:rPr>
+          <w:rFonts w:ascii="Courier New" w:cs="Courier New" w:eastAsia="Courier New" w:hAnsi="Courier New"/>
+          <w:color w:val="1E293B"/>
+          <w:sz w:val="18"/>
+          <w:szCs w:val="18"/>
+        </w:rPr>
+        <w:t xml:space="preserve">    ┌────▼────┐   ┌────▼────┐   ┌────▼────┐</w:t>
+      </w:r>
+    </w:p>
+    <w:p>
+      <w:pPr>
+        <w:shd w:fill="F1F5F9" w:val="clear"/>
+        <w:spacing w:after="30" w:before="30"/>
+        <w:ind w:left="360"/>
+      </w:pPr>
+      <w:r>
+        <w:rPr>
+          <w:rFonts w:ascii="Courier New" w:cs="Courier New" w:eastAsia="Courier New" w:hAnsi="Courier New"/>
+          <w:color w:val="1E293B"/>
+          <w:sz w:val="18"/>
+          <w:szCs w:val="18"/>
+        </w:rPr>
+        <w:t xml:space="preserve">    │ Node B  │   │ Node C  │   │ Node D  │</w:t>
+      </w:r>
+    </w:p>
+    <w:p>
+      <w:pPr>
+        <w:shd w:fill="F1F5F9" w:val="clear"/>
+        <w:spacing w:after="30" w:before="30"/>
+        <w:ind w:left="360"/>
+      </w:pPr>
+      <w:r>
+        <w:rPr>
+          <w:rFonts w:ascii="Courier New" w:cs="Courier New" w:eastAsia="Courier New" w:hAnsi="Courier New"/>
+          <w:color w:val="1E293B"/>
+          <w:sz w:val="18"/>
+          <w:szCs w:val="18"/>
+        </w:rPr>
+        <w:t xml:space="preserve">    │ Peer    │   │ Peer    │   │ Peer    │</w:t>
+      </w:r>
+    </w:p>
+    <w:p>
+      <w:pPr>
+        <w:shd w:fill="F1F5F9" w:val="clear"/>
+        <w:spacing w:after="30" w:before="30"/>
+        <w:ind w:left="360"/>
+      </w:pPr>
+      <w:r>
+        <w:rPr>
+          <w:rFonts w:ascii="Courier New" w:cs="Courier New" w:eastAsia="Courier New" w:hAnsi="Courier New"/>
+          <w:color w:val="1E293B"/>
+          <w:sz w:val="18"/>
+          <w:szCs w:val="18"/>
+        </w:rPr>
+        <w:t xml:space="preserve">    │ svc-api │   │ svc-db  │   │ svc-web │</w:t>
+      </w:r>
+    </w:p>
+    <w:p>
+      <w:pPr>
+        <w:shd w:fill="F1F5F9" w:val="clear"/>
+        <w:spacing w:after="30" w:before="30"/>
+        <w:ind w:left="360"/>
+      </w:pPr>
+      <w:r>
+        <w:rPr>
+          <w:rFonts w:ascii="Courier New" w:cs="Courier New" w:eastAsia="Courier New" w:hAnsi="Courier New"/>
+          <w:color w:val="1E293B"/>
+          <w:sz w:val="18"/>
+          <w:szCs w:val="18"/>
+        </w:rPr>
+        <w:t xml:space="preserve">    └─────────┘   └─────────┘   └─────────┘</w:t>
+      </w:r>
+    </w:p>
+    <w:p>
+      <w:pPr>
+        <w:shd w:fill="F1F5F9" w:val="clear"/>
+        <w:spacing w:after="30" w:before="30"/>
+        <w:ind w:left="360"/>
+      </w:pPr>
+      <w:r>
+        <w:rPr>
+          <w:rFonts w:ascii="Courier New" w:cs="Courier New" w:eastAsia="Courier New" w:hAnsi="Courier New"/>
+          <w:color w:val="1E293B"/>
+          <w:sz w:val="18"/>
+          <w:szCs w:val="18"/>
+        </w:rPr>
+        <w:t xml:space="preserve">    (any provider — Hetzner, DO, Vultr, bare metal)</w:t>
+      </w:r>
+    </w:p>
+    <w:p>
+      <w:pPr>
+        <w:spacing w:after="120" w:before="0"/>
+      </w:pPr>
+    </w:p>
+    <w:p>
+      <w:pPr>
+        <w:pBdr>
+          <w:left w:val="thick" w:color="15803D" w:sz="12"/>
+        </w:pBdr>
+        <w:shd w:fill="F0FDF4" w:val="clear"/>
+        <w:spacing w:after="120" w:before="120"/>
+        <w:ind w:left="360" w:right="360"/>
+      </w:pPr>
+      <w:r>
+        <w:rPr>
+          <w:rFonts w:ascii="Calibri" w:cs="Calibri" w:eastAsia="Calibri" w:hAnsi="Calibri"/>
+          <w:b/>
+          <w:bCs/>
+          <w:color w:val="15803D"/>
+          <w:sz w:val="20"/>
+          <w:szCs w:val="20"/>
+        </w:rPr>
+        <w:t xml:space="preserve">✓ NOTE  </w:t>
+      </w:r>
+      <w:r>
+        <w:rPr>
+          <w:rFonts w:ascii="Calibri" w:cs="Calibri" w:eastAsia="Calibri" w:hAnsi="Calibri"/>
+          <w:color w:val="15803D"/>
+          <w:sz w:val="20"/>
+          <w:szCs w:val="20"/>
+        </w:rPr>
+        <w:t>WireGuard is L3 only — no VXLAN needed. Election and handoff are handled at the application layer by Bridge itself, not at the network layer. This was a deliberate simplification decision.</w:t>
+      </w:r>
+    </w:p>
+    <w:p>
+      <w:pPr>
+        <w:spacing w:after="240" w:before="0"/>
+      </w:pPr>
+    </w:p>
+    <w:p>
+      <w:pPr>
+        <w:pStyle w:val="Heading3"/>
+        <w:spacing w:after="80" w:before="240"/>
+      </w:pPr>
+      <w:r>
+        <w:rPr>
+          <w:rFonts w:ascii="Calibri" w:cs="Calibri" w:eastAsia="Calibri" w:hAnsi="Calibri"/>
+          <w:b/>
+          <w:bCs/>
+          <w:color w:val="0F172A"/>
+          <w:sz w:val="26"/>
+          <w:szCs w:val="26"/>
+        </w:rPr>
+        <w:t xml:space="preserve">2.2 Failure &amp; Recovery Flow</w:t>
+      </w:r>
+    </w:p>
+    <w:p>
+      <w:pPr>
+        <w:spacing w:after="120" w:before="0"/>
+      </w:pPr>
+    </w:p>
+    <w:p>
+      <w:pPr>
+        <w:shd w:fill="F1F5F9" w:val="clear"/>
+        <w:spacing w:after="30" w:before="30"/>
+        <w:ind w:left="360"/>
+      </w:pPr>
+      <w:r>
+        <w:rPr>
+          <w:rFonts w:ascii="Courier New" w:cs="Courier New" w:eastAsia="Courier New" w:hAnsi="Courier New"/>
+          <w:color w:val="1E293B"/>
+          <w:sz w:val="18"/>
+          <w:szCs w:val="18"/>
+        </w:rPr>
+        <w:t xml:space="preserve">  ┌──────────┐     heartbeat      ┌──────────┐ ┌──────────┐</w:t>
+      </w:r>
+    </w:p>
+    <w:p>
+      <w:pPr>
+        <w:shd w:fill="F1F5F9" w:val="clear"/>
+        <w:spacing w:after="30" w:before="30"/>
+        <w:ind w:left="360"/>
+      </w:pPr>
+      <w:r>
+        <w:rPr>
+          <w:rFonts w:ascii="Courier New" w:cs="Courier New" w:eastAsia="Courier New" w:hAnsi="Courier New"/>
+          <w:color w:val="1E293B"/>
+          <w:sz w:val="18"/>
+          <w:szCs w:val="18"/>
+        </w:rPr>
+        <w:t xml:space="preserve">  │  LEADER  │ ─────────────────▶ │  Peer B  │ │  Peer C  │</w:t>
+      </w:r>
+    </w:p>
+    <w:p>
+      <w:pPr>
+        <w:shd w:fill="F1F5F9" w:val="clear"/>
+        <w:spacing w:after="30" w:before="30"/>
+        <w:ind w:left="360"/>
+      </w:pPr>
+      <w:r>
+        <w:rPr>
+          <w:rFonts w:ascii="Courier New" w:cs="Courier New" w:eastAsia="Courier New" w:hAnsi="Courier New"/>
+          <w:color w:val="1E293B"/>
+          <w:sz w:val="18"/>
+          <w:szCs w:val="18"/>
+        </w:rPr>
+        <w:t xml:space="preserve">  │  Node A  │                    └──────────┘ └──────────┘</w:t>
+      </w:r>
+    </w:p>
+    <w:p>
+      <w:pPr>
+        <w:shd w:fill="F1F5F9" w:val="clear"/>
+        <w:spacing w:after="30" w:before="30"/>
+        <w:ind w:left="360"/>
+      </w:pPr>
+      <w:r>
+        <w:rPr>
+          <w:rFonts w:ascii="Courier New" w:cs="Courier New" w:eastAsia="Courier New" w:hAnsi="Courier New"/>
+          <w:color w:val="1E293B"/>
+          <w:sz w:val="18"/>
+          <w:szCs w:val="18"/>
+        </w:rPr>
+        <w:t xml:space="preserve">  └──────────┘</w:t>
+      </w:r>
+    </w:p>
+    <w:p>
+      <w:pPr>
+        <w:shd w:fill="F1F5F9" w:val="clear"/>
+        <w:spacing w:after="30" w:before="30"/>
+        <w:ind w:left="360"/>
+      </w:pPr>
+      <w:r>
+        <w:rPr>
+          <w:rFonts w:ascii="Courier New" w:cs="Courier New" w:eastAsia="Courier New" w:hAnsi="Courier New"/>
+          <w:color w:val="1E293B"/>
+          <w:sz w:val="18"/>
+          <w:szCs w:val="18"/>
+        </w:rPr>
+        <w:t xml:space="preserve">       │  ← crashes here</w:t>
+      </w:r>
+    </w:p>
+    <w:p>
+      <w:pPr>
+        <w:shd w:fill="F1F5F9" w:val="clear"/>
+        <w:spacing w:after="30" w:before="30"/>
+        <w:ind w:left="360"/>
+      </w:pPr>
+      <w:r>
+        <w:rPr>
+          <w:rFonts w:ascii="Courier New" w:cs="Courier New" w:eastAsia="Courier New" w:hAnsi="Courier New"/>
+          <w:color w:val="1E293B"/>
+          <w:sz w:val="18"/>
+          <w:szCs w:val="18"/>
+        </w:rPr>
+        <w:t xml:space="preserve">       ✕</w:t>
+      </w:r>
+    </w:p>
+    <w:p>
+      <w:pPr>
+        <w:shd w:fill="F1F5F9" w:val="clear"/>
+        <w:spacing w:after="30" w:before="30"/>
+        <w:ind w:left="360"/>
+      </w:pPr>
+      <w:r>
+        <w:rPr>
+          <w:rFonts w:ascii="Courier New" w:cs="Courier New" w:eastAsia="Courier New" w:hAnsi="Courier New"/>
+          <w:color w:val="1E293B"/>
+          <w:sz w:val="18"/>
+          <w:szCs w:val="18"/>
+        </w:rPr>
+        <w:t xml:space="preserve"/>
+      </w:r>
+    </w:p>
+    <w:p>
+      <w:pPr>
+        <w:shd w:fill="F1F5F9" w:val="clear"/>
+        <w:spacing w:after="30" w:before="30"/>
+        <w:ind w:left="360"/>
+      </w:pPr>
+      <w:r>
+        <w:rPr>
+          <w:rFonts w:ascii="Courier New" w:cs="Courier New" w:eastAsia="Courier New" w:hAnsi="Courier New"/>
+          <w:color w:val="1E293B"/>
+          <w:sz w:val="18"/>
+          <w:szCs w:val="18"/>
+        </w:rPr>
+        <w:t xml:space="preserve">  Peers B and C detect missed heartbeat (after TTL)</w:t>
+      </w:r>
+    </w:p>
+    <w:p>
+      <w:pPr>
+        <w:shd w:fill="F1F5F9" w:val="clear"/>
+        <w:spacing w:after="30" w:before="30"/>
+        <w:ind w:left="360"/>
+      </w:pPr>
+      <w:r>
+        <w:rPr>
+          <w:rFonts w:ascii="Courier New" w:cs="Courier New" w:eastAsia="Courier New" w:hAnsi="Courier New"/>
+          <w:color w:val="1E293B"/>
+          <w:sz w:val="18"/>
+          <w:szCs w:val="18"/>
+        </w:rPr>
+        <w:t xml:space="preserve">       │</w:t>
+      </w:r>
+    </w:p>
+    <w:p>
+      <w:pPr>
+        <w:shd w:fill="F1F5F9" w:val="clear"/>
+        <w:spacing w:after="30" w:before="30"/>
+        <w:ind w:left="360"/>
+      </w:pPr>
+      <w:r>
+        <w:rPr>
+          <w:rFonts w:ascii="Courier New" w:cs="Courier New" w:eastAsia="Courier New" w:hAnsi="Courier New"/>
+          <w:color w:val="1E293B"/>
+          <w:sz w:val="18"/>
+          <w:szCs w:val="18"/>
+        </w:rPr>
+        <w:t xml:space="preserve">       ▼</w:t>
+      </w:r>
+    </w:p>
+    <w:p>
+      <w:pPr>
+        <w:shd w:fill="F1F5F9" w:val="clear"/>
+        <w:spacing w:after="30" w:before="30"/>
+        <w:ind w:left="360"/>
+      </w:pPr>
+      <w:r>
+        <w:rPr>
+          <w:rFonts w:ascii="Courier New" w:cs="Courier New" w:eastAsia="Courier New" w:hAnsi="Courier New"/>
+          <w:color w:val="1E293B"/>
+          <w:sz w:val="18"/>
+          <w:szCs w:val="18"/>
+        </w:rPr>
+        <w:t xml:space="preserve">  ELECTION runs (bully algorithm inside WireGuard mesh)</w:t>
+      </w:r>
+    </w:p>
+    <w:p>
+      <w:pPr>
+        <w:shd w:fill="F1F5F9" w:val="clear"/>
+        <w:spacing w:after="30" w:before="30"/>
+        <w:ind w:left="360"/>
+      </w:pPr>
+      <w:r>
+        <w:rPr>
+          <w:rFonts w:ascii="Courier New" w:cs="Courier New" w:eastAsia="Courier New" w:hAnsi="Courier New"/>
+          <w:color w:val="1E293B"/>
+          <w:sz w:val="18"/>
+          <w:szCs w:val="18"/>
+        </w:rPr>
+        <w:t xml:space="preserve">       │</w:t>
+      </w:r>
+    </w:p>
+    <w:p>
+      <w:pPr>
+        <w:shd w:fill="F1F5F9" w:val="clear"/>
+        <w:spacing w:after="30" w:before="30"/>
+        <w:ind w:left="360"/>
+      </w:pPr>
+      <w:r>
+        <w:rPr>
+          <w:rFonts w:ascii="Courier New" w:cs="Courier New" w:eastAsia="Courier New" w:hAnsi="Courier New"/>
+          <w:color w:val="1E293B"/>
+          <w:sz w:val="18"/>
+          <w:szCs w:val="18"/>
+        </w:rPr>
+        <w:t xml:space="preserve">       ▼</w:t>
+      </w:r>
+    </w:p>
+    <w:p>
+      <w:pPr>
+        <w:shd w:fill="F1F5F9" w:val="clear"/>
+        <w:spacing w:after="30" w:before="30"/>
+        <w:ind w:left="360"/>
+      </w:pPr>
+      <w:r>
+        <w:rPr>
+          <w:rFonts w:ascii="Courier New" w:cs="Courier New" w:eastAsia="Courier New" w:hAnsi="Courier New"/>
+          <w:color w:val="1E293B"/>
+          <w:sz w:val="18"/>
+          <w:szCs w:val="18"/>
+        </w:rPr>
+        <w:t xml:space="preserve">  Node B wins — highest ID among responding peers</w:t>
+      </w:r>
+    </w:p>
+    <w:p>
+      <w:pPr>
+        <w:shd w:fill="F1F5F9" w:val="clear"/>
+        <w:spacing w:after="30" w:before="30"/>
+        <w:ind w:left="360"/>
+      </w:pPr>
+      <w:r>
+        <w:rPr>
+          <w:rFonts w:ascii="Courier New" w:cs="Courier New" w:eastAsia="Courier New" w:hAnsi="Courier New"/>
+          <w:color w:val="1E293B"/>
+          <w:sz w:val="18"/>
+          <w:szCs w:val="18"/>
+        </w:rPr>
+        <w:t xml:space="preserve">       │</w:t>
+      </w:r>
+    </w:p>
+    <w:p>
+      <w:pPr>
+        <w:shd w:fill="F1F5F9" w:val="clear"/>
+        <w:spacing w:after="30" w:before="30"/>
+        <w:ind w:left="360"/>
+      </w:pPr>
+      <w:r>
+        <w:rPr>
+          <w:rFonts w:ascii="Courier New" w:cs="Courier New" w:eastAsia="Courier New" w:hAnsi="Courier New"/>
+          <w:color w:val="1E293B"/>
+          <w:sz w:val="18"/>
+          <w:szCs w:val="18"/>
+        </w:rPr>
+        <w:t xml:space="preserve">  ┌────▼──────────────────────────────────────────────┐</w:t>
+      </w:r>
+    </w:p>
+    <w:p>
+      <w:pPr>
+        <w:shd w:fill="F1F5F9" w:val="clear"/>
+        <w:spacing w:after="30" w:before="30"/>
+        <w:ind w:left="360"/>
+      </w:pPr>
+      <w:r>
+        <w:rPr>
+          <w:rFonts w:ascii="Courier New" w:cs="Courier New" w:eastAsia="Courier New" w:hAnsi="Courier New"/>
+          <w:color w:val="1E293B"/>
+          <w:sz w:val="18"/>
+          <w:szCs w:val="18"/>
+        </w:rPr>
+        <w:t xml:space="preserve">  │  Handoff (one of two modes):                      │</w:t>
+      </w:r>
+    </w:p>
+    <w:p>
+      <w:pPr>
+        <w:shd w:fill="F1F5F9" w:val="clear"/>
+        <w:spacing w:after="30" w:before="30"/>
+        <w:ind w:left="360"/>
+      </w:pPr>
+      <w:r>
+        <w:rPr>
+          <w:rFonts w:ascii="Courier New" w:cs="Courier New" w:eastAsia="Courier New" w:hAnsi="Courier New"/>
+          <w:color w:val="1E293B"/>
+          <w:sz w:val="18"/>
+          <w:szCs w:val="18"/>
+        </w:rPr>
+        <w:t xml:space="preserve">  │  Mode 1: Node B starts cloudflared, tunnel        │</w:t>
+      </w:r>
+    </w:p>
+    <w:p>
+      <w:pPr>
+        <w:shd w:fill="F1F5F9" w:val="clear"/>
+        <w:spacing w:after="30" w:before="30"/>
+        <w:ind w:left="360"/>
+      </w:pPr>
+      <w:r>
+        <w:rPr>
+          <w:rFonts w:ascii="Courier New" w:cs="Courier New" w:eastAsia="Courier New" w:hAnsi="Courier New"/>
+          <w:color w:val="1E293B"/>
+          <w:sz w:val="18"/>
+          <w:szCs w:val="18"/>
+        </w:rPr>
+        <w:t xml:space="preserve">  │          reconnects to Cloudflare edge            │</w:t>
+      </w:r>
+    </w:p>
+    <w:p>
+      <w:pPr>
+        <w:shd w:fill="F1F5F9" w:val="clear"/>
+        <w:spacing w:after="30" w:before="30"/>
+        <w:ind w:left="360"/>
+      </w:pPr>
+      <w:r>
+        <w:rPr>
+          <w:rFonts w:ascii="Courier New" w:cs="Courier New" w:eastAsia="Courier New" w:hAnsi="Courier New"/>
+          <w:color w:val="1E293B"/>
+          <w:sz w:val="18"/>
+          <w:szCs w:val="18"/>
+        </w:rPr>
+        <w:t xml:space="preserve">  │  Mode 2: Node B calls provider API, floating      │</w:t>
+      </w:r>
+    </w:p>
+    <w:p>
+      <w:pPr>
+        <w:shd w:fill="F1F5F9" w:val="clear"/>
+        <w:spacing w:after="30" w:before="30"/>
+        <w:ind w:left="360"/>
+      </w:pPr>
+      <w:r>
+        <w:rPr>
+          <w:rFonts w:ascii="Courier New" w:cs="Courier New" w:eastAsia="Courier New" w:hAnsi="Courier New"/>
+          <w:color w:val="1E293B"/>
+          <w:sz w:val="18"/>
+          <w:szCs w:val="18"/>
+        </w:rPr>
+        <w:t xml:space="preserve">  │          IP moves to Node B                       │</w:t>
+      </w:r>
+    </w:p>
+    <w:p>
+      <w:pPr>
+        <w:shd w:fill="F1F5F9" w:val="clear"/>
+        <w:spacing w:after="30" w:before="30"/>
+        <w:ind w:left="360"/>
+      </w:pPr>
+      <w:r>
+        <w:rPr>
+          <w:rFonts w:ascii="Courier New" w:cs="Courier New" w:eastAsia="Courier New" w:hAnsi="Courier New"/>
+          <w:color w:val="1E293B"/>
+          <w:sz w:val="18"/>
+          <w:szCs w:val="18"/>
+        </w:rPr>
+        <w:t xml:space="preserve">  └───────────────────────────────────────────────────┘</w:t>
+      </w:r>
+    </w:p>
+    <w:p>
+      <w:pPr>
+        <w:shd w:fill="F1F5F9" w:val="clear"/>
+        <w:spacing w:after="30" w:before="30"/>
+        <w:ind w:left="360"/>
+      </w:pPr>
+      <w:r>
+        <w:rPr>
+          <w:rFonts w:ascii="Courier New" w:cs="Courier New" w:eastAsia="Courier New" w:hAnsi="Courier New"/>
+          <w:color w:val="1E293B"/>
+          <w:sz w:val="18"/>
+          <w:szCs w:val="18"/>
+        </w:rPr>
+        <w:t xml:space="preserve">       │</w:t>
+      </w:r>
+    </w:p>
+    <w:p>
+      <w:pPr>
+        <w:shd w:fill="F1F5F9" w:val="clear"/>
+        <w:spacing w:after="30" w:before="30"/>
+        <w:ind w:left="360"/>
+      </w:pPr>
+      <w:r>
+        <w:rPr>
+          <w:rFonts w:ascii="Courier New" w:cs="Courier New" w:eastAsia="Courier New" w:hAnsi="Courier New"/>
+          <w:color w:val="1E293B"/>
+          <w:sz w:val="18"/>
+          <w:szCs w:val="18"/>
+        </w:rPr>
+        <w:t xml:space="preserve">       ▼</w:t>
+      </w:r>
+    </w:p>
+    <w:p>
+      <w:pPr>
+        <w:shd w:fill="F1F5F9" w:val="clear"/>
+        <w:spacing w:after="30" w:before="30"/>
+        <w:ind w:left="360"/>
+      </w:pPr>
+      <w:r>
+        <w:rPr>
+          <w:rFonts w:ascii="Courier New" w:cs="Courier New" w:eastAsia="Courier New" w:hAnsi="Courier New"/>
+          <w:color w:val="1E293B"/>
+          <w:sz w:val="18"/>
+          <w:szCs w:val="18"/>
+        </w:rPr>
+        <w:t xml:space="preserve">  Node B is new LEADER — inbound traffic restored</w:t>
+      </w:r>
+    </w:p>
+    <w:p>
+      <w:pPr>
+        <w:shd w:fill="F1F5F9" w:val="clear"/>
+        <w:spacing w:after="30" w:before="30"/>
+        <w:ind w:left="360"/>
+      </w:pPr>
+      <w:r>
+        <w:rPr>
+          <w:rFonts w:ascii="Courier New" w:cs="Courier New" w:eastAsia="Courier New" w:hAnsi="Courier New"/>
+          <w:color w:val="1E293B"/>
+          <w:sz w:val="18"/>
+          <w:szCs w:val="18"/>
+        </w:rPr>
+        <w:t xml:space="preserve">  DNS record quietly updated in background (async)</w:t>
+      </w:r>
+    </w:p>
+    <w:p>
+      <w:pPr>
+        <w:spacing w:after="240" w:before="0"/>
+      </w:pPr>
+    </w:p>
+    <w:p>
+      <w:pPr>
+        <w:pStyle w:val="Heading3"/>
+        <w:spacing w:after="80" w:before="240"/>
+      </w:pPr>
+      <w:r>
+        <w:rPr>
+          <w:rFonts w:ascii="Calibri" w:cs="Calibri" w:eastAsia="Calibri" w:hAnsi="Calibri"/>
+          <w:b/>
+          <w:bCs/>
+          <w:color w:val="0F172A"/>
+          <w:sz w:val="26"/>
+          <w:szCs w:val="26"/>
+        </w:rPr>
+        <w:t xml:space="preserve">2.3 Peer Discovery &amp; Bootstrap Flow</w:t>
+      </w:r>
+    </w:p>
+    <w:p>
+      <w:pPr>
+        <w:spacing w:after="120" w:before="0"/>
+      </w:pPr>
+    </w:p>
+    <w:p>
+      <w:pPr>
+        <w:shd w:fill="F1F5F9" w:val="clear"/>
+        <w:spacing w:after="30" w:before="30"/>
+        <w:ind w:left="360"/>
+      </w:pPr>
+      <w:r>
+        <w:rPr>
+          <w:rFonts w:ascii="Courier New" w:cs="Courier New" w:eastAsia="Courier New" w:hAnsi="Courier New"/>
+          <w:color w:val="1E293B"/>
+          <w:sz w:val="18"/>
+          <w:szCs w:val="18"/>
+        </w:rPr>
+        <w:t xml:space="preserve">  New node starts — knows only one seed peer</w:t>
+      </w:r>
+    </w:p>
+    <w:p>
+      <w:pPr>
+        <w:shd w:fill="F1F5F9" w:val="clear"/>
+        <w:spacing w:after="30" w:before="30"/>
+        <w:ind w:left="360"/>
+      </w:pPr>
+      <w:r>
+        <w:rPr>
+          <w:rFonts w:ascii="Courier New" w:cs="Courier New" w:eastAsia="Courier New" w:hAnsi="Courier New"/>
+          <w:color w:val="1E293B"/>
+          <w:sz w:val="18"/>
+          <w:szCs w:val="18"/>
+        </w:rPr>
+        <w:t xml:space="preserve">       │</w:t>
+      </w:r>
+    </w:p>
+    <w:p>
+      <w:pPr>
+        <w:shd w:fill="F1F5F9" w:val="clear"/>
+        <w:spacing w:after="30" w:before="30"/>
+        <w:ind w:left="360"/>
+      </w:pPr>
+      <w:r>
+        <w:rPr>
+          <w:rFonts w:ascii="Courier New" w:cs="Courier New" w:eastAsia="Courier New" w:hAnsi="Courier New"/>
+          <w:color w:val="1E293B"/>
+          <w:sz w:val="18"/>
+          <w:szCs w:val="18"/>
+        </w:rPr>
+        <w:t xml:space="preserve">       ▼</w:t>
+      </w:r>
+    </w:p>
+    <w:p>
+      <w:pPr>
+        <w:shd w:fill="F1F5F9" w:val="clear"/>
+        <w:spacing w:after="30" w:before="30"/>
+        <w:ind w:left="360"/>
+      </w:pPr>
+      <w:r>
+        <w:rPr>
+          <w:rFonts w:ascii="Courier New" w:cs="Courier New" w:eastAsia="Courier New" w:hAnsi="Courier New"/>
+          <w:color w:val="1E293B"/>
+          <w:sz w:val="18"/>
+          <w:szCs w:val="18"/>
+        </w:rPr>
+        <w:t xml:space="preserve">  WireGuard tunnel to seed established</w:t>
+      </w:r>
+    </w:p>
+    <w:p>
+      <w:pPr>
+        <w:shd w:fill="F1F5F9" w:val="clear"/>
+        <w:spacing w:after="30" w:before="30"/>
+        <w:ind w:left="360"/>
+      </w:pPr>
+      <w:r>
+        <w:rPr>
+          <w:rFonts w:ascii="Courier New" w:cs="Courier New" w:eastAsia="Courier New" w:hAnsi="Courier New"/>
+          <w:color w:val="1E293B"/>
+          <w:sz w:val="18"/>
+          <w:szCs w:val="18"/>
+        </w:rPr>
+        <w:t xml:space="preserve">  (public key + endpoint in bridge.toml)</w:t>
+      </w:r>
+    </w:p>
+    <w:p>
+      <w:pPr>
+        <w:shd w:fill="F1F5F9" w:val="clear"/>
+        <w:spacing w:after="30" w:before="30"/>
+        <w:ind w:left="360"/>
+      </w:pPr>
+      <w:r>
+        <w:rPr>
+          <w:rFonts w:ascii="Courier New" w:cs="Courier New" w:eastAsia="Courier New" w:hAnsi="Courier New"/>
+          <w:color w:val="1E293B"/>
+          <w:sz w:val="18"/>
+          <w:szCs w:val="18"/>
+        </w:rPr>
+        <w:t xml:space="preserve">       │</w:t>
+      </w:r>
+    </w:p>
+    <w:p>
+      <w:pPr>
+        <w:shd w:fill="F1F5F9" w:val="clear"/>
+        <w:spacing w:after="30" w:before="30"/>
+        <w:ind w:left="360"/>
+      </w:pPr>
+      <w:r>
+        <w:rPr>
+          <w:rFonts w:ascii="Courier New" w:cs="Courier New" w:eastAsia="Courier New" w:hAnsi="Courier New"/>
+          <w:color w:val="1E293B"/>
+          <w:sz w:val="18"/>
+          <w:szCs w:val="18"/>
+        </w:rPr>
+        <w:t xml:space="preserve">       ▼</w:t>
+      </w:r>
+    </w:p>
+    <w:p>
+      <w:pPr>
+        <w:shd w:fill="F1F5F9" w:val="clear"/>
+        <w:spacing w:after="30" w:before="30"/>
+        <w:ind w:left="360"/>
+      </w:pPr>
+      <w:r>
+        <w:rPr>
+          <w:rFonts w:ascii="Courier New" w:cs="Courier New" w:eastAsia="Courier New" w:hAnsi="Courier New"/>
+          <w:color w:val="1E293B"/>
+          <w:sz w:val="18"/>
+          <w:szCs w:val="18"/>
+        </w:rPr>
+        <w:t xml:space="preserve">  Requests peer list from seed over gRPC</w:t>
+      </w:r>
+    </w:p>
+    <w:p>
+      <w:pPr>
+        <w:shd w:fill="F1F5F9" w:val="clear"/>
+        <w:spacing w:after="30" w:before="30"/>
+        <w:ind w:left="360"/>
+      </w:pPr>
+      <w:r>
+        <w:rPr>
+          <w:rFonts w:ascii="Courier New" w:cs="Courier New" w:eastAsia="Courier New" w:hAnsi="Courier New"/>
+          <w:color w:val="1E293B"/>
+          <w:sz w:val="18"/>
+          <w:szCs w:val="18"/>
+        </w:rPr>
+        <w:t xml:space="preserve">       │</w:t>
+      </w:r>
+    </w:p>
+    <w:p>
+      <w:pPr>
+        <w:shd w:fill="F1F5F9" w:val="clear"/>
+        <w:spacing w:after="30" w:before="30"/>
+        <w:ind w:left="360"/>
+      </w:pPr>
+      <w:r>
+        <w:rPr>
+          <w:rFonts w:ascii="Courier New" w:cs="Courier New" w:eastAsia="Courier New" w:hAnsi="Courier New"/>
+          <w:color w:val="1E293B"/>
+          <w:sz w:val="18"/>
+          <w:szCs w:val="18"/>
+        </w:rPr>
+        <w:t xml:space="preserve">       ▼</w:t>
+      </w:r>
+    </w:p>
+    <w:p>
+      <w:pPr>
+        <w:shd w:fill="F1F5F9" w:val="clear"/>
+        <w:spacing w:after="30" w:before="30"/>
+        <w:ind w:left="360"/>
+      </w:pPr>
+      <w:r>
+        <w:rPr>
+          <w:rFonts w:ascii="Courier New" w:cs="Courier New" w:eastAsia="Courier New" w:hAnsi="Courier New"/>
+          <w:color w:val="1E293B"/>
+          <w:sz w:val="18"/>
+          <w:szCs w:val="18"/>
+        </w:rPr>
+        <w:t xml:space="preserve">  Receives full peer list: {node_id, wg_pubkey, endpoint, last_seen}</w:t>
+      </w:r>
+    </w:p>
+    <w:p>
+      <w:pPr>
+        <w:shd w:fill="F1F5F9" w:val="clear"/>
+        <w:spacing w:after="30" w:before="30"/>
+        <w:ind w:left="360"/>
+      </w:pPr>
+      <w:r>
+        <w:rPr>
+          <w:rFonts w:ascii="Courier New" w:cs="Courier New" w:eastAsia="Courier New" w:hAnsi="Courier New"/>
+          <w:color w:val="1E293B"/>
+          <w:sz w:val="18"/>
+          <w:szCs w:val="18"/>
+        </w:rPr>
+        <w:t xml:space="preserve">       │</w:t>
+      </w:r>
+    </w:p>
+    <w:p>
+      <w:pPr>
+        <w:shd w:fill="F1F5F9" w:val="clear"/>
+        <w:spacing w:after="30" w:before="30"/>
+        <w:ind w:left="360"/>
+      </w:pPr>
+      <w:r>
+        <w:rPr>
+          <w:rFonts w:ascii="Courier New" w:cs="Courier New" w:eastAsia="Courier New" w:hAnsi="Courier New"/>
+          <w:color w:val="1E293B"/>
+          <w:sz w:val="18"/>
+          <w:szCs w:val="18"/>
+        </w:rPr>
+        <w:t xml:space="preserve">       ▼</w:t>
+      </w:r>
+    </w:p>
+    <w:p>
+      <w:pPr>
+        <w:shd w:fill="F1F5F9" w:val="clear"/>
+        <w:spacing w:after="30" w:before="30"/>
+        <w:ind w:left="360"/>
+      </w:pPr>
+      <w:r>
+        <w:rPr>
+          <w:rFonts w:ascii="Courier New" w:cs="Courier New" w:eastAsia="Courier New" w:hAnsi="Courier New"/>
+          <w:color w:val="1E293B"/>
+          <w:sz w:val="18"/>
+          <w:szCs w:val="18"/>
+        </w:rPr>
+        <w:t xml:space="preserve">  Adds WireGuard peers dynamically, connects to each</w:t>
+      </w:r>
+    </w:p>
+    <w:p>
+      <w:pPr>
+        <w:shd w:fill="F1F5F9" w:val="clear"/>
+        <w:spacing w:after="30" w:before="30"/>
+        <w:ind w:left="360"/>
+      </w:pPr>
+      <w:r>
+        <w:rPr>
+          <w:rFonts w:ascii="Courier New" w:cs="Courier New" w:eastAsia="Courier New" w:hAnsi="Courier New"/>
+          <w:color w:val="1E293B"/>
+          <w:sz w:val="18"/>
+          <w:szCs w:val="18"/>
+        </w:rPr>
+        <w:t xml:space="preserve">       │</w:t>
+      </w:r>
+    </w:p>
+    <w:p>
+      <w:pPr>
+        <w:shd w:fill="F1F5F9" w:val="clear"/>
+        <w:spacing w:after="30" w:before="30"/>
+        <w:ind w:left="360"/>
+      </w:pPr>
+      <w:r>
+        <w:rPr>
+          <w:rFonts w:ascii="Courier New" w:cs="Courier New" w:eastAsia="Courier New" w:hAnsi="Courier New"/>
+          <w:color w:val="1E293B"/>
+          <w:sz w:val="18"/>
+          <w:szCs w:val="18"/>
+        </w:rPr>
+        <w:t xml:space="preserve">       ▼</w:t>
+      </w:r>
+    </w:p>
+    <w:p>
+      <w:pPr>
+        <w:shd w:fill="F1F5F9" w:val="clear"/>
+        <w:spacing w:after="30" w:before="30"/>
+        <w:ind w:left="360"/>
+      </w:pPr>
+      <w:r>
+        <w:rPr>
+          <w:rFonts w:ascii="Courier New" w:cs="Courier New" w:eastAsia="Courier New" w:hAnsi="Courier New"/>
+          <w:color w:val="1E293B"/>
+          <w:sz w:val="18"/>
+          <w:szCs w:val="18"/>
+        </w:rPr>
+        <w:t xml:space="preserve">  Starts gossiping — fleet learns about new node</w:t>
+      </w:r>
+    </w:p>
+    <w:p>
+      <w:pPr>
+        <w:shd w:fill="F1F5F9" w:val="clear"/>
+        <w:spacing w:after="30" w:before="30"/>
+        <w:ind w:left="360"/>
+      </w:pPr>
+      <w:r>
+        <w:rPr>
+          <w:rFonts w:ascii="Courier New" w:cs="Courier New" w:eastAsia="Courier New" w:hAnsi="Courier New"/>
+          <w:color w:val="1E293B"/>
+          <w:sz w:val="18"/>
+          <w:szCs w:val="18"/>
+        </w:rPr>
+        <w:t xml:space="preserve">  within O(log n) gossip rounds</w:t>
+      </w:r>
+    </w:p>
+    <w:p>
+      <w:pPr>
+        <w:shd w:fill="F1F5F9" w:val="clear"/>
+        <w:spacing w:after="30" w:before="30"/>
+        <w:ind w:left="360"/>
+      </w:pPr>
+      <w:r>
+        <w:rPr>
+          <w:rFonts w:ascii="Courier New" w:cs="Courier New" w:eastAsia="Courier New" w:hAnsi="Courier New"/>
+          <w:color w:val="1E293B"/>
+          <w:sz w:val="18"/>
+          <w:szCs w:val="18"/>
+        </w:rPr>
+        <w:t xml:space="preserve">       │</w:t>
+      </w:r>
+    </w:p>
+    <w:p>
+      <w:pPr>
+        <w:shd w:fill="F1F5F9" w:val="clear"/>
+        <w:spacing w:after="30" w:before="30"/>
+        <w:ind w:left="360"/>
+      </w:pPr>
+      <w:r>
+        <w:rPr>
+          <w:rFonts w:ascii="Courier New" w:cs="Courier New" w:eastAsia="Courier New" w:hAnsi="Courier New"/>
+          <w:color w:val="1E293B"/>
+          <w:sz w:val="18"/>
+          <w:szCs w:val="18"/>
+        </w:rPr>
+        <w:t xml:space="preserve">       ▼</w:t>
+      </w:r>
+    </w:p>
+    <w:p>
+      <w:pPr>
+        <w:shd w:fill="F1F5F9" w:val="clear"/>
+        <w:spacing w:after="30" w:before="30"/>
+        <w:ind w:left="360"/>
+      </w:pPr>
+      <w:r>
+        <w:rPr>
+          <w:rFonts w:ascii="Courier New" w:cs="Courier New" w:eastAsia="Courier New" w:hAnsi="Courier New"/>
+          <w:color w:val="1E293B"/>
+          <w:sz w:val="18"/>
+          <w:szCs w:val="18"/>
+        </w:rPr>
+        <w:t xml:space="preserve">  Node fully joined — services discoverable by all peers</w:t>
+      </w:r>
+    </w:p>
+    <w:p>
+      <w:pPr>
+        <w:spacing w:after="240" w:before="0"/>
+      </w:pPr>
+    </w:p>
+    <w:p>
+      <w:pPr>
+        <w:pStyle w:val="Heading1"/>
+        <w:spacing w:after="160" w:before="480"/>
+      </w:pPr>
+      <w:r>
+        <w:rPr>
+          <w:rFonts w:ascii="Calibri" w:cs="Calibri" w:eastAsia="Calibri" w:hAnsi="Calibri"/>
+          <w:b/>
+          <w:bCs/>
+          <w:color w:val="0F172A"/>
+          <w:sz w:val="48"/>
+          <w:szCs w:val="48"/>
+        </w:rPr>
+        <w:t xml:space="preserve">3. Component Breakdown</w:t>
+      </w:r>
+    </w:p>
+    <w:p>
+      <w:pPr>
+        <w:pBdr>
+          <w:bottom w:val="single" w:color="6366F1" w:sz="6"/>
+        </w:pBdr>
+        <w:spacing w:after="200" w:before="200"/>
+      </w:pPr>
+    </w:p>
+    <w:p>
+      <w:pPr>
+        <w:pStyle w:val="Heading2"/>
+        <w:spacing w:after="120" w:before="360"/>
+      </w:pPr>
+      <w:r>
+        <w:rPr>
+          <w:rFonts w:ascii="Calibri" w:cs="Calibri" w:eastAsia="Calibri" w:hAnsi="Calibri"/>
+          <w:b/>
+          <w:bCs/>
+          <w:color w:val="6366F1"/>
+          <w:sz w:val="34"/>
+          <w:szCs w:val="34"/>
+        </w:rPr>
+        <w:t xml:space="preserve">3.1 WireGuard Mesh Layer</w:t>
+      </w:r>
     </w:p>
     <w:p>
       <w:pPr>
@@ -1156,1307 +2465,13 @@
           <w:sz w:val="22"/>
           <w:szCs w:val="22"/>
         </w:rPr>
-        <w:t>Bridge has no dedicated router node. Every server runs an identical Bridge daemon. The daemons form a peer mesh over WireGuard, share routing state and membership through a gossip protocol, and collectively elect one node as the active leader at any time. The active leader handles all inbound public traffic. If it fails, peers detect it, elect a new leader, and the new leader acquires the public entry point — either by reconnecting a Cloudflare Tunnel or by moving a provider floating IP.</w:t>
+        <w:t xml:space="preserve">Every node runs a WireGuard interface. The mesh is the encrypted transport for all inter-node communication — gossip, heartbeats, election RPCs. WireGuard is L3 only (no Ethernet frame transport). This is intentional — GARP and VRRP are not used. All failover logic lives at the application layer.</w:t>
       </w:r>
     </w:p>
     <w:p>
       <w:pPr>
         <w:spacing w:after="120" w:before="0"/>
       </w:pPr>
-    </w:p>
-    <w:p>
-      <w:pPr>
-        <w:pStyle w:val="Heading3"/>
-        <w:spacing w:after="80" w:before="240"/>
-      </w:pPr>
-      <w:r>
-        <w:rPr>
-          <w:rFonts w:ascii="Calibri" w:cs="Calibri" w:eastAsia="Calibri" w:hAnsi="Calibri"/>
-          <w:b/>
-          <w:bCs/>
-          <w:color w:val="0F172A"/>
-          <w:sz w:val="26"/>
-          <w:szCs w:val="26"/>
-        </w:rPr>
-        <w:t xml:space="preserve">2.1 High-Level System Diagram</w:t>
-      </w:r>
-    </w:p>
-    <w:p>
-      <w:pPr>
-        <w:spacing w:after="120" w:before="0"/>
-      </w:pPr>
-    </w:p>
-    <w:p>
-      <w:pPr>
-        <w:shd w:fill="F1F5F9" w:val="clear"/>
-        <w:spacing w:after="30" w:before="30"/>
-        <w:ind w:left="360"/>
-      </w:pPr>
-      <w:r>
-        <w:rPr>
-          <w:rFonts w:ascii="Courier New" w:cs="Courier New" w:eastAsia="Courier New" w:hAnsi="Courier New"/>
-          <w:color w:val="1E293B"/>
-          <w:sz w:val="18"/>
-          <w:szCs w:val="18"/>
-        </w:rPr>
-        <w:t xml:space="preserve">                    PUBLIC INTERNET</w:t>
-      </w:r>
-    </w:p>
-    <w:p>
-      <w:pPr>
-        <w:shd w:fill="F1F5F9" w:val="clear"/>
-        <w:spacing w:after="30" w:before="30"/>
-        <w:ind w:left="360"/>
-      </w:pPr>
-      <w:r>
-        <w:rPr>
-          <w:rFonts w:ascii="Courier New" w:cs="Courier New" w:eastAsia="Courier New" w:hAnsi="Courier New"/>
-          <w:color w:val="1E293B"/>
-          <w:sz w:val="18"/>
-          <w:szCs w:val="18"/>
-        </w:rPr>
-        <w:t xml:space="preserve">                          │</w:t>
-      </w:r>
-    </w:p>
-    <w:p>
-      <w:pPr>
-        <w:shd w:fill="F1F5F9" w:val="clear"/>
-        <w:spacing w:after="30" w:before="30"/>
-        <w:ind w:left="360"/>
-      </w:pPr>
-      <w:r>
-        <w:rPr>
-          <w:rFonts w:ascii="Courier New" w:cs="Courier New" w:eastAsia="Courier New" w:hAnsi="Courier New"/>
-          <w:color w:val="1E293B"/>
-          <w:sz w:val="18"/>
-          <w:szCs w:val="18"/>
-        </w:rPr>
-        <w:t xml:space="preserve">              ┌───────────▼────────────┐</w:t>
-      </w:r>
-    </w:p>
-    <w:p>
-      <w:pPr>
-        <w:shd w:fill="F1F5F9" w:val="clear"/>
-        <w:spacing w:after="30" w:before="30"/>
-        <w:ind w:left="360"/>
-      </w:pPr>
-      <w:r>
-        <w:rPr>
-          <w:rFonts w:ascii="Courier New" w:cs="Courier New" w:eastAsia="Courier New" w:hAnsi="Courier New"/>
-          <w:color w:val="1E293B"/>
-          <w:sz w:val="18"/>
-          <w:szCs w:val="18"/>
-        </w:rPr>
-        <w:t xml:space="preserve">              │   Cloudflare Anycast    │  ← stable public entry point</w:t>
-      </w:r>
-    </w:p>
-    <w:p>
-      <w:pPr>
-        <w:shd w:fill="F1F5F9" w:val="clear"/>
-        <w:spacing w:after="30" w:before="30"/>
-        <w:ind w:left="360"/>
-      </w:pPr>
-      <w:r>
-        <w:rPr>
-          <w:rFonts w:ascii="Courier New" w:cs="Courier New" w:eastAsia="Courier New" w:hAnsi="Courier New"/>
-          <w:color w:val="1E293B"/>
-          <w:sz w:val="18"/>
-          <w:szCs w:val="18"/>
-        </w:rPr>
-        <w:t xml:space="preserve">              │   (or floating IP)      │    IP never changes from client view</w:t>
-      </w:r>
-    </w:p>
-    <w:p>
-      <w:pPr>
-        <w:shd w:fill="F1F5F9" w:val="clear"/>
-        <w:spacing w:after="30" w:before="30"/>
-        <w:ind w:left="360"/>
-      </w:pPr>
-      <w:r>
-        <w:rPr>
-          <w:rFonts w:ascii="Courier New" w:cs="Courier New" w:eastAsia="Courier New" w:hAnsi="Courier New"/>
-          <w:color w:val="1E293B"/>
-          <w:sz w:val="18"/>
-          <w:szCs w:val="18"/>
-        </w:rPr>
-        <w:t xml:space="preserve">              └───────────┬────────────┘</w:t>
-      </w:r>
-    </w:p>
-    <w:p>
-      <w:pPr>
-        <w:shd w:fill="F1F5F9" w:val="clear"/>
-        <w:spacing w:after="30" w:before="30"/>
-        <w:ind w:left="360"/>
-      </w:pPr>
-      <w:r>
-        <w:rPr>
-          <w:rFonts w:ascii="Courier New" w:cs="Courier New" w:eastAsia="Courier New" w:hAnsi="Courier New"/>
-          <w:color w:val="1E293B"/>
-          <w:sz w:val="18"/>
-          <w:szCs w:val="18"/>
-        </w:rPr>
-        <w:t xml:space="preserve">                          │  tunnel / IP</w:t>
-      </w:r>
-    </w:p>
-    <w:p>
-      <w:pPr>
-        <w:shd w:fill="F1F5F9" w:val="clear"/>
-        <w:spacing w:after="30" w:before="30"/>
-        <w:ind w:left="360"/>
-      </w:pPr>
-      <w:r>
-        <w:rPr>
-          <w:rFonts w:ascii="Courier New" w:cs="Courier New" w:eastAsia="Courier New" w:hAnsi="Courier New"/>
-          <w:color w:val="1E293B"/>
-          <w:sz w:val="18"/>
-          <w:szCs w:val="18"/>
-        </w:rPr>
-        <w:t xml:space="preserve">              ┌───────────▼────────────┐</w:t>
-      </w:r>
-    </w:p>
-    <w:p>
-      <w:pPr>
-        <w:shd w:fill="F1F5F9" w:val="clear"/>
-        <w:spacing w:after="30" w:before="30"/>
-        <w:ind w:left="360"/>
-      </w:pPr>
-      <w:r>
-        <w:rPr>
-          <w:rFonts w:ascii="Courier New" w:cs="Courier New" w:eastAsia="Courier New" w:hAnsi="Courier New"/>
-          <w:color w:val="1E293B"/>
-          <w:sz w:val="18"/>
-          <w:szCs w:val="18"/>
-        </w:rPr>
-        <w:t xml:space="preserve">              │   ACTIVE LEADER NODE   │  ← holds tunnel / floating IP</w:t>
-      </w:r>
-    </w:p>
-    <w:p>
-      <w:pPr>
-        <w:shd w:fill="F1F5F9" w:val="clear"/>
-        <w:spacing w:after="30" w:before="30"/>
-        <w:ind w:left="360"/>
-      </w:pPr>
-      <w:r>
-        <w:rPr>
-          <w:rFonts w:ascii="Courier New" w:cs="Courier New" w:eastAsia="Courier New" w:hAnsi="Courier New"/>
-          <w:color w:val="1E293B"/>
-          <w:sz w:val="18"/>
-          <w:szCs w:val="18"/>
-        </w:rPr>
-        <w:t xml:space="preserve">              │   Bridge daemon        │    routes inbound traffic</w:t>
-      </w:r>
-    </w:p>
-    <w:p>
-      <w:pPr>
-        <w:shd w:fill="F1F5F9" w:val="clear"/>
-        <w:spacing w:after="30" w:before="30"/>
-        <w:ind w:left="360"/>
-      </w:pPr>
-      <w:r>
-        <w:rPr>
-          <w:rFonts w:ascii="Courier New" w:cs="Courier New" w:eastAsia="Courier New" w:hAnsi="Courier New"/>
-          <w:color w:val="1E293B"/>
-          <w:sz w:val="18"/>
-          <w:szCs w:val="18"/>
-        </w:rPr>
-        <w:t xml:space="preserve">              │   cloudflared (warm)    │    participates in gossip</w:t>
-      </w:r>
-    </w:p>
-    <w:p>
-      <w:pPr>
-        <w:shd w:fill="F1F5F9" w:val="clear"/>
-        <w:spacing w:after="30" w:before="30"/>
-        <w:ind w:left="360"/>
-      </w:pPr>
-      <w:r>
-        <w:rPr>
-          <w:rFonts w:ascii="Courier New" w:cs="Courier New" w:eastAsia="Courier New" w:hAnsi="Courier New"/>
-          <w:color w:val="1E293B"/>
-          <w:sz w:val="18"/>
-          <w:szCs w:val="18"/>
-        </w:rPr>
-        <w:t xml:space="preserve">              └─────────┬──────────────┘</w:t>
-      </w:r>
-    </w:p>
-    <w:p>
-      <w:pPr>
-        <w:shd w:fill="F1F5F9" w:val="clear"/>
-        <w:spacing w:after="30" w:before="30"/>
-        <w:ind w:left="360"/>
-      </w:pPr>
-      <w:r>
-        <w:rPr>
-          <w:rFonts w:ascii="Courier New" w:cs="Courier New" w:eastAsia="Courier New" w:hAnsi="Courier New"/>
-          <w:color w:val="1E293B"/>
-          <w:sz w:val="18"/>
-          <w:szCs w:val="18"/>
-        </w:rPr>
-        <w:t xml:space="preserve">                        │</w:t>
-      </w:r>
-    </w:p>
-    <w:p>
-      <w:pPr>
-        <w:shd w:fill="F1F5F9" w:val="clear"/>
-        <w:spacing w:after="30" w:before="30"/>
-        <w:ind w:left="360"/>
-      </w:pPr>
-      <w:r>
-        <w:rPr>
-          <w:rFonts w:ascii="Courier New" w:cs="Courier New" w:eastAsia="Courier New" w:hAnsi="Courier New"/>
-          <w:color w:val="1E293B"/>
-          <w:sz w:val="18"/>
-          <w:szCs w:val="18"/>
-        </w:rPr>
-        <w:t xml:space="preserve">          WireGuard mesh (L3, encrypted)</w:t>
-      </w:r>
-    </w:p>
-    <w:p>
-      <w:pPr>
-        <w:shd w:fill="F1F5F9" w:val="clear"/>
-        <w:spacing w:after="30" w:before="30"/>
-        <w:ind w:left="360"/>
-      </w:pPr>
-      <w:r>
-        <w:rPr>
-          <w:rFonts w:ascii="Courier New" w:cs="Courier New" w:eastAsia="Courier New" w:hAnsi="Courier New"/>
-          <w:color w:val="1E293B"/>
-          <w:sz w:val="18"/>
-          <w:szCs w:val="18"/>
-        </w:rPr>
-        <w:t xml:space="preserve">          Gossip: routing table + peer list</w:t>
-      </w:r>
-    </w:p>
-    <w:p>
-      <w:pPr>
-        <w:shd w:fill="F1F5F9" w:val="clear"/>
-        <w:spacing w:after="30" w:before="30"/>
-        <w:ind w:left="360"/>
-      </w:pPr>
-      <w:r>
-        <w:rPr>
-          <w:rFonts w:ascii="Courier New" w:cs="Courier New" w:eastAsia="Courier New" w:hAnsi="Courier New"/>
-          <w:color w:val="1E293B"/>
-          <w:sz w:val="18"/>
-          <w:szCs w:val="18"/>
-        </w:rPr>
-        <w:t xml:space="preserve">                        │</w:t>
-      </w:r>
-    </w:p>
-    <w:p>
-      <w:pPr>
-        <w:shd w:fill="F1F5F9" w:val="clear"/>
-        <w:spacing w:after="30" w:before="30"/>
-        <w:ind w:left="360"/>
-      </w:pPr>
-      <w:r>
-        <w:rPr>
-          <w:rFonts w:ascii="Courier New" w:cs="Courier New" w:eastAsia="Courier New" w:hAnsi="Courier New"/>
-          <w:color w:val="1E293B"/>
-          <w:sz w:val="18"/>
-          <w:szCs w:val="18"/>
-        </w:rPr>
-        <w:t xml:space="preserve">         ┌──────────────┼──────────────┐</w:t>
-      </w:r>
-    </w:p>
-    <w:p>
-      <w:pPr>
-        <w:shd w:fill="F1F5F9" w:val="clear"/>
-        <w:spacing w:after="30" w:before="30"/>
-        <w:ind w:left="360"/>
-      </w:pPr>
-      <w:r>
-        <w:rPr>
-          <w:rFonts w:ascii="Courier New" w:cs="Courier New" w:eastAsia="Courier New" w:hAnsi="Courier New"/>
-          <w:color w:val="1E293B"/>
-          <w:sz w:val="18"/>
-          <w:szCs w:val="18"/>
-        </w:rPr>
-        <w:t xml:space="preserve">         │              │              │</w:t>
-      </w:r>
-    </w:p>
-    <w:p>
-      <w:pPr>
-        <w:shd w:fill="F1F5F9" w:val="clear"/>
-        <w:spacing w:after="30" w:before="30"/>
-        <w:ind w:left="360"/>
-      </w:pPr>
-      <w:r>
-        <w:rPr>
-          <w:rFonts w:ascii="Courier New" w:cs="Courier New" w:eastAsia="Courier New" w:hAnsi="Courier New"/>
-          <w:color w:val="1E293B"/>
-          <w:sz w:val="18"/>
-          <w:szCs w:val="18"/>
-        </w:rPr>
-        <w:t xml:space="preserve">    ┌────▼────┐   ┌────▼────┐   ┌────▼────┐</w:t>
-      </w:r>
-    </w:p>
-    <w:p>
-      <w:pPr>
-        <w:shd w:fill="F1F5F9" w:val="clear"/>
-        <w:spacing w:after="30" w:before="30"/>
-        <w:ind w:left="360"/>
-      </w:pPr>
-      <w:r>
-        <w:rPr>
-          <w:rFonts w:ascii="Courier New" w:cs="Courier New" w:eastAsia="Courier New" w:hAnsi="Courier New"/>
-          <w:color w:val="1E293B"/>
-          <w:sz w:val="18"/>
-          <w:szCs w:val="18"/>
-        </w:rPr>
-        <w:t xml:space="preserve">    │ Node B  │   │ Node C  │   │ Node D  │</w:t>
-      </w:r>
-    </w:p>
-    <w:p>
-      <w:pPr>
-        <w:shd w:fill="F1F5F9" w:val="clear"/>
-        <w:spacing w:after="30" w:before="30"/>
-        <w:ind w:left="360"/>
-      </w:pPr>
-      <w:r>
-        <w:rPr>
-          <w:rFonts w:ascii="Courier New" w:cs="Courier New" w:eastAsia="Courier New" w:hAnsi="Courier New"/>
-          <w:color w:val="1E293B"/>
-          <w:sz w:val="18"/>
-          <w:szCs w:val="18"/>
-        </w:rPr>
-        <w:t xml:space="preserve">    │ Peer    │   │ Peer    │   │ Peer    │</w:t>
-      </w:r>
-    </w:p>
-    <w:p>
-      <w:pPr>
-        <w:shd w:fill="F1F5F9" w:val="clear"/>
-        <w:spacing w:after="30" w:before="30"/>
-        <w:ind w:left="360"/>
-      </w:pPr>
-      <w:r>
-        <w:rPr>
-          <w:rFonts w:ascii="Courier New" w:cs="Courier New" w:eastAsia="Courier New" w:hAnsi="Courier New"/>
-          <w:color w:val="1E293B"/>
-          <w:sz w:val="18"/>
-          <w:szCs w:val="18"/>
-        </w:rPr>
-        <w:t xml:space="preserve">    │ svc-api │   │ svc-db  │   │ svc-web │</w:t>
-      </w:r>
-    </w:p>
-    <w:p>
-      <w:pPr>
-        <w:shd w:fill="F1F5F9" w:val="clear"/>
-        <w:spacing w:after="30" w:before="30"/>
-        <w:ind w:left="360"/>
-      </w:pPr>
-      <w:r>
-        <w:rPr>
-          <w:rFonts w:ascii="Courier New" w:cs="Courier New" w:eastAsia="Courier New" w:hAnsi="Courier New"/>
-          <w:color w:val="1E293B"/>
-          <w:sz w:val="18"/>
-          <w:szCs w:val="18"/>
-        </w:rPr>
-        <w:t xml:space="preserve">    └─────────┘   └─────────┘   └─────────┘</w:t>
-      </w:r>
-    </w:p>
-    <w:p>
-      <w:pPr>
-        <w:shd w:fill="F1F5F9" w:val="clear"/>
-        <w:spacing w:after="30" w:before="30"/>
-        <w:ind w:left="360"/>
-      </w:pPr>
-      <w:r>
-        <w:rPr>
-          <w:rFonts w:ascii="Courier New" w:cs="Courier New" w:eastAsia="Courier New" w:hAnsi="Courier New"/>
-          <w:color w:val="1E293B"/>
-          <w:sz w:val="18"/>
-          <w:szCs w:val="18"/>
-        </w:rPr>
-        <w:t xml:space="preserve">    (any provider — Hetzner, DO, Vultr, bare metal)</w:t>
-      </w:r>
-    </w:p>
-    <w:p>
-      <w:pPr>
-        <w:spacing w:after="120" w:before="0"/>
-      </w:pPr>
-    </w:p>
-    <w:p>
-      <w:pPr>
-        <w:pBdr>
-          <w:left w:val="thick" w:color="15803D" w:sz="12"/>
-        </w:pBdr>
-        <w:shd w:fill="F0FDF4" w:val="clear"/>
-        <w:spacing w:after="120" w:before="120"/>
-        <w:ind w:left="360" w:right="360"/>
-      </w:pPr>
-      <w:r>
-        <w:rPr>
-          <w:rFonts w:ascii="Calibri" w:cs="Calibri" w:eastAsia="Calibri" w:hAnsi="Calibri"/>
-          <w:b/>
-          <w:bCs/>
-          <w:color w:val="15803D"/>
-          <w:sz w:val="20"/>
-          <w:szCs w:val="20"/>
-        </w:rPr>
-        <w:t xml:space="preserve">✓ NOTE  </w:t>
-      </w:r>
-      <w:r>
-        <w:rPr>
-          <w:rFonts w:ascii="Calibri" w:cs="Calibri" w:eastAsia="Calibri" w:hAnsi="Calibri"/>
-          <w:color w:val="15803D"/>
-          <w:sz w:val="20"/>
-          <w:szCs w:val="20"/>
-        </w:rPr>
-        <w:t>WireGuard is L3 only — no VXLAN needed. Election and handoff are handled at the application layer by Bridge itself, not at the network layer. This was a deliberate simplification decision.</w:t>
-      </w:r>
-    </w:p>
-    <w:p>
-      <w:pPr>
-        <w:spacing w:after="240" w:before="0"/>
-      </w:pPr>
-    </w:p>
-    <w:p>
-      <w:pPr>
-        <w:pStyle w:val="Heading3"/>
-        <w:spacing w:after="80" w:before="240"/>
-      </w:pPr>
-      <w:r>
-        <w:rPr>
-          <w:rFonts w:ascii="Calibri" w:cs="Calibri" w:eastAsia="Calibri" w:hAnsi="Calibri"/>
-          <w:b/>
-          <w:bCs/>
-          <w:color w:val="0F172A"/>
-          <w:sz w:val="26"/>
-          <w:szCs w:val="26"/>
-        </w:rPr>
-        <w:t xml:space="preserve">2.2 Failure &amp; Recovery Flow</w:t>
-      </w:r>
-    </w:p>
-    <w:p>
-      <w:pPr>
-        <w:spacing w:after="120" w:before="0"/>
-      </w:pPr>
-    </w:p>
-    <w:p>
-      <w:pPr>
-        <w:shd w:fill="F1F5F9" w:val="clear"/>
-        <w:spacing w:after="30" w:before="30"/>
-        <w:ind w:left="360"/>
-      </w:pPr>
-      <w:r>
-        <w:rPr>
-          <w:rFonts w:ascii="Courier New" w:cs="Courier New" w:eastAsia="Courier New" w:hAnsi="Courier New"/>
-          <w:color w:val="1E293B"/>
-          <w:sz w:val="18"/>
-          <w:szCs w:val="18"/>
-        </w:rPr>
-        <w:t xml:space="preserve">  ┌──────────┐     heartbeat      ┌──────────┐ ┌──────────┐</w:t>
-      </w:r>
-    </w:p>
-    <w:p>
-      <w:pPr>
-        <w:shd w:fill="F1F5F9" w:val="clear"/>
-        <w:spacing w:after="30" w:before="30"/>
-        <w:ind w:left="360"/>
-      </w:pPr>
-      <w:r>
-        <w:rPr>
-          <w:rFonts w:ascii="Courier New" w:cs="Courier New" w:eastAsia="Courier New" w:hAnsi="Courier New"/>
-          <w:color w:val="1E293B"/>
-          <w:sz w:val="18"/>
-          <w:szCs w:val="18"/>
-        </w:rPr>
-        <w:t xml:space="preserve">  │  LEADER  │ ─────────────────▶ │  Peer B  │ │  Peer C  │</w:t>
-      </w:r>
-    </w:p>
-    <w:p>
-      <w:pPr>
-        <w:shd w:fill="F1F5F9" w:val="clear"/>
-        <w:spacing w:after="30" w:before="30"/>
-        <w:ind w:left="360"/>
-      </w:pPr>
-      <w:r>
-        <w:rPr>
-          <w:rFonts w:ascii="Courier New" w:cs="Courier New" w:eastAsia="Courier New" w:hAnsi="Courier New"/>
-          <w:color w:val="1E293B"/>
-          <w:sz w:val="18"/>
-          <w:szCs w:val="18"/>
-        </w:rPr>
-        <w:t xml:space="preserve">  │  Node A  │                    └──────────┘ └──────────┘</w:t>
-      </w:r>
-    </w:p>
-    <w:p>
-      <w:pPr>
-        <w:shd w:fill="F1F5F9" w:val="clear"/>
-        <w:spacing w:after="30" w:before="30"/>
-        <w:ind w:left="360"/>
-      </w:pPr>
-      <w:r>
-        <w:rPr>
-          <w:rFonts w:ascii="Courier New" w:cs="Courier New" w:eastAsia="Courier New" w:hAnsi="Courier New"/>
-          <w:color w:val="1E293B"/>
-          <w:sz w:val="18"/>
-          <w:szCs w:val="18"/>
-        </w:rPr>
-        <w:t xml:space="preserve">  └──────────┘</w:t>
-      </w:r>
-    </w:p>
-    <w:p>
-      <w:pPr>
-        <w:shd w:fill="F1F5F9" w:val="clear"/>
-        <w:spacing w:after="30" w:before="30"/>
-        <w:ind w:left="360"/>
-      </w:pPr>
-      <w:r>
-        <w:rPr>
-          <w:rFonts w:ascii="Courier New" w:cs="Courier New" w:eastAsia="Courier New" w:hAnsi="Courier New"/>
-          <w:color w:val="1E293B"/>
-          <w:sz w:val="18"/>
-          <w:szCs w:val="18"/>
-        </w:rPr>
-        <w:t xml:space="preserve">       │  ← crashes here</w:t>
-      </w:r>
-    </w:p>
-    <w:p>
-      <w:pPr>
-        <w:shd w:fill="F1F5F9" w:val="clear"/>
-        <w:spacing w:after="30" w:before="30"/>
-        <w:ind w:left="360"/>
-      </w:pPr>
-      <w:r>
-        <w:rPr>
-          <w:rFonts w:ascii="Courier New" w:cs="Courier New" w:eastAsia="Courier New" w:hAnsi="Courier New"/>
-          <w:color w:val="1E293B"/>
-          <w:sz w:val="18"/>
-          <w:szCs w:val="18"/>
-        </w:rPr>
-        <w:t xml:space="preserve">       ✕</w:t>
-      </w:r>
-    </w:p>
-    <w:p>
-      <w:pPr>
-        <w:shd w:fill="F1F5F9" w:val="clear"/>
-        <w:spacing w:after="30" w:before="30"/>
-        <w:ind w:left="360"/>
-      </w:pPr>
-      <w:r>
-        <w:rPr>
-          <w:rFonts w:ascii="Courier New" w:cs="Courier New" w:eastAsia="Courier New" w:hAnsi="Courier New"/>
-          <w:color w:val="1E293B"/>
-          <w:sz w:val="18"/>
-          <w:szCs w:val="18"/>
-        </w:rPr>
-        <w:t xml:space="preserve"/>
-      </w:r>
-    </w:p>
-    <w:p>
-      <w:pPr>
-        <w:shd w:fill="F1F5F9" w:val="clear"/>
-        <w:spacing w:after="30" w:before="30"/>
-        <w:ind w:left="360"/>
-      </w:pPr>
-      <w:r>
-        <w:rPr>
-          <w:rFonts w:ascii="Courier New" w:cs="Courier New" w:eastAsia="Courier New" w:hAnsi="Courier New"/>
-          <w:color w:val="1E293B"/>
-          <w:sz w:val="18"/>
-          <w:szCs w:val="18"/>
-        </w:rPr>
-        <w:t xml:space="preserve">  Peers B and C detect missed heartbeat (after TTL)</w:t>
-      </w:r>
-    </w:p>
-    <w:p>
-      <w:pPr>
-        <w:shd w:fill="F1F5F9" w:val="clear"/>
-        <w:spacing w:after="30" w:before="30"/>
-        <w:ind w:left="360"/>
-      </w:pPr>
-      <w:r>
-        <w:rPr>
-          <w:rFonts w:ascii="Courier New" w:cs="Courier New" w:eastAsia="Courier New" w:hAnsi="Courier New"/>
-          <w:color w:val="1E293B"/>
-          <w:sz w:val="18"/>
-          <w:szCs w:val="18"/>
-        </w:rPr>
-        <w:t xml:space="preserve">       │</w:t>
-      </w:r>
-    </w:p>
-    <w:p>
-      <w:pPr>
-        <w:shd w:fill="F1F5F9" w:val="clear"/>
-        <w:spacing w:after="30" w:before="30"/>
-        <w:ind w:left="360"/>
-      </w:pPr>
-      <w:r>
-        <w:rPr>
-          <w:rFonts w:ascii="Courier New" w:cs="Courier New" w:eastAsia="Courier New" w:hAnsi="Courier New"/>
-          <w:color w:val="1E293B"/>
-          <w:sz w:val="18"/>
-          <w:szCs w:val="18"/>
-        </w:rPr>
-        <w:t xml:space="preserve">       ▼</w:t>
-      </w:r>
-    </w:p>
-    <w:p>
-      <w:pPr>
-        <w:shd w:fill="F1F5F9" w:val="clear"/>
-        <w:spacing w:after="30" w:before="30"/>
-        <w:ind w:left="360"/>
-      </w:pPr>
-      <w:r>
-        <w:rPr>
-          <w:rFonts w:ascii="Courier New" w:cs="Courier New" w:eastAsia="Courier New" w:hAnsi="Courier New"/>
-          <w:color w:val="1E293B"/>
-          <w:sz w:val="18"/>
-          <w:szCs w:val="18"/>
-        </w:rPr>
-        <w:t xml:space="preserve">  ELECTION runs (bully algorithm inside WireGuard mesh)</w:t>
-      </w:r>
-    </w:p>
-    <w:p>
-      <w:pPr>
-        <w:shd w:fill="F1F5F9" w:val="clear"/>
-        <w:spacing w:after="30" w:before="30"/>
-        <w:ind w:left="360"/>
-      </w:pPr>
-      <w:r>
-        <w:rPr>
-          <w:rFonts w:ascii="Courier New" w:cs="Courier New" w:eastAsia="Courier New" w:hAnsi="Courier New"/>
-          <w:color w:val="1E293B"/>
-          <w:sz w:val="18"/>
-          <w:szCs w:val="18"/>
-        </w:rPr>
-        <w:t xml:space="preserve">       │</w:t>
-      </w:r>
-    </w:p>
-    <w:p>
-      <w:pPr>
-        <w:shd w:fill="F1F5F9" w:val="clear"/>
-        <w:spacing w:after="30" w:before="30"/>
-        <w:ind w:left="360"/>
-      </w:pPr>
-      <w:r>
-        <w:rPr>
-          <w:rFonts w:ascii="Courier New" w:cs="Courier New" w:eastAsia="Courier New" w:hAnsi="Courier New"/>
-          <w:color w:val="1E293B"/>
-          <w:sz w:val="18"/>
-          <w:szCs w:val="18"/>
-        </w:rPr>
-        <w:t xml:space="preserve">       ▼</w:t>
-      </w:r>
-    </w:p>
-    <w:p>
-      <w:pPr>
-        <w:shd w:fill="F1F5F9" w:val="clear"/>
-        <w:spacing w:after="30" w:before="30"/>
-        <w:ind w:left="360"/>
-      </w:pPr>
-      <w:r>
-        <w:rPr>
-          <w:rFonts w:ascii="Courier New" w:cs="Courier New" w:eastAsia="Courier New" w:hAnsi="Courier New"/>
-          <w:color w:val="1E293B"/>
-          <w:sz w:val="18"/>
-          <w:szCs w:val="18"/>
-        </w:rPr>
-        <w:t xml:space="preserve">  Node B wins — highest ID among responding peers</w:t>
-      </w:r>
-    </w:p>
-    <w:p>
-      <w:pPr>
-        <w:shd w:fill="F1F5F9" w:val="clear"/>
-        <w:spacing w:after="30" w:before="30"/>
-        <w:ind w:left="360"/>
-      </w:pPr>
-      <w:r>
-        <w:rPr>
-          <w:rFonts w:ascii="Courier New" w:cs="Courier New" w:eastAsia="Courier New" w:hAnsi="Courier New"/>
-          <w:color w:val="1E293B"/>
-          <w:sz w:val="18"/>
-          <w:szCs w:val="18"/>
-        </w:rPr>
-        <w:t xml:space="preserve">       │</w:t>
-      </w:r>
-    </w:p>
-    <w:p>
-      <w:pPr>
-        <w:shd w:fill="F1F5F9" w:val="clear"/>
-        <w:spacing w:after="30" w:before="30"/>
-        <w:ind w:left="360"/>
-      </w:pPr>
-      <w:r>
-        <w:rPr>
-          <w:rFonts w:ascii="Courier New" w:cs="Courier New" w:eastAsia="Courier New" w:hAnsi="Courier New"/>
-          <w:color w:val="1E293B"/>
-          <w:sz w:val="18"/>
-          <w:szCs w:val="18"/>
-        </w:rPr>
-        <w:t xml:space="preserve">  ┌────▼──────────────────────────────────────────────┐</w:t>
-      </w:r>
-    </w:p>
-    <w:p>
-      <w:pPr>
-        <w:shd w:fill="F1F5F9" w:val="clear"/>
-        <w:spacing w:after="30" w:before="30"/>
-        <w:ind w:left="360"/>
-      </w:pPr>
-      <w:r>
-        <w:rPr>
-          <w:rFonts w:ascii="Courier New" w:cs="Courier New" w:eastAsia="Courier New" w:hAnsi="Courier New"/>
-          <w:color w:val="1E293B"/>
-          <w:sz w:val="18"/>
-          <w:szCs w:val="18"/>
-        </w:rPr>
-        <w:t xml:space="preserve">  │  Handoff (one of two modes):                      │</w:t>
-      </w:r>
-    </w:p>
-    <w:p>
-      <w:pPr>
-        <w:shd w:fill="F1F5F9" w:val="clear"/>
-        <w:spacing w:after="30" w:before="30"/>
-        <w:ind w:left="360"/>
-      </w:pPr>
-      <w:r>
-        <w:rPr>
-          <w:rFonts w:ascii="Courier New" w:cs="Courier New" w:eastAsia="Courier New" w:hAnsi="Courier New"/>
-          <w:color w:val="1E293B"/>
-          <w:sz w:val="18"/>
-          <w:szCs w:val="18"/>
-        </w:rPr>
-        <w:t xml:space="preserve">  │  Mode 1: Node B starts cloudflared, tunnel        │</w:t>
-      </w:r>
-    </w:p>
-    <w:p>
-      <w:pPr>
-        <w:shd w:fill="F1F5F9" w:val="clear"/>
-        <w:spacing w:after="30" w:before="30"/>
-        <w:ind w:left="360"/>
-      </w:pPr>
-      <w:r>
-        <w:rPr>
-          <w:rFonts w:ascii="Courier New" w:cs="Courier New" w:eastAsia="Courier New" w:hAnsi="Courier New"/>
-          <w:color w:val="1E293B"/>
-          <w:sz w:val="18"/>
-          <w:szCs w:val="18"/>
-        </w:rPr>
-        <w:t xml:space="preserve">  │          reconnects to Cloudflare edge            │</w:t>
-      </w:r>
-    </w:p>
-    <w:p>
-      <w:pPr>
-        <w:shd w:fill="F1F5F9" w:val="clear"/>
-        <w:spacing w:after="30" w:before="30"/>
-        <w:ind w:left="360"/>
-      </w:pPr>
-      <w:r>
-        <w:rPr>
-          <w:rFonts w:ascii="Courier New" w:cs="Courier New" w:eastAsia="Courier New" w:hAnsi="Courier New"/>
-          <w:color w:val="1E293B"/>
-          <w:sz w:val="18"/>
-          <w:szCs w:val="18"/>
-        </w:rPr>
-        <w:t xml:space="preserve">  │  Mode 2: Node B calls provider API, floating      │</w:t>
-      </w:r>
-    </w:p>
-    <w:p>
-      <w:pPr>
-        <w:shd w:fill="F1F5F9" w:val="clear"/>
-        <w:spacing w:after="30" w:before="30"/>
-        <w:ind w:left="360"/>
-      </w:pPr>
-      <w:r>
-        <w:rPr>
-          <w:rFonts w:ascii="Courier New" w:cs="Courier New" w:eastAsia="Courier New" w:hAnsi="Courier New"/>
-          <w:color w:val="1E293B"/>
-          <w:sz w:val="18"/>
-          <w:szCs w:val="18"/>
-        </w:rPr>
-        <w:t xml:space="preserve">  │          IP moves to Node B                       │</w:t>
-      </w:r>
-    </w:p>
-    <w:p>
-      <w:pPr>
-        <w:shd w:fill="F1F5F9" w:val="clear"/>
-        <w:spacing w:after="30" w:before="30"/>
-        <w:ind w:left="360"/>
-      </w:pPr>
-      <w:r>
-        <w:rPr>
-          <w:rFonts w:ascii="Courier New" w:cs="Courier New" w:eastAsia="Courier New" w:hAnsi="Courier New"/>
-          <w:color w:val="1E293B"/>
-          <w:sz w:val="18"/>
-          <w:szCs w:val="18"/>
-        </w:rPr>
-        <w:t xml:space="preserve">  └───────────────────────────────────────────────────┘</w:t>
-      </w:r>
-    </w:p>
-    <w:p>
-      <w:pPr>
-        <w:shd w:fill="F1F5F9" w:val="clear"/>
-        <w:spacing w:after="30" w:before="30"/>
-        <w:ind w:left="360"/>
-      </w:pPr>
-      <w:r>
-        <w:rPr>
-          <w:rFonts w:ascii="Courier New" w:cs="Courier New" w:eastAsia="Courier New" w:hAnsi="Courier New"/>
-          <w:color w:val="1E293B"/>
-          <w:sz w:val="18"/>
-          <w:szCs w:val="18"/>
-        </w:rPr>
-        <w:t xml:space="preserve">       │</w:t>
-      </w:r>
-    </w:p>
-    <w:p>
-      <w:pPr>
-        <w:shd w:fill="F1F5F9" w:val="clear"/>
-        <w:spacing w:after="30" w:before="30"/>
-        <w:ind w:left="360"/>
-      </w:pPr>
-      <w:r>
-        <w:rPr>
-          <w:rFonts w:ascii="Courier New" w:cs="Courier New" w:eastAsia="Courier New" w:hAnsi="Courier New"/>
-          <w:color w:val="1E293B"/>
-          <w:sz w:val="18"/>
-          <w:szCs w:val="18"/>
-        </w:rPr>
-        <w:t xml:space="preserve">       ▼</w:t>
-      </w:r>
-    </w:p>
-    <w:p>
-      <w:pPr>
-        <w:shd w:fill="F1F5F9" w:val="clear"/>
-        <w:spacing w:after="30" w:before="30"/>
-        <w:ind w:left="360"/>
-      </w:pPr>
-      <w:r>
-        <w:rPr>
-          <w:rFonts w:ascii="Courier New" w:cs="Courier New" w:eastAsia="Courier New" w:hAnsi="Courier New"/>
-          <w:color w:val="1E293B"/>
-          <w:sz w:val="18"/>
-          <w:szCs w:val="18"/>
-        </w:rPr>
-        <w:t xml:space="preserve">  Node B is new LEADER — inbound traffic restored</w:t>
-      </w:r>
-    </w:p>
-    <w:p>
-      <w:pPr>
-        <w:shd w:fill="F1F5F9" w:val="clear"/>
-        <w:spacing w:after="30" w:before="30"/>
-        <w:ind w:left="360"/>
-      </w:pPr>
-      <w:r>
-        <w:rPr>
-          <w:rFonts w:ascii="Courier New" w:cs="Courier New" w:eastAsia="Courier New" w:hAnsi="Courier New"/>
-          <w:color w:val="1E293B"/>
-          <w:sz w:val="18"/>
-          <w:szCs w:val="18"/>
-        </w:rPr>
-        <w:t xml:space="preserve">  DNS record quietly updated in background (async)</w:t>
-      </w:r>
-    </w:p>
-    <w:p>
-      <w:pPr>
-        <w:spacing w:after="240" w:before="0"/>
-      </w:pPr>
-    </w:p>
-    <w:p>
-      <w:pPr>
-        <w:pStyle w:val="Heading3"/>
-        <w:spacing w:after="80" w:before="240"/>
-      </w:pPr>
-      <w:r>
-        <w:rPr>
-          <w:rFonts w:ascii="Calibri" w:cs="Calibri" w:eastAsia="Calibri" w:hAnsi="Calibri"/>
-          <w:b/>
-          <w:bCs/>
-          <w:color w:val="0F172A"/>
-          <w:sz w:val="26"/>
-          <w:szCs w:val="26"/>
-        </w:rPr>
-        <w:t xml:space="preserve">2.3 Peer Discovery &amp; Bootstrap Flow</w:t>
-      </w:r>
-    </w:p>
-    <w:p>
-      <w:pPr>
-        <w:spacing w:after="120" w:before="0"/>
-      </w:pPr>
-    </w:p>
-    <w:p>
-      <w:pPr>
-        <w:shd w:fill="F1F5F9" w:val="clear"/>
-        <w:spacing w:after="30" w:before="30"/>
-        <w:ind w:left="360"/>
-      </w:pPr>
-      <w:r>
-        <w:rPr>
-          <w:rFonts w:ascii="Courier New" w:cs="Courier New" w:eastAsia="Courier New" w:hAnsi="Courier New"/>
-          <w:color w:val="1E293B"/>
-          <w:sz w:val="18"/>
-          <w:szCs w:val="18"/>
-        </w:rPr>
-        <w:t xml:space="preserve">  New node starts — knows only one seed peer</w:t>
-      </w:r>
-    </w:p>
-    <w:p>
-      <w:pPr>
-        <w:shd w:fill="F1F5F9" w:val="clear"/>
-        <w:spacing w:after="30" w:before="30"/>
-        <w:ind w:left="360"/>
-      </w:pPr>
-      <w:r>
-        <w:rPr>
-          <w:rFonts w:ascii="Courier New" w:cs="Courier New" w:eastAsia="Courier New" w:hAnsi="Courier New"/>
-          <w:color w:val="1E293B"/>
-          <w:sz w:val="18"/>
-          <w:szCs w:val="18"/>
-        </w:rPr>
-        <w:t xml:space="preserve">       │</w:t>
-      </w:r>
-    </w:p>
-    <w:p>
-      <w:pPr>
-        <w:shd w:fill="F1F5F9" w:val="clear"/>
-        <w:spacing w:after="30" w:before="30"/>
-        <w:ind w:left="360"/>
-      </w:pPr>
-      <w:r>
-        <w:rPr>
-          <w:rFonts w:ascii="Courier New" w:cs="Courier New" w:eastAsia="Courier New" w:hAnsi="Courier New"/>
-          <w:color w:val="1E293B"/>
-          <w:sz w:val="18"/>
-          <w:szCs w:val="18"/>
-        </w:rPr>
-        <w:t xml:space="preserve">       ▼</w:t>
-      </w:r>
-    </w:p>
-    <w:p>
-      <w:pPr>
-        <w:shd w:fill="F1F5F9" w:val="clear"/>
-        <w:spacing w:after="30" w:before="30"/>
-        <w:ind w:left="360"/>
-      </w:pPr>
-      <w:r>
-        <w:rPr>
-          <w:rFonts w:ascii="Courier New" w:cs="Courier New" w:eastAsia="Courier New" w:hAnsi="Courier New"/>
-          <w:color w:val="1E293B"/>
-          <w:sz w:val="18"/>
-          <w:szCs w:val="18"/>
-        </w:rPr>
-        <w:t xml:space="preserve">  WireGuard tunnel to seed established</w:t>
-      </w:r>
-    </w:p>
-    <w:p>
-      <w:pPr>
-        <w:shd w:fill="F1F5F9" w:val="clear"/>
-        <w:spacing w:after="30" w:before="30"/>
-        <w:ind w:left="360"/>
-      </w:pPr>
-      <w:r>
-        <w:rPr>
-          <w:rFonts w:ascii="Courier New" w:cs="Courier New" w:eastAsia="Courier New" w:hAnsi="Courier New"/>
-          <w:color w:val="1E293B"/>
-          <w:sz w:val="18"/>
-          <w:szCs w:val="18"/>
-        </w:rPr>
-        <w:t xml:space="preserve">  (public key + endpoint in bridge.toml)</w:t>
-      </w:r>
-    </w:p>
-    <w:p>
-      <w:pPr>
-        <w:shd w:fill="F1F5F9" w:val="clear"/>
-        <w:spacing w:after="30" w:before="30"/>
-        <w:ind w:left="360"/>
-      </w:pPr>
-      <w:r>
-        <w:rPr>
-          <w:rFonts w:ascii="Courier New" w:cs="Courier New" w:eastAsia="Courier New" w:hAnsi="Courier New"/>
-          <w:color w:val="1E293B"/>
-          <w:sz w:val="18"/>
-          <w:szCs w:val="18"/>
-        </w:rPr>
-        <w:t xml:space="preserve">       │</w:t>
-      </w:r>
-    </w:p>
-    <w:p>
-      <w:pPr>
-        <w:shd w:fill="F1F5F9" w:val="clear"/>
-        <w:spacing w:after="30" w:before="30"/>
-        <w:ind w:left="360"/>
-      </w:pPr>
-      <w:r>
-        <w:rPr>
-          <w:rFonts w:ascii="Courier New" w:cs="Courier New" w:eastAsia="Courier New" w:hAnsi="Courier New"/>
-          <w:color w:val="1E293B"/>
-          <w:sz w:val="18"/>
-          <w:szCs w:val="18"/>
-        </w:rPr>
-        <w:t xml:space="preserve">       ▼</w:t>
-      </w:r>
-    </w:p>
-    <w:p>
-      <w:pPr>
-        <w:shd w:fill="F1F5F9" w:val="clear"/>
-        <w:spacing w:after="30" w:before="30"/>
-        <w:ind w:left="360"/>
-      </w:pPr>
-      <w:r>
-        <w:rPr>
-          <w:rFonts w:ascii="Courier New" w:cs="Courier New" w:eastAsia="Courier New" w:hAnsi="Courier New"/>
-          <w:color w:val="1E293B"/>
-          <w:sz w:val="18"/>
-          <w:szCs w:val="18"/>
-        </w:rPr>
-        <w:t xml:space="preserve">  Requests peer list from seed over gRPC</w:t>
-      </w:r>
-    </w:p>
-    <w:p>
-      <w:pPr>
-        <w:shd w:fill="F1F5F9" w:val="clear"/>
-        <w:spacing w:after="30" w:before="30"/>
-        <w:ind w:left="360"/>
-      </w:pPr>
-      <w:r>
-        <w:rPr>
-          <w:rFonts w:ascii="Courier New" w:cs="Courier New" w:eastAsia="Courier New" w:hAnsi="Courier New"/>
-          <w:color w:val="1E293B"/>
-          <w:sz w:val="18"/>
-          <w:szCs w:val="18"/>
-        </w:rPr>
-        <w:t xml:space="preserve">       │</w:t>
-      </w:r>
-    </w:p>
-    <w:p>
-      <w:pPr>
-        <w:shd w:fill="F1F5F9" w:val="clear"/>
-        <w:spacing w:after="30" w:before="30"/>
-        <w:ind w:left="360"/>
-      </w:pPr>
-      <w:r>
-        <w:rPr>
-          <w:rFonts w:ascii="Courier New" w:cs="Courier New" w:eastAsia="Courier New" w:hAnsi="Courier New"/>
-          <w:color w:val="1E293B"/>
-          <w:sz w:val="18"/>
-          <w:szCs w:val="18"/>
-        </w:rPr>
-        <w:t xml:space="preserve">       ▼</w:t>
-      </w:r>
-    </w:p>
-    <w:p>
-      <w:pPr>
-        <w:shd w:fill="F1F5F9" w:val="clear"/>
-        <w:spacing w:after="30" w:before="30"/>
-        <w:ind w:left="360"/>
-      </w:pPr>
-      <w:r>
-        <w:rPr>
-          <w:rFonts w:ascii="Courier New" w:cs="Courier New" w:eastAsia="Courier New" w:hAnsi="Courier New"/>
-          <w:color w:val="1E293B"/>
-          <w:sz w:val="18"/>
-          <w:szCs w:val="18"/>
-        </w:rPr>
-        <w:t xml:space="preserve">  Receives full peer list: {node_id, wg_pubkey, endpoint, last_seen}</w:t>
-      </w:r>
-    </w:p>
-    <w:p>
-      <w:pPr>
-        <w:shd w:fill="F1F5F9" w:val="clear"/>
-        <w:spacing w:after="30" w:before="30"/>
-        <w:ind w:left="360"/>
-      </w:pPr>
-      <w:r>
-        <w:rPr>
-          <w:rFonts w:ascii="Courier New" w:cs="Courier New" w:eastAsia="Courier New" w:hAnsi="Courier New"/>
-          <w:color w:val="1E293B"/>
-          <w:sz w:val="18"/>
-          <w:szCs w:val="18"/>
-        </w:rPr>
-        <w:t xml:space="preserve">       │</w:t>
-      </w:r>
-    </w:p>
-    <w:p>
-      <w:pPr>
-        <w:shd w:fill="F1F5F9" w:val="clear"/>
-        <w:spacing w:after="30" w:before="30"/>
-        <w:ind w:left="360"/>
-      </w:pPr>
-      <w:r>
-        <w:rPr>
-          <w:rFonts w:ascii="Courier New" w:cs="Courier New" w:eastAsia="Courier New" w:hAnsi="Courier New"/>
-          <w:color w:val="1E293B"/>
-          <w:sz w:val="18"/>
-          <w:szCs w:val="18"/>
-        </w:rPr>
-        <w:t xml:space="preserve">       ▼</w:t>
-      </w:r>
-    </w:p>
-    <w:p>
-      <w:pPr>
-        <w:shd w:fill="F1F5F9" w:val="clear"/>
-        <w:spacing w:after="30" w:before="30"/>
-        <w:ind w:left="360"/>
-      </w:pPr>
-      <w:r>
-        <w:rPr>
-          <w:rFonts w:ascii="Courier New" w:cs="Courier New" w:eastAsia="Courier New" w:hAnsi="Courier New"/>
-          <w:color w:val="1E293B"/>
-          <w:sz w:val="18"/>
-          <w:szCs w:val="18"/>
-        </w:rPr>
-        <w:t xml:space="preserve">  Adds WireGuard peers dynamically, connects to each</w:t>
-      </w:r>
-    </w:p>
-    <w:p>
-      <w:pPr>
-        <w:shd w:fill="F1F5F9" w:val="clear"/>
-        <w:spacing w:after="30" w:before="30"/>
-        <w:ind w:left="360"/>
-      </w:pPr>
-      <w:r>
-        <w:rPr>
-          <w:rFonts w:ascii="Courier New" w:cs="Courier New" w:eastAsia="Courier New" w:hAnsi="Courier New"/>
-          <w:color w:val="1E293B"/>
-          <w:sz w:val="18"/>
-          <w:szCs w:val="18"/>
-        </w:rPr>
-        <w:t xml:space="preserve">       │</w:t>
-      </w:r>
-    </w:p>
-    <w:p>
-      <w:pPr>
-        <w:shd w:fill="F1F5F9" w:val="clear"/>
-        <w:spacing w:after="30" w:before="30"/>
-        <w:ind w:left="360"/>
-      </w:pPr>
-      <w:r>
-        <w:rPr>
-          <w:rFonts w:ascii="Courier New" w:cs="Courier New" w:eastAsia="Courier New" w:hAnsi="Courier New"/>
-          <w:color w:val="1E293B"/>
-          <w:sz w:val="18"/>
-          <w:szCs w:val="18"/>
-        </w:rPr>
-        <w:t xml:space="preserve">       ▼</w:t>
-      </w:r>
-    </w:p>
-    <w:p>
-      <w:pPr>
-        <w:shd w:fill="F1F5F9" w:val="clear"/>
-        <w:spacing w:after="30" w:before="30"/>
-        <w:ind w:left="360"/>
-      </w:pPr>
-      <w:r>
-        <w:rPr>
-          <w:rFonts w:ascii="Courier New" w:cs="Courier New" w:eastAsia="Courier New" w:hAnsi="Courier New"/>
-          <w:color w:val="1E293B"/>
-          <w:sz w:val="18"/>
-          <w:szCs w:val="18"/>
-        </w:rPr>
-        <w:t xml:space="preserve">  Starts gossiping — fleet learns about new node</w:t>
-      </w:r>
-    </w:p>
-    <w:p>
-      <w:pPr>
-        <w:shd w:fill="F1F5F9" w:val="clear"/>
-        <w:spacing w:after="30" w:before="30"/>
-        <w:ind w:left="360"/>
-      </w:pPr>
-      <w:r>
-        <w:rPr>
-          <w:rFonts w:ascii="Courier New" w:cs="Courier New" w:eastAsia="Courier New" w:hAnsi="Courier New"/>
-          <w:color w:val="1E293B"/>
-          <w:sz w:val="18"/>
-          <w:szCs w:val="18"/>
-        </w:rPr>
-        <w:t xml:space="preserve">  within O(log n) gossip rounds</w:t>
-      </w:r>
-    </w:p>
-    <w:p>
-      <w:pPr>
-        <w:shd w:fill="F1F5F9" w:val="clear"/>
-        <w:spacing w:after="30" w:before="30"/>
-        <w:ind w:left="360"/>
-      </w:pPr>
-      <w:r>
-        <w:rPr>
-          <w:rFonts w:ascii="Courier New" w:cs="Courier New" w:eastAsia="Courier New" w:hAnsi="Courier New"/>
-          <w:color w:val="1E293B"/>
-          <w:sz w:val="18"/>
-          <w:szCs w:val="18"/>
-        </w:rPr>
-        <w:t xml:space="preserve">       │</w:t>
-      </w:r>
-    </w:p>
-    <w:p>
-      <w:pPr>
-        <w:shd w:fill="F1F5F9" w:val="clear"/>
-        <w:spacing w:after="30" w:before="30"/>
-        <w:ind w:left="360"/>
-      </w:pPr>
-      <w:r>
-        <w:rPr>
-          <w:rFonts w:ascii="Courier New" w:cs="Courier New" w:eastAsia="Courier New" w:hAnsi="Courier New"/>
-          <w:color w:val="1E293B"/>
-          <w:sz w:val="18"/>
-          <w:szCs w:val="18"/>
-        </w:rPr>
-        <w:t xml:space="preserve">       ▼</w:t>
-      </w:r>
-    </w:p>
-    <w:p>
-      <w:pPr>
-        <w:shd w:fill="F1F5F9" w:val="clear"/>
-        <w:spacing w:after="30" w:before="30"/>
-        <w:ind w:left="360"/>
-      </w:pPr>
-      <w:r>
-        <w:rPr>
-          <w:rFonts w:ascii="Courier New" w:cs="Courier New" w:eastAsia="Courier New" w:hAnsi="Courier New"/>
-          <w:color w:val="1E293B"/>
-          <w:sz w:val="18"/>
-          <w:szCs w:val="18"/>
-        </w:rPr>
-        <w:t xml:space="preserve">  Node fully joined — services discoverable by all peers</w:t>
-      </w:r>
-    </w:p>
-    <w:p>
-      <w:pPr>
-        <w:spacing w:after="240" w:before="0"/>
-      </w:pPr>
-    </w:p>
-    <w:p>
-      <w:pPr>
-        <w:pStyle w:val="Heading1"/>
-        <w:spacing w:after="160" w:before="480"/>
-      </w:pPr>
-      <w:r>
-        <w:rPr>
-          <w:rFonts w:ascii="Calibri" w:cs="Calibri" w:eastAsia="Calibri" w:hAnsi="Calibri"/>
-          <w:b/>
-          <w:bCs/>
-          <w:color w:val="0F172A"/>
-          <w:sz w:val="48"/>
-          <w:szCs w:val="48"/>
-        </w:rPr>
-        <w:t xml:space="preserve">3. Component Breakdown</w:t>
-      </w:r>
-    </w:p>
-    <w:p>
-      <w:pPr>
-        <w:pBdr>
-          <w:bottom w:val="single" w:color="6366F1" w:sz="6"/>
-        </w:pBdr>
-        <w:spacing w:after="200" w:before="200"/>
-      </w:pPr>
-    </w:p>
-    <w:p>
-      <w:pPr>
-        <w:pStyle w:val="Heading2"/>
-        <w:spacing w:after="120" w:before="360"/>
-      </w:pPr>
-      <w:r>
-        <w:rPr>
-          <w:rFonts w:ascii="Calibri" w:cs="Calibri" w:eastAsia="Calibri" w:hAnsi="Calibri"/>
-          <w:b/>
-          <w:bCs/>
-          <w:color w:val="6366F1"/>
-          <w:sz w:val="34"/>
-          <w:szCs w:val="34"/>
-        </w:rPr>
-        <w:t xml:space="preserve">3.1 WireGuard Mesh Layer</w:t>
-      </w:r>
     </w:p>
     <w:p>
       <w:pPr>
@@ -2473,13 +2488,97 @@
           <w:sz w:val="22"/>
           <w:szCs w:val="22"/>
         </w:rPr>
-        <w:t xml:space="preserve">Every node runs a WireGuard interface. The mesh is the encrypted transport for all inter-node communication — gossip, heartbeats, election RPCs. WireGuard is L3 only (no Ethernet frame transport). This is intentional — GARP and VRRP are not used. All failover logic lives at the application layer.</w:t>
+        <w:t xml:space="preserve">WireGuard is kernel-native on Linux 5.6+. No userspace daemon required. Each node has a keypair. Peers are added dynamically as the membership layer discovers them.</w:t>
       </w:r>
     </w:p>
     <w:p>
       <w:pPr>
         <w:spacing w:after="120" w:before="0"/>
       </w:pPr>
+    </w:p>
+    <w:p>
+      <w:pPr>
+        <w:pBdr>
+          <w:left w:val="thick" w:color="B45309" w:sz="12"/>
+        </w:pBdr>
+        <w:shd w:fill="FFFBEB" w:val="clear"/>
+        <w:spacing w:after="120" w:before="120"/>
+        <w:ind w:left="360" w:right="360"/>
+      </w:pPr>
+      <w:r>
+        <w:rPr>
+          <w:rFonts w:ascii="Calibri" w:cs="Calibri" w:eastAsia="Calibri" w:hAnsi="Calibri"/>
+          <w:b/>
+          <w:bCs/>
+          <w:color w:val="B45309"/>
+          <w:sz w:val="20"/>
+          <w:szCs w:val="20"/>
+        </w:rPr>
+        <w:t xml:space="preserve">⚠ OPEN QUESTION  </w:t>
+      </w:r>
+      <w:r>
+        <w:rPr>
+          <w:rFonts w:ascii="Calibri" w:cs="Calibri" w:eastAsia="Calibri" w:hAnsi="Calibri"/>
+          <w:i/>
+          <w:iCs/>
+          <w:color w:val="B45309"/>
+          <w:sz w:val="20"/>
+          <w:szCs w:val="20"/>
+        </w:rPr>
+        <w:t xml:space="preserve">WireGuard requires knowing peer endpoints (public IP + port) upfront to establish tunnels. In dynamic environments where nodes have ephemeral IPs, how does the first connection happen before gossip has started? The seed node is the bootstrap answer but this needs careful handling for nodes behind NAT.</w:t>
+      </w:r>
+    </w:p>
+    <w:p>
+      <w:pPr>
+        <w:pBdr>
+          <w:left w:val="thick" w:color="1D4ED8" w:sz="12"/>
+        </w:pBdr>
+        <w:shd w:fill="EFF6FF" w:val="clear"/>
+        <w:spacing w:after="120" w:before="120"/>
+        <w:ind w:left="360" w:right="360"/>
+      </w:pPr>
+      <w:r>
+        <w:rPr>
+          <w:rFonts w:ascii="Calibri" w:cs="Calibri" w:eastAsia="Calibri" w:hAnsi="Calibri"/>
+          <w:b/>
+          <w:bCs/>
+          <w:color w:val="1D4ED8"/>
+          <w:sz w:val="20"/>
+          <w:szCs w:val="20"/>
+        </w:rPr>
+        <w:t xml:space="preserve">📖 RESEARCH  </w:t>
+      </w:r>
+      <w:r>
+        <w:rPr>
+          <w:rFonts w:ascii="Calibri" w:cs="Calibri" w:eastAsia="Calibri" w:hAnsi="Calibri"/>
+          <w:color w:val="1D4ED8"/>
+          <w:sz w:val="20"/>
+          <w:szCs w:val="20"/>
+        </w:rPr>
+        <w:t>Look into WireGuard NAT traversal limitations. Tailscale solves this with a coordination server and DERP relay nodes — could Headscale (self-hosted Tailscale control plane) be embedded as Bridge's WireGuard manager instead of raw WireGuard? Trade-off: adds dependency but solves NAT cleanly. See: github.com/juanfont/headscale</w:t>
+      </w:r>
+    </w:p>
+    <w:p>
+      <w:pPr>
+        <w:spacing w:after="240" w:before="0"/>
+      </w:pPr>
+    </w:p>
+    <w:p>
+      <w:pPr>
+        <w:pStyle w:val="Heading2"/>
+        <w:spacing w:after="120" w:before="360"/>
+      </w:pPr>
+      <w:r>
+        <w:rPr>
+          <w:rFonts w:ascii="Calibri" w:cs="Calibri" w:eastAsia="Calibri" w:hAnsi="Calibri"/>
+          <w:b/>
+          <w:bCs/>
+          <w:color w:val="6366F1"/>
+          <w:sz w:val="34"/>
+          <w:szCs w:val="34"/>
+        </w:rPr>
+        <w:t xml:space="preserve">3.2 Membership Layer (SWIM Protocol)</w:t>
+      </w:r>
     </w:p>
     <w:p>
       <w:pPr>
@@ -2496,97 +2595,13 @@
           <w:sz w:val="22"/>
           <w:szCs w:val="22"/>
         </w:rPr>
-        <w:t xml:space="preserve">WireGuard is kernel-native on Linux 5.6+. No userspace daemon required. Each node has a keypair. Peers are added dynamically as the membership layer discovers them.</w:t>
+        <w:t xml:space="preserve">Handles who is in the cluster, who is alive, and propagates join/leave/failure events. Uses the SWIM (Scalable Weakly-consistent Infection-style Membership) protocol — the same protocol used by Consul, Cassandra, and Fly.io internally.</w:t>
       </w:r>
     </w:p>
     <w:p>
       <w:pPr>
         <w:spacing w:after="120" w:before="0"/>
       </w:pPr>
-    </w:p>
-    <w:p>
-      <w:pPr>
-        <w:pBdr>
-          <w:left w:val="thick" w:color="B45309" w:sz="12"/>
-        </w:pBdr>
-        <w:shd w:fill="FFFBEB" w:val="clear"/>
-        <w:spacing w:after="120" w:before="120"/>
-        <w:ind w:left="360" w:right="360"/>
-      </w:pPr>
-      <w:r>
-        <w:rPr>
-          <w:rFonts w:ascii="Calibri" w:cs="Calibri" w:eastAsia="Calibri" w:hAnsi="Calibri"/>
-          <w:b/>
-          <w:bCs/>
-          <w:color w:val="B45309"/>
-          <w:sz w:val="20"/>
-          <w:szCs w:val="20"/>
-        </w:rPr>
-        <w:t xml:space="preserve">⚠ OPEN QUESTION  </w:t>
-      </w:r>
-      <w:r>
-        <w:rPr>
-          <w:rFonts w:ascii="Calibri" w:cs="Calibri" w:eastAsia="Calibri" w:hAnsi="Calibri"/>
-          <w:i/>
-          <w:iCs/>
-          <w:color w:val="B45309"/>
-          <w:sz w:val="20"/>
-          <w:szCs w:val="20"/>
-        </w:rPr>
-        <w:t xml:space="preserve">WireGuard requires knowing peer endpoints (public IP + port) upfront to establish tunnels. In dynamic environments where nodes have ephemeral IPs, how does the first connection happen before gossip has started? The seed node is the bootstrap answer but this needs careful handling for nodes behind NAT.</w:t>
-      </w:r>
-    </w:p>
-    <w:p>
-      <w:pPr>
-        <w:pBdr>
-          <w:left w:val="thick" w:color="1D4ED8" w:sz="12"/>
-        </w:pBdr>
-        <w:shd w:fill="EFF6FF" w:val="clear"/>
-        <w:spacing w:after="120" w:before="120"/>
-        <w:ind w:left="360" w:right="360"/>
-      </w:pPr>
-      <w:r>
-        <w:rPr>
-          <w:rFonts w:ascii="Calibri" w:cs="Calibri" w:eastAsia="Calibri" w:hAnsi="Calibri"/>
-          <w:b/>
-          <w:bCs/>
-          <w:color w:val="1D4ED8"/>
-          <w:sz w:val="20"/>
-          <w:szCs w:val="20"/>
-        </w:rPr>
-        <w:t xml:space="preserve">📖 RESEARCH  </w:t>
-      </w:r>
-      <w:r>
-        <w:rPr>
-          <w:rFonts w:ascii="Calibri" w:cs="Calibri" w:eastAsia="Calibri" w:hAnsi="Calibri"/>
-          <w:color w:val="1D4ED8"/>
-          <w:sz w:val="20"/>
-          <w:szCs w:val="20"/>
-        </w:rPr>
-        <w:t>Look into WireGuard NAT traversal limitations. Tailscale solves this with a coordination server and DERP relay nodes — could Headscale (self-hosted Tailscale control plane) be embedded as Bridge's WireGuard manager instead of raw WireGuard? Trade-off: adds dependency but solves NAT cleanly. See: github.com/juanfont/headscale</w:t>
-      </w:r>
-    </w:p>
-    <w:p>
-      <w:pPr>
-        <w:spacing w:after="240" w:before="0"/>
-      </w:pPr>
-    </w:p>
-    <w:p>
-      <w:pPr>
-        <w:pStyle w:val="Heading2"/>
-        <w:spacing w:after="120" w:before="360"/>
-      </w:pPr>
-      <w:r>
-        <w:rPr>
-          <w:rFonts w:ascii="Calibri" w:cs="Calibri" w:eastAsia="Calibri" w:hAnsi="Calibri"/>
-          <w:b/>
-          <w:bCs/>
-          <w:color w:val="6366F1"/>
-          <w:sz w:val="34"/>
-          <w:szCs w:val="34"/>
-        </w:rPr>
-        <w:t xml:space="preserve">3.2 Membership Layer (SWIM Protocol)</w:t>
-      </w:r>
     </w:p>
     <w:p>
       <w:pPr>
@@ -2603,7 +2618,45 @@
           <w:sz w:val="22"/>
           <w:szCs w:val="22"/>
         </w:rPr>
-        <w:t xml:space="preserve">Handles who is in the cluster, who is alive, and propagates join/leave/failure events. Uses the SWIM (Scalable Weakly-consistent Infection-style Membership) protocol — the same protocol used by Consul, Cassandra, and Fly.io internally.</w:t>
+        <w:t xml:space="preserve">SWIM separates two concerns cleanly:</w:t>
+      </w:r>
+    </w:p>
+    <w:p>
+      <w:pPr>
+        <w:pStyle w:val="ListParagraph"/>
+        <w:numPr>
+          <w:ilvl w:val="0"/>
+          <w:numId w:val="1"/>
+        </w:numPr>
+        <w:spacing w:after="60" w:before="60"/>
+      </w:pPr>
+      <w:r>
+        <w:rPr>
+          <w:rFonts w:ascii="Calibri" w:cs="Calibri" w:eastAsia="Calibri" w:hAnsi="Calibri"/>
+          <w:color w:val="0F172A"/>
+          <w:sz w:val="22"/>
+          <w:szCs w:val="22"/>
+        </w:rPr>
+        <w:t xml:space="preserve">Failure detection — direct probing + indirect probing via random peers. A node suspected of failure is probed by k random peers before being declared dead. Reduces false positives from transient network issues.</w:t>
+      </w:r>
+    </w:p>
+    <w:p>
+      <w:pPr>
+        <w:pStyle w:val="ListParagraph"/>
+        <w:numPr>
+          <w:ilvl w:val="0"/>
+          <w:numId w:val="1"/>
+        </w:numPr>
+        <w:spacing w:after="60" w:before="60"/>
+      </w:pPr>
+      <w:r>
+        <w:rPr>
+          <w:rFonts w:ascii="Calibri" w:cs="Calibri" w:eastAsia="Calibri" w:hAnsi="Calibri"/>
+          <w:color w:val="0F172A"/>
+          <w:sz w:val="22"/>
+          <w:szCs w:val="22"/>
+        </w:rPr>
+        <w:t xml:space="preserve">Dissemination — membership events (join, leave, failure, recovery) are piggybacked onto regular gossip messages. No dedicated failure broadcast channel needed.</w:t>
       </w:r>
     </w:p>
     <w:p>
@@ -2626,7 +2679,7 @@
           <w:sz w:val="22"/>
           <w:szCs w:val="22"/>
         </w:rPr>
-        <w:t xml:space="preserve">SWIM separates two concerns cleanly:</w:t>
+        <w:t xml:space="preserve">Membership events:</w:t>
       </w:r>
     </w:p>
     <w:p>
@@ -2645,7 +2698,7 @@
           <w:sz w:val="22"/>
           <w:szCs w:val="22"/>
         </w:rPr>
-        <w:t xml:space="preserve">Failure detection — direct probing + indirect probing via random peers. A node suspected of failure is probed by k random peers before being declared dead. Reduces false positives from transient network issues.</w:t>
+        <w:t xml:space="preserve">NodeJoined — new peer connected and added to peer list</w:t>
       </w:r>
     </w:p>
     <w:p>
@@ -2664,13 +2717,221 @@
           <w:sz w:val="22"/>
           <w:szCs w:val="22"/>
         </w:rPr>
-        <w:t xml:space="preserve">Dissemination — membership events (join, leave, failure, recovery) are piggybacked onto regular gossip messages. No dedicated failure broadcast channel needed.</w:t>
+        <w:t xml:space="preserve">NodeSuspected — missed direct probe, being indirectly probed</w:t>
+      </w:r>
+    </w:p>
+    <w:p>
+      <w:pPr>
+        <w:pStyle w:val="ListParagraph"/>
+        <w:numPr>
+          <w:ilvl w:val="0"/>
+          <w:numId w:val="1"/>
+        </w:numPr>
+        <w:spacing w:after="60" w:before="60"/>
+      </w:pPr>
+      <w:r>
+        <w:rPr>
+          <w:rFonts w:ascii="Calibri" w:cs="Calibri" w:eastAsia="Calibri" w:hAnsi="Calibri"/>
+          <w:color w:val="0F172A"/>
+          <w:sz w:val="22"/>
+          <w:szCs w:val="22"/>
+        </w:rPr>
+        <w:t xml:space="preserve">NodeDead — confirmed failed, removed from routing table</w:t>
+      </w:r>
+    </w:p>
+    <w:p>
+      <w:pPr>
+        <w:pStyle w:val="ListParagraph"/>
+        <w:numPr>
+          <w:ilvl w:val="0"/>
+          <w:numId w:val="1"/>
+        </w:numPr>
+        <w:spacing w:after="60" w:before="60"/>
+      </w:pPr>
+      <w:r>
+        <w:rPr>
+          <w:rFonts w:ascii="Calibri" w:cs="Calibri" w:eastAsia="Calibri" w:hAnsi="Calibri"/>
+          <w:color w:val="0F172A"/>
+          <w:sz w:val="22"/>
+          <w:szCs w:val="22"/>
+        </w:rPr>
+        <w:t xml:space="preserve">NodeLeft — graceful shutdown, tombstone broadcast</w:t>
+      </w:r>
+    </w:p>
+    <w:p>
+      <w:pPr>
+        <w:pStyle w:val="ListParagraph"/>
+        <w:numPr>
+          <w:ilvl w:val="0"/>
+          <w:numId w:val="1"/>
+        </w:numPr>
+        <w:spacing w:after="60" w:before="60"/>
+      </w:pPr>
+      <w:r>
+        <w:rPr>
+          <w:rFonts w:ascii="Calibri" w:cs="Calibri" w:eastAsia="Calibri" w:hAnsi="Calibri"/>
+          <w:color w:val="0F172A"/>
+          <w:sz w:val="22"/>
+          <w:szCs w:val="22"/>
+        </w:rPr>
+        <w:t xml:space="preserve">NodeRecovered — was suspected/dead, now responding again</w:t>
       </w:r>
     </w:p>
     <w:p>
       <w:pPr>
         <w:spacing w:after="120" w:before="0"/>
       </w:pPr>
+    </w:p>
+    <w:p>
+      <w:pPr>
+        <w:pBdr>
+          <w:left w:val="thick" w:color="15803D" w:sz="12"/>
+        </w:pBdr>
+        <w:shd w:fill="F0FDF4" w:val="clear"/>
+        <w:spacing w:after="120" w:before="120"/>
+        <w:ind w:left="360" w:right="360"/>
+      </w:pPr>
+      <w:r>
+        <w:rPr>
+          <w:rFonts w:ascii="Calibri" w:cs="Calibri" w:eastAsia="Calibri" w:hAnsi="Calibri"/>
+          <w:b/>
+          <w:bCs/>
+          <w:color w:val="15803D"/>
+          <w:sz w:val="20"/>
+          <w:szCs w:val="20"/>
+        </w:rPr>
+        <w:t xml:space="preserve">✓ NOTE  </w:t>
+      </w:r>
+      <w:r>
+        <w:rPr>
+          <w:rFonts w:ascii="Calibri" w:cs="Calibri" w:eastAsia="Calibri" w:hAnsi="Calibri"/>
+          <w:color w:val="15803D"/>
+          <w:sz w:val="20"/>
+          <w:szCs w:val="20"/>
+        </w:rPr>
+        <w:t>The foca crate is a lightweight SWIM implementation in Rust designed to be embedded. It handles the protocol mechanics — Bridge just needs to feed it network events and react to membership change callbacks. See: github.com/caio/foca</w:t>
+      </w:r>
+    </w:p>
+    <w:p>
+      <w:pPr>
+        <w:spacing w:after="120" w:before="0"/>
+      </w:pPr>
+    </w:p>
+    <w:p>
+      <w:pPr>
+        <w:pBdr>
+          <w:left w:val="thick" w:color="B45309" w:sz="12"/>
+        </w:pBdr>
+        <w:shd w:fill="FFFBEB" w:val="clear"/>
+        <w:spacing w:after="120" w:before="120"/>
+        <w:ind w:left="360" w:right="360"/>
+      </w:pPr>
+      <w:r>
+        <w:rPr>
+          <w:rFonts w:ascii="Calibri" w:cs="Calibri" w:eastAsia="Calibri" w:hAnsi="Calibri"/>
+          <w:b/>
+          <w:bCs/>
+          <w:color w:val="B45309"/>
+          <w:sz w:val="20"/>
+          <w:szCs w:val="20"/>
+        </w:rPr>
+        <w:t xml:space="preserve">⚠ OPEN QUESTION  </w:t>
+      </w:r>
+      <w:r>
+        <w:rPr>
+          <w:rFonts w:ascii="Calibri" w:cs="Calibri" w:eastAsia="Calibri" w:hAnsi="Calibri"/>
+          <w:i/>
+          <w:iCs/>
+          <w:color w:val="B45309"/>
+          <w:sz w:val="20"/>
+          <w:szCs w:val="20"/>
+        </w:rPr>
+        <w:t xml:space="preserve">Tombstone propagation: when a node is intentionally decommissioned, it broadcasts a signed NodeLeft before shutdown. But what if it crashes before it can broadcast? The only signal is missed heartbeats. After the dead TTL expires the node gets pruned from the peer list. How long should that TTL be? Too short — false pruning during network partition. Too long — stale peers clog the list. SWIM uses a configurable suspicion multiplier. Need to research appropriate defaults.</w:t>
+      </w:r>
+    </w:p>
+    <w:p>
+      <w:pPr>
+        <w:pBdr>
+          <w:left w:val="thick" w:color="B45309" w:sz="12"/>
+        </w:pBdr>
+        <w:shd w:fill="FFFBEB" w:val="clear"/>
+        <w:spacing w:after="120" w:before="120"/>
+        <w:ind w:left="360" w:right="360"/>
+      </w:pPr>
+      <w:r>
+        <w:rPr>
+          <w:rFonts w:ascii="Calibri" w:cs="Calibri" w:eastAsia="Calibri" w:hAnsi="Calibri"/>
+          <w:b/>
+          <w:bCs/>
+          <w:color w:val="B45309"/>
+          <w:sz w:val="20"/>
+          <w:szCs w:val="20"/>
+        </w:rPr>
+        <w:t xml:space="preserve">⚠ OPEN QUESTION  </w:t>
+      </w:r>
+      <w:r>
+        <w:rPr>
+          <w:rFonts w:ascii="Calibri" w:cs="Calibri" w:eastAsia="Calibri" w:hAnsi="Calibri"/>
+          <w:i/>
+          <w:iCs/>
+          <w:color w:val="B45309"/>
+          <w:sz w:val="20"/>
+          <w:szCs w:val="20"/>
+        </w:rPr>
+        <w:t xml:space="preserve">Split-brain during network partition: if the fleet partitions into two groups that can't reach each other, both groups will elect a leader. Both leaders will try to acquire the public entry point. For the Cloudflare Tunnel mode, only one tunnel connection will succeed (Cloudflare will prefer the most recently connected tunnel). For floating IP mode, both nodes will call the provider API and the last write wins — which is non-deterministic. This needs a proper quorum mechanism: only elect a leader if you can reach a majority of known peers.</w:t>
+      </w:r>
+    </w:p>
+    <w:p>
+      <w:pPr>
+        <w:pBdr>
+          <w:left w:val="thick" w:color="1D4ED8" w:sz="12"/>
+        </w:pBdr>
+        <w:shd w:fill="EFF6FF" w:val="clear"/>
+        <w:spacing w:after="120" w:before="120"/>
+        <w:ind w:left="360" w:right="360"/>
+      </w:pPr>
+      <w:r>
+        <w:rPr>
+          <w:rFonts w:ascii="Calibri" w:cs="Calibri" w:eastAsia="Calibri" w:hAnsi="Calibri"/>
+          <w:b/>
+          <w:bCs/>
+          <w:color w:val="1D4ED8"/>
+          <w:sz w:val="20"/>
+          <w:szCs w:val="20"/>
+        </w:rPr>
+        <w:t xml:space="preserve">📖 RESEARCH  </w:t>
+      </w:r>
+      <w:r>
+        <w:rPr>
+          <w:rFonts w:ascii="Calibri" w:cs="Calibri" w:eastAsia="Calibri" w:hAnsi="Calibri"/>
+          <w:color w:val="1D4ED8"/>
+          <w:sz w:val="20"/>
+          <w:szCs w:val="20"/>
+        </w:rPr>
+        <w:t xml:space="preserve">SWIM paper: "SWIM: Scalable Weakly-consistent Infection-style Process Group Membership Protocol" — Das, Gupta, Motivala (2002). Available on Cornell arXiv. Essential reading before implementing the membership layer.</w:t>
+      </w:r>
+    </w:p>
+    <w:p>
+      <w:pPr>
+        <w:spacing w:after="240" w:before="0"/>
+      </w:pPr>
+    </w:p>
+    <w:p>
+      <w:pPr>
+        <w:pStyle w:val="Heading2"/>
+        <w:spacing w:after="120" w:before="360"/>
+      </w:pPr>
+      <w:r>
+        <w:rPr>
+          <w:rFonts w:ascii="Calibri" w:cs="Calibri" w:eastAsia="Calibri" w:hAnsi="Calibri"/>
+          <w:b/>
+          <w:bCs/>
+          <w:color w:val="6366F1"/>
+          <w:sz w:val="34"/>
+          <w:szCs w:val="34"/>
+        </w:rPr>
+        <w:t xml:space="preserve">3.3 Routing Table Gossip</w:t>
+      </w:r>
     </w:p>
     <w:p>
       <w:pPr>
@@ -2687,259 +2948,13 @@
           <w:sz w:val="22"/>
           <w:szCs w:val="22"/>
         </w:rPr>
-        <w:t xml:space="preserve">Membership events:</w:t>
-      </w:r>
-    </w:p>
-    <w:p>
-      <w:pPr>
-        <w:pStyle w:val="ListParagraph"/>
-        <w:numPr>
-          <w:ilvl w:val="0"/>
-          <w:numId w:val="1"/>
-        </w:numPr>
-        <w:spacing w:after="60" w:before="60"/>
-      </w:pPr>
-      <w:r>
-        <w:rPr>
-          <w:rFonts w:ascii="Calibri" w:cs="Calibri" w:eastAsia="Calibri" w:hAnsi="Calibri"/>
-          <w:color w:val="0F172A"/>
-          <w:sz w:val="22"/>
-          <w:szCs w:val="22"/>
-        </w:rPr>
-        <w:t xml:space="preserve">NodeJoined — new peer connected and added to peer list</w:t>
-      </w:r>
-    </w:p>
-    <w:p>
-      <w:pPr>
-        <w:pStyle w:val="ListParagraph"/>
-        <w:numPr>
-          <w:ilvl w:val="0"/>
-          <w:numId w:val="1"/>
-        </w:numPr>
-        <w:spacing w:after="60" w:before="60"/>
-      </w:pPr>
-      <w:r>
-        <w:rPr>
-          <w:rFonts w:ascii="Calibri" w:cs="Calibri" w:eastAsia="Calibri" w:hAnsi="Calibri"/>
-          <w:color w:val="0F172A"/>
-          <w:sz w:val="22"/>
-          <w:szCs w:val="22"/>
-        </w:rPr>
-        <w:t xml:space="preserve">NodeSuspected — missed direct probe, being indirectly probed</w:t>
-      </w:r>
-    </w:p>
-    <w:p>
-      <w:pPr>
-        <w:pStyle w:val="ListParagraph"/>
-        <w:numPr>
-          <w:ilvl w:val="0"/>
-          <w:numId w:val="1"/>
-        </w:numPr>
-        <w:spacing w:after="60" w:before="60"/>
-      </w:pPr>
-      <w:r>
-        <w:rPr>
-          <w:rFonts w:ascii="Calibri" w:cs="Calibri" w:eastAsia="Calibri" w:hAnsi="Calibri"/>
-          <w:color w:val="0F172A"/>
-          <w:sz w:val="22"/>
-          <w:szCs w:val="22"/>
-        </w:rPr>
-        <w:t xml:space="preserve">NodeDead — confirmed failed, removed from routing table</w:t>
-      </w:r>
-    </w:p>
-    <w:p>
-      <w:pPr>
-        <w:pStyle w:val="ListParagraph"/>
-        <w:numPr>
-          <w:ilvl w:val="0"/>
-          <w:numId w:val="1"/>
-        </w:numPr>
-        <w:spacing w:after="60" w:before="60"/>
-      </w:pPr>
-      <w:r>
-        <w:rPr>
-          <w:rFonts w:ascii="Calibri" w:cs="Calibri" w:eastAsia="Calibri" w:hAnsi="Calibri"/>
-          <w:color w:val="0F172A"/>
-          <w:sz w:val="22"/>
-          <w:szCs w:val="22"/>
-        </w:rPr>
-        <w:t xml:space="preserve">NodeLeft — graceful shutdown, tombstone broadcast</w:t>
-      </w:r>
-    </w:p>
-    <w:p>
-      <w:pPr>
-        <w:pStyle w:val="ListParagraph"/>
-        <w:numPr>
-          <w:ilvl w:val="0"/>
-          <w:numId w:val="1"/>
-        </w:numPr>
-        <w:spacing w:after="60" w:before="60"/>
-      </w:pPr>
-      <w:r>
-        <w:rPr>
-          <w:rFonts w:ascii="Calibri" w:cs="Calibri" w:eastAsia="Calibri" w:hAnsi="Calibri"/>
-          <w:color w:val="0F172A"/>
-          <w:sz w:val="22"/>
-          <w:szCs w:val="22"/>
-        </w:rPr>
-        <w:t xml:space="preserve">NodeRecovered — was suspected/dead, now responding again</w:t>
+        <w:t xml:space="preserve">The routing table maps hostnames to backends. It is gossiped separately from membership — membership tells you who is alive, the routing table tells you what services are where.</w:t>
       </w:r>
     </w:p>
     <w:p>
       <w:pPr>
         <w:spacing w:after="120" w:before="0"/>
       </w:pPr>
-    </w:p>
-    <w:p>
-      <w:pPr>
-        <w:pBdr>
-          <w:left w:val="thick" w:color="15803D" w:sz="12"/>
-        </w:pBdr>
-        <w:shd w:fill="F0FDF4" w:val="clear"/>
-        <w:spacing w:after="120" w:before="120"/>
-        <w:ind w:left="360" w:right="360"/>
-      </w:pPr>
-      <w:r>
-        <w:rPr>
-          <w:rFonts w:ascii="Calibri" w:cs="Calibri" w:eastAsia="Calibri" w:hAnsi="Calibri"/>
-          <w:b/>
-          <w:bCs/>
-          <w:color w:val="15803D"/>
-          <w:sz w:val="20"/>
-          <w:szCs w:val="20"/>
-        </w:rPr>
-        <w:t xml:space="preserve">✓ NOTE  </w:t>
-      </w:r>
-      <w:r>
-        <w:rPr>
-          <w:rFonts w:ascii="Calibri" w:cs="Calibri" w:eastAsia="Calibri" w:hAnsi="Calibri"/>
-          <w:color w:val="15803D"/>
-          <w:sz w:val="20"/>
-          <w:szCs w:val="20"/>
-        </w:rPr>
-        <w:t>The foca crate is a lightweight SWIM implementation in Rust designed to be embedded. It handles the protocol mechanics — Bridge just needs to feed it network events and react to membership change callbacks. See: github.com/caio/foca</w:t>
-      </w:r>
-    </w:p>
-    <w:p>
-      <w:pPr>
-        <w:spacing w:after="120" w:before="0"/>
-      </w:pPr>
-    </w:p>
-    <w:p>
-      <w:pPr>
-        <w:pBdr>
-          <w:left w:val="thick" w:color="B45309" w:sz="12"/>
-        </w:pBdr>
-        <w:shd w:fill="FFFBEB" w:val="clear"/>
-        <w:spacing w:after="120" w:before="120"/>
-        <w:ind w:left="360" w:right="360"/>
-      </w:pPr>
-      <w:r>
-        <w:rPr>
-          <w:rFonts w:ascii="Calibri" w:cs="Calibri" w:eastAsia="Calibri" w:hAnsi="Calibri"/>
-          <w:b/>
-          <w:bCs/>
-          <w:color w:val="B45309"/>
-          <w:sz w:val="20"/>
-          <w:szCs w:val="20"/>
-        </w:rPr>
-        <w:t xml:space="preserve">⚠ OPEN QUESTION  </w:t>
-      </w:r>
-      <w:r>
-        <w:rPr>
-          <w:rFonts w:ascii="Calibri" w:cs="Calibri" w:eastAsia="Calibri" w:hAnsi="Calibri"/>
-          <w:i/>
-          <w:iCs/>
-          <w:color w:val="B45309"/>
-          <w:sz w:val="20"/>
-          <w:szCs w:val="20"/>
-        </w:rPr>
-        <w:t xml:space="preserve">Tombstone propagation: when a node is intentionally decommissioned, it broadcasts a signed NodeLeft before shutdown. But what if it crashes before it can broadcast? The only signal is missed heartbeats. After the dead TTL expires the node gets pruned from the peer list. How long should that TTL be? Too short — false pruning during network partition. Too long — stale peers clog the list. SWIM uses a configurable suspicion multiplier. Need to research appropriate defaults.</w:t>
-      </w:r>
-    </w:p>
-    <w:p>
-      <w:pPr>
-        <w:pBdr>
-          <w:left w:val="thick" w:color="B45309" w:sz="12"/>
-        </w:pBdr>
-        <w:shd w:fill="FFFBEB" w:val="clear"/>
-        <w:spacing w:after="120" w:before="120"/>
-        <w:ind w:left="360" w:right="360"/>
-      </w:pPr>
-      <w:r>
-        <w:rPr>
-          <w:rFonts w:ascii="Calibri" w:cs="Calibri" w:eastAsia="Calibri" w:hAnsi="Calibri"/>
-          <w:b/>
-          <w:bCs/>
-          <w:color w:val="B45309"/>
-          <w:sz w:val="20"/>
-          <w:szCs w:val="20"/>
-        </w:rPr>
-        <w:t xml:space="preserve">⚠ OPEN QUESTION  </w:t>
-      </w:r>
-      <w:r>
-        <w:rPr>
-          <w:rFonts w:ascii="Calibri" w:cs="Calibri" w:eastAsia="Calibri" w:hAnsi="Calibri"/>
-          <w:i/>
-          <w:iCs/>
-          <w:color w:val="B45309"/>
-          <w:sz w:val="20"/>
-          <w:szCs w:val="20"/>
-        </w:rPr>
-        <w:t xml:space="preserve">Split-brain during network partition: if the fleet partitions into two groups that can't reach each other, both groups will elect a leader. Both leaders will try to acquire the public entry point. For the Cloudflare Tunnel mode, only one tunnel connection will succeed (Cloudflare will prefer the most recently connected tunnel). For floating IP mode, both nodes will call the provider API and the last write wins — which is non-deterministic. This needs a proper quorum mechanism: only elect a leader if you can reach a majority of known peers.</w:t>
-      </w:r>
-    </w:p>
-    <w:p>
-      <w:pPr>
-        <w:pBdr>
-          <w:left w:val="thick" w:color="1D4ED8" w:sz="12"/>
-        </w:pBdr>
-        <w:shd w:fill="EFF6FF" w:val="clear"/>
-        <w:spacing w:after="120" w:before="120"/>
-        <w:ind w:left="360" w:right="360"/>
-      </w:pPr>
-      <w:r>
-        <w:rPr>
-          <w:rFonts w:ascii="Calibri" w:cs="Calibri" w:eastAsia="Calibri" w:hAnsi="Calibri"/>
-          <w:b/>
-          <w:bCs/>
-          <w:color w:val="1D4ED8"/>
-          <w:sz w:val="20"/>
-          <w:szCs w:val="20"/>
-        </w:rPr>
-        <w:t xml:space="preserve">📖 RESEARCH  </w:t>
-      </w:r>
-      <w:r>
-        <w:rPr>
-          <w:rFonts w:ascii="Calibri" w:cs="Calibri" w:eastAsia="Calibri" w:hAnsi="Calibri"/>
-          <w:color w:val="1D4ED8"/>
-          <w:sz w:val="20"/>
-          <w:szCs w:val="20"/>
-        </w:rPr>
-        <w:t xml:space="preserve">SWIM paper: "SWIM: Scalable Weakly-consistent Infection-style Process Group Membership Protocol" — Das, Gupta, Motivala (2002). Available on Cornell arXiv. Essential reading before implementing the membership layer.</w:t>
-      </w:r>
-    </w:p>
-    <w:p>
-      <w:pPr>
-        <w:spacing w:after="240" w:before="0"/>
-      </w:pPr>
-    </w:p>
-    <w:p>
-      <w:pPr>
-        <w:pStyle w:val="Heading2"/>
-        <w:spacing w:after="120" w:before="360"/>
-      </w:pPr>
-      <w:r>
-        <w:rPr>
-          <w:rFonts w:ascii="Calibri" w:cs="Calibri" w:eastAsia="Calibri" w:hAnsi="Calibri"/>
-          <w:b/>
-          <w:bCs/>
-          <w:color w:val="6366F1"/>
-          <w:sz w:val="34"/>
-          <w:szCs w:val="34"/>
-        </w:rPr>
-        <w:t xml:space="preserve">3.3 Routing Table Gossip</w:t>
-      </w:r>
     </w:p>
     <w:p>
       <w:pPr>
@@ -2956,7 +2971,64 @@
           <w:sz w:val="22"/>
           <w:szCs w:val="22"/>
         </w:rPr>
-        <w:t xml:space="preserve">The routing table maps hostnames to backends. It is gossiped separately from membership — membership tells you who is alive, the routing table tells you what services are where.</w:t>
+        <w:t xml:space="preserve">Structure per entry:</w:t>
+      </w:r>
+    </w:p>
+    <w:p>
+      <w:pPr>
+        <w:pStyle w:val="ListParagraph"/>
+        <w:numPr>
+          <w:ilvl w:val="0"/>
+          <w:numId w:val="1"/>
+        </w:numPr>
+        <w:spacing w:after="60" w:before="60"/>
+      </w:pPr>
+      <w:r>
+        <w:rPr>
+          <w:rFonts w:ascii="Calibri" w:cs="Calibri" w:eastAsia="Calibri" w:hAnsi="Calibri"/>
+          <w:color w:val="0F172A"/>
+          <w:sz w:val="22"/>
+          <w:szCs w:val="22"/>
+        </w:rPr>
+        <w:t xml:space="preserve">hostname — the wildcard subdomain (e.g. api.peni.dev)</w:t>
+      </w:r>
+    </w:p>
+    <w:p>
+      <w:pPr>
+        <w:pStyle w:val="ListParagraph"/>
+        <w:numPr>
+          <w:ilvl w:val="0"/>
+          <w:numId w:val="1"/>
+        </w:numPr>
+        <w:spacing w:after="60" w:before="60"/>
+      </w:pPr>
+      <w:r>
+        <w:rPr>
+          <w:rFonts w:ascii="Calibri" w:cs="Calibri" w:eastAsia="Calibri" w:hAnsi="Calibri"/>
+          <w:color w:val="0F172A"/>
+          <w:sz w:val="22"/>
+          <w:szCs w:val="22"/>
+        </w:rPr>
+        <w:t xml:space="preserve">backends — list of {node_id, address, port, health_status}</w:t>
+      </w:r>
+    </w:p>
+    <w:p>
+      <w:pPr>
+        <w:pStyle w:val="ListParagraph"/>
+        <w:numPr>
+          <w:ilvl w:val="0"/>
+          <w:numId w:val="1"/>
+        </w:numPr>
+        <w:spacing w:after="60" w:before="60"/>
+      </w:pPr>
+      <w:r>
+        <w:rPr>
+          <w:rFonts w:ascii="Calibri" w:cs="Calibri" w:eastAsia="Calibri" w:hAnsi="Calibri"/>
+          <w:color w:val="0F172A"/>
+          <w:sz w:val="22"/>
+          <w:szCs w:val="22"/>
+        </w:rPr>
+        <w:t xml:space="preserve">vector_clock — (node_id, lamport_timestamp) for conflict resolution</w:t>
       </w:r>
     </w:p>
     <w:p>
@@ -2979,7 +3051,7 @@
           <w:sz w:val="22"/>
           <w:szCs w:val="22"/>
         </w:rPr>
-        <w:t xml:space="preserve">Structure per entry:</w:t>
+        <w:t xml:space="preserve">Gossip mechanics (push-pull variant):</w:t>
       </w:r>
     </w:p>
     <w:p>
@@ -2998,7 +3070,7 @@
           <w:sz w:val="22"/>
           <w:szCs w:val="22"/>
         </w:rPr>
-        <w:t xml:space="preserve">hostname — the wildcard subdomain (e.g. api.peni.dev)</w:t>
+        <w:t xml:space="preserve">Every 500ms (configurable): select f random peers (fanout, default f=3)</w:t>
       </w:r>
     </w:p>
     <w:p>
@@ -3017,7 +3089,7 @@
           <w:sz w:val="22"/>
           <w:szCs w:val="22"/>
         </w:rPr>
-        <w:t xml:space="preserve">backends — list of {node_id, address, port, health_status}</w:t>
+        <w:t xml:space="preserve">Send local table digest — hostname + vector clock only, not full state</w:t>
       </w:r>
     </w:p>
     <w:p>
@@ -3036,13 +3108,170 @@
           <w:sz w:val="22"/>
           <w:szCs w:val="22"/>
         </w:rPr>
-        <w:t xml:space="preserve">vector_clock — (node_id, lamport_timestamp) for conflict resolution</w:t>
+        <w:t xml:space="preserve">Receive peer digest, compute diff (entries where their clock is ahead)</w:t>
+      </w:r>
+    </w:p>
+    <w:p>
+      <w:pPr>
+        <w:pStyle w:val="ListParagraph"/>
+        <w:numPr>
+          <w:ilvl w:val="0"/>
+          <w:numId w:val="1"/>
+        </w:numPr>
+        <w:spacing w:after="60" w:before="60"/>
+      </w:pPr>
+      <w:r>
+        <w:rPr>
+          <w:rFonts w:ascii="Calibri" w:cs="Calibri" w:eastAsia="Calibri" w:hAnsi="Calibri"/>
+          <w:color w:val="0F172A"/>
+          <w:sz w:val="22"/>
+          <w:szCs w:val="22"/>
+        </w:rPr>
+        <w:t xml:space="preserve">Request and merge only the differing entries</w:t>
+      </w:r>
+    </w:p>
+    <w:p>
+      <w:pPr>
+        <w:pStyle w:val="ListParagraph"/>
+        <w:numPr>
+          <w:ilvl w:val="0"/>
+          <w:numId w:val="1"/>
+        </w:numPr>
+        <w:spacing w:after="60" w:before="60"/>
+      </w:pPr>
+      <w:r>
+        <w:rPr>
+          <w:rFonts w:ascii="Calibri" w:cs="Calibri" w:eastAsia="Calibri" w:hAnsi="Calibri"/>
+          <w:color w:val="0F172A"/>
+          <w:sz w:val="22"/>
+          <w:szCs w:val="22"/>
+        </w:rPr>
+        <w:t xml:space="preserve">Convergence: O(log_f(n)) rounds for n nodes at fanout f</w:t>
       </w:r>
     </w:p>
     <w:p>
       <w:pPr>
         <w:spacing w:after="120" w:before="0"/>
       </w:pPr>
+    </w:p>
+    <w:p>
+      <w:pPr>
+        <w:pBdr>
+          <w:left w:val="thick" w:color="15803D" w:sz="12"/>
+        </w:pBdr>
+        <w:shd w:fill="F0FDF4" w:val="clear"/>
+        <w:spacing w:after="120" w:before="120"/>
+        <w:ind w:left="360" w:right="360"/>
+      </w:pPr>
+      <w:r>
+        <w:rPr>
+          <w:rFonts w:ascii="Calibri" w:cs="Calibri" w:eastAsia="Calibri" w:hAnsi="Calibri"/>
+          <w:b/>
+          <w:bCs/>
+          <w:color w:val="15803D"/>
+          <w:sz w:val="20"/>
+          <w:szCs w:val="20"/>
+        </w:rPr>
+        <w:t xml:space="preserve">✓ NOTE  </w:t>
+      </w:r>
+      <w:r>
+        <w:rPr>
+          <w:rFonts w:ascii="Calibri" w:cs="Calibri" w:eastAsia="Calibri" w:hAnsi="Calibri"/>
+          <w:color w:val="15803D"/>
+          <w:sz w:val="20"/>
+          <w:szCs w:val="20"/>
+        </w:rPr>
+        <w:t xml:space="preserve">For a 10-node fleet at f=3: convergence in ~3 rounds = ~1.5 seconds at 500ms interval. For a 3-node fleet: ~2 rounds = ~1 second. Fast enough for the use case.</w:t>
+      </w:r>
+    </w:p>
+    <w:p>
+      <w:pPr>
+        <w:spacing w:after="120" w:before="0"/>
+      </w:pPr>
+    </w:p>
+    <w:p>
+      <w:pPr>
+        <w:pBdr>
+          <w:left w:val="thick" w:color="B45309" w:sz="12"/>
+        </w:pBdr>
+        <w:shd w:fill="FFFBEB" w:val="clear"/>
+        <w:spacing w:after="120" w:before="120"/>
+        <w:ind w:left="360" w:right="360"/>
+      </w:pPr>
+      <w:r>
+        <w:rPr>
+          <w:rFonts w:ascii="Calibri" w:cs="Calibri" w:eastAsia="Calibri" w:hAnsi="Calibri"/>
+          <w:b/>
+          <w:bCs/>
+          <w:color w:val="B45309"/>
+          <w:sz w:val="20"/>
+          <w:szCs w:val="20"/>
+        </w:rPr>
+        <w:t xml:space="preserve">⚠ OPEN QUESTION  </w:t>
+      </w:r>
+      <w:r>
+        <w:rPr>
+          <w:rFonts w:ascii="Calibri" w:cs="Calibri" w:eastAsia="Calibri" w:hAnsi="Calibri"/>
+          <w:i/>
+          <w:iCs/>
+          <w:color w:val="B45309"/>
+          <w:sz w:val="20"/>
+          <w:szCs w:val="20"/>
+        </w:rPr>
+        <w:t xml:space="preserve">What happens to in-flight requests during the gossip convergence window? If a service goes down on Node B and the routing table update hasn't reached the leader yet, the leader will route requests to a dead backend for up to one convergence period. Health checks at the proxy layer are the second line of defence here — the leader should independently check backend health and not rely solely on gossip for liveness. Need to design the health check loop separately from gossip.</w:t>
+      </w:r>
+    </w:p>
+    <w:p>
+      <w:pPr>
+        <w:pBdr>
+          <w:left w:val="thick" w:color="1D4ED8" w:sz="12"/>
+        </w:pBdr>
+        <w:shd w:fill="EFF6FF" w:val="clear"/>
+        <w:spacing w:after="120" w:before="120"/>
+        <w:ind w:left="360" w:right="360"/>
+      </w:pPr>
+      <w:r>
+        <w:rPr>
+          <w:rFonts w:ascii="Calibri" w:cs="Calibri" w:eastAsia="Calibri" w:hAnsi="Calibri"/>
+          <w:b/>
+          <w:bCs/>
+          <w:color w:val="1D4ED8"/>
+          <w:sz w:val="20"/>
+          <w:szCs w:val="20"/>
+        </w:rPr>
+        <w:t xml:space="preserve">📖 RESEARCH  </w:t>
+      </w:r>
+      <w:r>
+        <w:rPr>
+          <w:rFonts w:ascii="Calibri" w:cs="Calibri" w:eastAsia="Calibri" w:hAnsi="Calibri"/>
+          <w:color w:val="1D4ED8"/>
+          <w:sz w:val="20"/>
+          <w:szCs w:val="20"/>
+        </w:rPr>
+        <w:t xml:space="preserve">Conflict-free Replicated Data Types (CRDTs) as an alternative to vector clocks for the routing table. Fly.io uses CRDTs via their Corrosion system (distributed SQLite over QUIC with SWIM gossip). CRDTs give stronger consistency guarantees without explicit conflict resolution logic. May be overkill for this use case but worth understanding. See: github.com/superfly/corrosion</w:t>
+      </w:r>
+    </w:p>
+    <w:p>
+      <w:pPr>
+        <w:spacing w:after="240" w:before="0"/>
+      </w:pPr>
+    </w:p>
+    <w:p>
+      <w:pPr>
+        <w:pStyle w:val="Heading2"/>
+        <w:spacing w:after="120" w:before="360"/>
+      </w:pPr>
+      <w:r>
+        <w:rPr>
+          <w:rFonts w:ascii="Calibri" w:cs="Calibri" w:eastAsia="Calibri" w:hAnsi="Calibri"/>
+          <w:b/>
+          <w:bCs/>
+          <w:color w:val="6366F1"/>
+          <w:sz w:val="34"/>
+          <w:szCs w:val="34"/>
+        </w:rPr>
+        <w:t xml:space="preserve">3.4 Leader Election</w:t>
+      </w:r>
     </w:p>
     <w:p>
       <w:pPr>
@@ -3059,102 +3288,7 @@
           <w:sz w:val="22"/>
           <w:szCs w:val="22"/>
         </w:rPr>
-        <w:t xml:space="preserve">Gossip mechanics (push-pull variant):</w:t>
-      </w:r>
-    </w:p>
-    <w:p>
-      <w:pPr>
-        <w:pStyle w:val="ListParagraph"/>
-        <w:numPr>
-          <w:ilvl w:val="0"/>
-          <w:numId w:val="1"/>
-        </w:numPr>
-        <w:spacing w:after="60" w:before="60"/>
-      </w:pPr>
-      <w:r>
-        <w:rPr>
-          <w:rFonts w:ascii="Calibri" w:cs="Calibri" w:eastAsia="Calibri" w:hAnsi="Calibri"/>
-          <w:color w:val="0F172A"/>
-          <w:sz w:val="22"/>
-          <w:szCs w:val="22"/>
-        </w:rPr>
-        <w:t xml:space="preserve">Every 500ms (configurable): select f random peers (fanout, default f=3)</w:t>
-      </w:r>
-    </w:p>
-    <w:p>
-      <w:pPr>
-        <w:pStyle w:val="ListParagraph"/>
-        <w:numPr>
-          <w:ilvl w:val="0"/>
-          <w:numId w:val="1"/>
-        </w:numPr>
-        <w:spacing w:after="60" w:before="60"/>
-      </w:pPr>
-      <w:r>
-        <w:rPr>
-          <w:rFonts w:ascii="Calibri" w:cs="Calibri" w:eastAsia="Calibri" w:hAnsi="Calibri"/>
-          <w:color w:val="0F172A"/>
-          <w:sz w:val="22"/>
-          <w:szCs w:val="22"/>
-        </w:rPr>
-        <w:t xml:space="preserve">Send local table digest — hostname + vector clock only, not full state</w:t>
-      </w:r>
-    </w:p>
-    <w:p>
-      <w:pPr>
-        <w:pStyle w:val="ListParagraph"/>
-        <w:numPr>
-          <w:ilvl w:val="0"/>
-          <w:numId w:val="1"/>
-        </w:numPr>
-        <w:spacing w:after="60" w:before="60"/>
-      </w:pPr>
-      <w:r>
-        <w:rPr>
-          <w:rFonts w:ascii="Calibri" w:cs="Calibri" w:eastAsia="Calibri" w:hAnsi="Calibri"/>
-          <w:color w:val="0F172A"/>
-          <w:sz w:val="22"/>
-          <w:szCs w:val="22"/>
-        </w:rPr>
-        <w:t xml:space="preserve">Receive peer digest, compute diff (entries where their clock is ahead)</w:t>
-      </w:r>
-    </w:p>
-    <w:p>
-      <w:pPr>
-        <w:pStyle w:val="ListParagraph"/>
-        <w:numPr>
-          <w:ilvl w:val="0"/>
-          <w:numId w:val="1"/>
-        </w:numPr>
-        <w:spacing w:after="60" w:before="60"/>
-      </w:pPr>
-      <w:r>
-        <w:rPr>
-          <w:rFonts w:ascii="Calibri" w:cs="Calibri" w:eastAsia="Calibri" w:hAnsi="Calibri"/>
-          <w:color w:val="0F172A"/>
-          <w:sz w:val="22"/>
-          <w:szCs w:val="22"/>
-        </w:rPr>
-        <w:t xml:space="preserve">Request and merge only the differing entries</w:t>
-      </w:r>
-    </w:p>
-    <w:p>
-      <w:pPr>
-        <w:pStyle w:val="ListParagraph"/>
-        <w:numPr>
-          <w:ilvl w:val="0"/>
-          <w:numId w:val="1"/>
-        </w:numPr>
-        <w:spacing w:after="60" w:before="60"/>
-      </w:pPr>
-      <w:r>
-        <w:rPr>
-          <w:rFonts w:ascii="Calibri" w:cs="Calibri" w:eastAsia="Calibri" w:hAnsi="Calibri"/>
-          <w:color w:val="0F172A"/>
-          <w:sz w:val="22"/>
-          <w:szCs w:val="22"/>
-        </w:rPr>
-        <w:t xml:space="preserve">Convergence: O(log_f(n)) rounds for n nodes at fanout f</w:t>
+        <w:t xml:space="preserve">Uses a variant of the bully algorithm. When a peer detects missed leader heartbeats (after TTL), it initiates election by broadcasting an ELECTION message to all peers with higher node IDs over the WireGuard mesh via gRPC.</w:t>
       </w:r>
     </w:p>
     <w:p>
@@ -3164,122 +3298,296 @@
     </w:p>
     <w:p>
       <w:pPr>
-        <w:pBdr>
-          <w:left w:val="thick" w:color="15803D" w:sz="12"/>
-        </w:pBdr>
-        <w:shd w:fill="F0FDF4" w:val="clear"/>
-        <w:spacing w:after="120" w:before="120"/>
-        <w:ind w:left="360" w:right="360"/>
-      </w:pPr>
-      <w:r>
-        <w:rPr>
-          <w:rFonts w:ascii="Calibri" w:cs="Calibri" w:eastAsia="Calibri" w:hAnsi="Calibri"/>
-          <w:b/>
-          <w:bCs/>
-          <w:color w:val="15803D"/>
-          <w:sz w:val="20"/>
-          <w:szCs w:val="20"/>
-        </w:rPr>
-        <w:t xml:space="preserve">✓ NOTE  </w:t>
-      </w:r>
-      <w:r>
-        <w:rPr>
-          <w:rFonts w:ascii="Calibri" w:cs="Calibri" w:eastAsia="Calibri" w:hAnsi="Calibri"/>
-          <w:color w:val="15803D"/>
-          <w:sz w:val="20"/>
-          <w:szCs w:val="20"/>
-        </w:rPr>
-        <w:t xml:space="preserve">For a 10-node fleet at f=3: convergence in ~3 rounds = ~1.5 seconds at 500ms interval. For a 3-node fleet: ~2 rounds = ~1 second. Fast enough for the use case.</w:t>
+        <w:shd w:fill="F1F5F9" w:val="clear"/>
+        <w:spacing w:after="30" w:before="30"/>
+        <w:ind w:left="360"/>
+      </w:pPr>
+      <w:r>
+        <w:rPr>
+          <w:rFonts w:ascii="Courier New" w:cs="Courier New" w:eastAsia="Courier New" w:hAnsi="Courier New"/>
+          <w:color w:val="1E293B"/>
+          <w:sz w:val="18"/>
+          <w:szCs w:val="18"/>
+        </w:rPr>
+        <w:t xml:space="preserve">  Peer B detects leader A has missed 3 heartbeats</w:t>
+      </w:r>
+    </w:p>
+    <w:p>
+      <w:pPr>
+        <w:shd w:fill="F1F5F9" w:val="clear"/>
+        <w:spacing w:after="30" w:before="30"/>
+        <w:ind w:left="360"/>
+      </w:pPr>
+      <w:r>
+        <w:rPr>
+          <w:rFonts w:ascii="Courier New" w:cs="Courier New" w:eastAsia="Courier New" w:hAnsi="Courier New"/>
+          <w:color w:val="1E293B"/>
+          <w:sz w:val="18"/>
+          <w:szCs w:val="18"/>
+        </w:rPr>
+        <w:t xml:space="preserve">       │</w:t>
+      </w:r>
+    </w:p>
+    <w:p>
+      <w:pPr>
+        <w:shd w:fill="F1F5F9" w:val="clear"/>
+        <w:spacing w:after="30" w:before="30"/>
+        <w:ind w:left="360"/>
+      </w:pPr>
+      <w:r>
+        <w:rPr>
+          <w:rFonts w:ascii="Courier New" w:cs="Courier New" w:eastAsia="Courier New" w:hAnsi="Courier New"/>
+          <w:color w:val="1E293B"/>
+          <w:sz w:val="18"/>
+          <w:szCs w:val="18"/>
+        </w:rPr>
+        <w:t xml:space="preserve">       ▼</w:t>
+      </w:r>
+    </w:p>
+    <w:p>
+      <w:pPr>
+        <w:shd w:fill="F1F5F9" w:val="clear"/>
+        <w:spacing w:after="30" w:before="30"/>
+        <w:ind w:left="360"/>
+      </w:pPr>
+      <w:r>
+        <w:rPr>
+          <w:rFonts w:ascii="Courier New" w:cs="Courier New" w:eastAsia="Courier New" w:hAnsi="Courier New"/>
+          <w:color w:val="1E293B"/>
+          <w:sz w:val="18"/>
+          <w:szCs w:val="18"/>
+        </w:rPr>
+        <w:t xml:space="preserve">  Broadcast ELECTION to all peers with ID &gt; B</w:t>
+      </w:r>
+    </w:p>
+    <w:p>
+      <w:pPr>
+        <w:shd w:fill="F1F5F9" w:val="clear"/>
+        <w:spacing w:after="30" w:before="30"/>
+        <w:ind w:left="360"/>
+      </w:pPr>
+      <w:r>
+        <w:rPr>
+          <w:rFonts w:ascii="Courier New" w:cs="Courier New" w:eastAsia="Courier New" w:hAnsi="Courier New"/>
+          <w:color w:val="1E293B"/>
+          <w:sz w:val="18"/>
+          <w:szCs w:val="18"/>
+        </w:rPr>
+        <w:t xml:space="preserve">  (e.g. if nodes are A=1, B=2, C=3, D=4)</w:t>
+      </w:r>
+    </w:p>
+    <w:p>
+      <w:pPr>
+        <w:shd w:fill="F1F5F9" w:val="clear"/>
+        <w:spacing w:after="30" w:before="30"/>
+        <w:ind w:left="360"/>
+      </w:pPr>
+      <w:r>
+        <w:rPr>
+          <w:rFonts w:ascii="Courier New" w:cs="Courier New" w:eastAsia="Courier New" w:hAnsi="Courier New"/>
+          <w:color w:val="1E293B"/>
+          <w:sz w:val="18"/>
+          <w:szCs w:val="18"/>
+        </w:rPr>
+        <w:t xml:space="preserve">  B sends ELECTION to C and D</w:t>
+      </w:r>
+    </w:p>
+    <w:p>
+      <w:pPr>
+        <w:shd w:fill="F1F5F9" w:val="clear"/>
+        <w:spacing w:after="30" w:before="30"/>
+        <w:ind w:left="360"/>
+      </w:pPr>
+      <w:r>
+        <w:rPr>
+          <w:rFonts w:ascii="Courier New" w:cs="Courier New" w:eastAsia="Courier New" w:hAnsi="Courier New"/>
+          <w:color w:val="1E293B"/>
+          <w:sz w:val="18"/>
+          <w:szCs w:val="18"/>
+        </w:rPr>
+        <w:t xml:space="preserve">       │</w:t>
+      </w:r>
+    </w:p>
+    <w:p>
+      <w:pPr>
+        <w:shd w:fill="F1F5F9" w:val="clear"/>
+        <w:spacing w:after="30" w:before="30"/>
+        <w:ind w:left="360"/>
+      </w:pPr>
+      <w:r>
+        <w:rPr>
+          <w:rFonts w:ascii="Courier New" w:cs="Courier New" w:eastAsia="Courier New" w:hAnsi="Courier New"/>
+          <w:color w:val="1E293B"/>
+          <w:sz w:val="18"/>
+          <w:szCs w:val="18"/>
+        </w:rPr>
+        <w:t xml:space="preserve">       ├── C responds OK → C will handle election</w:t>
+      </w:r>
+    </w:p>
+    <w:p>
+      <w:pPr>
+        <w:shd w:fill="F1F5F9" w:val="clear"/>
+        <w:spacing w:after="30" w:before="30"/>
+        <w:ind w:left="360"/>
+      </w:pPr>
+      <w:r>
+        <w:rPr>
+          <w:rFonts w:ascii="Courier New" w:cs="Courier New" w:eastAsia="Courier New" w:hAnsi="Courier New"/>
+          <w:color w:val="1E293B"/>
+          <w:sz w:val="18"/>
+          <w:szCs w:val="18"/>
+        </w:rPr>
+        <w:t xml:space="preserve">       └── D responds OK → D will handle election</w:t>
+      </w:r>
+    </w:p>
+    <w:p>
+      <w:pPr>
+        <w:shd w:fill="F1F5F9" w:val="clear"/>
+        <w:spacing w:after="30" w:before="30"/>
+        <w:ind w:left="360"/>
+      </w:pPr>
+      <w:r>
+        <w:rPr>
+          <w:rFonts w:ascii="Courier New" w:cs="Courier New" w:eastAsia="Courier New" w:hAnsi="Courier New"/>
+          <w:color w:val="1E293B"/>
+          <w:sz w:val="18"/>
+          <w:szCs w:val="18"/>
+        </w:rPr>
+        <w:t xml:space="preserve"/>
+      </w:r>
+    </w:p>
+    <w:p>
+      <w:pPr>
+        <w:shd w:fill="F1F5F9" w:val="clear"/>
+        <w:spacing w:after="30" w:before="30"/>
+        <w:ind w:left="360"/>
+      </w:pPr>
+      <w:r>
+        <w:rPr>
+          <w:rFonts w:ascii="Courier New" w:cs="Courier New" w:eastAsia="Courier New" w:hAnsi="Courier New"/>
+          <w:color w:val="1E293B"/>
+          <w:sz w:val="18"/>
+          <w:szCs w:val="18"/>
+        </w:rPr>
+        <w:t xml:space="preserve">  D (highest) sends ELECTION to nobody (no higher peers)</w:t>
+      </w:r>
+    </w:p>
+    <w:p>
+      <w:pPr>
+        <w:shd w:fill="F1F5F9" w:val="clear"/>
+        <w:spacing w:after="30" w:before="30"/>
+        <w:ind w:left="360"/>
+      </w:pPr>
+      <w:r>
+        <w:rPr>
+          <w:rFonts w:ascii="Courier New" w:cs="Courier New" w:eastAsia="Courier New" w:hAnsi="Courier New"/>
+          <w:color w:val="1E293B"/>
+          <w:sz w:val="18"/>
+          <w:szCs w:val="18"/>
+        </w:rPr>
+        <w:t xml:space="preserve">  D waits for timeout — no response</w:t>
+      </w:r>
+    </w:p>
+    <w:p>
+      <w:pPr>
+        <w:shd w:fill="F1F5F9" w:val="clear"/>
+        <w:spacing w:after="30" w:before="30"/>
+        <w:ind w:left="360"/>
+      </w:pPr>
+      <w:r>
+        <w:rPr>
+          <w:rFonts w:ascii="Courier New" w:cs="Courier New" w:eastAsia="Courier New" w:hAnsi="Courier New"/>
+          <w:color w:val="1E293B"/>
+          <w:sz w:val="18"/>
+          <w:szCs w:val="18"/>
+        </w:rPr>
+        <w:t xml:space="preserve">  D declares itself COORDINATOR</w:t>
+      </w:r>
+    </w:p>
+    <w:p>
+      <w:pPr>
+        <w:shd w:fill="F1F5F9" w:val="clear"/>
+        <w:spacing w:after="30" w:before="30"/>
+        <w:ind w:left="360"/>
+      </w:pPr>
+      <w:r>
+        <w:rPr>
+          <w:rFonts w:ascii="Courier New" w:cs="Courier New" w:eastAsia="Courier New" w:hAnsi="Courier New"/>
+          <w:color w:val="1E293B"/>
+          <w:sz w:val="18"/>
+          <w:szCs w:val="18"/>
+        </w:rPr>
+        <w:t xml:space="preserve">  D broadcasts COORDINATOR to all peers</w:t>
+      </w:r>
+    </w:p>
+    <w:p>
+      <w:pPr>
+        <w:shd w:fill="F1F5F9" w:val="clear"/>
+        <w:spacing w:after="30" w:before="30"/>
+        <w:ind w:left="360"/>
+      </w:pPr>
+      <w:r>
+        <w:rPr>
+          <w:rFonts w:ascii="Courier New" w:cs="Courier New" w:eastAsia="Courier New" w:hAnsi="Courier New"/>
+          <w:color w:val="1E293B"/>
+          <w:sz w:val="18"/>
+          <w:szCs w:val="18"/>
+        </w:rPr>
+        <w:t xml:space="preserve">       │</w:t>
+      </w:r>
+    </w:p>
+    <w:p>
+      <w:pPr>
+        <w:shd w:fill="F1F5F9" w:val="clear"/>
+        <w:spacing w:after="30" w:before="30"/>
+        <w:ind w:left="360"/>
+      </w:pPr>
+      <w:r>
+        <w:rPr>
+          <w:rFonts w:ascii="Courier New" w:cs="Courier New" w:eastAsia="Courier New" w:hAnsi="Courier New"/>
+          <w:color w:val="1E293B"/>
+          <w:sz w:val="18"/>
+          <w:szCs w:val="18"/>
+        </w:rPr>
+        <w:t xml:space="preserve">       ▼</w:t>
+      </w:r>
+    </w:p>
+    <w:p>
+      <w:pPr>
+        <w:shd w:fill="F1F5F9" w:val="clear"/>
+        <w:spacing w:after="30" w:before="30"/>
+        <w:ind w:left="360"/>
+      </w:pPr>
+      <w:r>
+        <w:rPr>
+          <w:rFonts w:ascii="Courier New" w:cs="Courier New" w:eastAsia="Courier New" w:hAnsi="Courier New"/>
+          <w:color w:val="1E293B"/>
+          <w:sz w:val="18"/>
+          <w:szCs w:val="18"/>
+        </w:rPr>
+        <w:t xml:space="preserve">  All peers acknowledge D as leader</w:t>
+      </w:r>
+    </w:p>
+    <w:p>
+      <w:pPr>
+        <w:shd w:fill="F1F5F9" w:val="clear"/>
+        <w:spacing w:after="30" w:before="30"/>
+        <w:ind w:left="360"/>
+      </w:pPr>
+      <w:r>
+        <w:rPr>
+          <w:rFonts w:ascii="Courier New" w:cs="Courier New" w:eastAsia="Courier New" w:hAnsi="Courier New"/>
+          <w:color w:val="1E293B"/>
+          <w:sz w:val="18"/>
+          <w:szCs w:val="18"/>
+        </w:rPr>
+        <w:t xml:space="preserve">  D initiates handoff sequence</w:t>
       </w:r>
     </w:p>
     <w:p>
       <w:pPr>
         <w:spacing w:after="120" w:before="0"/>
       </w:pPr>
-    </w:p>
-    <w:p>
-      <w:pPr>
-        <w:pBdr>
-          <w:left w:val="thick" w:color="B45309" w:sz="12"/>
-        </w:pBdr>
-        <w:shd w:fill="FFFBEB" w:val="clear"/>
-        <w:spacing w:after="120" w:before="120"/>
-        <w:ind w:left="360" w:right="360"/>
-      </w:pPr>
-      <w:r>
-        <w:rPr>
-          <w:rFonts w:ascii="Calibri" w:cs="Calibri" w:eastAsia="Calibri" w:hAnsi="Calibri"/>
-          <w:b/>
-          <w:bCs/>
-          <w:color w:val="B45309"/>
-          <w:sz w:val="20"/>
-          <w:szCs w:val="20"/>
-        </w:rPr>
-        <w:t xml:space="preserve">⚠ OPEN QUESTION  </w:t>
-      </w:r>
-      <w:r>
-        <w:rPr>
-          <w:rFonts w:ascii="Calibri" w:cs="Calibri" w:eastAsia="Calibri" w:hAnsi="Calibri"/>
-          <w:i/>
-          <w:iCs/>
-          <w:color w:val="B45309"/>
-          <w:sz w:val="20"/>
-          <w:szCs w:val="20"/>
-        </w:rPr>
-        <w:t xml:space="preserve">What happens to in-flight requests during the gossip convergence window? If a service goes down on Node B and the routing table update hasn't reached the leader yet, the leader will route requests to a dead backend for up to one convergence period. Health checks at the proxy layer are the second line of defence here — the leader should independently check backend health and not rely solely on gossip for liveness. Need to design the health check loop separately from gossip.</w:t>
-      </w:r>
-    </w:p>
-    <w:p>
-      <w:pPr>
-        <w:pBdr>
-          <w:left w:val="thick" w:color="1D4ED8" w:sz="12"/>
-        </w:pBdr>
-        <w:shd w:fill="EFF6FF" w:val="clear"/>
-        <w:spacing w:after="120" w:before="120"/>
-        <w:ind w:left="360" w:right="360"/>
-      </w:pPr>
-      <w:r>
-        <w:rPr>
-          <w:rFonts w:ascii="Calibri" w:cs="Calibri" w:eastAsia="Calibri" w:hAnsi="Calibri"/>
-          <w:b/>
-          <w:bCs/>
-          <w:color w:val="1D4ED8"/>
-          <w:sz w:val="20"/>
-          <w:szCs w:val="20"/>
-        </w:rPr>
-        <w:t xml:space="preserve">📖 RESEARCH  </w:t>
-      </w:r>
-      <w:r>
-        <w:rPr>
-          <w:rFonts w:ascii="Calibri" w:cs="Calibri" w:eastAsia="Calibri" w:hAnsi="Calibri"/>
-          <w:color w:val="1D4ED8"/>
-          <w:sz w:val="20"/>
-          <w:szCs w:val="20"/>
-        </w:rPr>
-        <w:t xml:space="preserve">Conflict-free Replicated Data Types (CRDTs) as an alternative to vector clocks for the routing table. Fly.io uses CRDTs via their Corrosion system (distributed SQLite over QUIC with SWIM gossip). CRDTs give stronger consistency guarantees without explicit conflict resolution logic. May be overkill for this use case but worth understanding. See: github.com/superfly/corrosion</w:t>
-      </w:r>
-    </w:p>
-    <w:p>
-      <w:pPr>
-        <w:spacing w:after="240" w:before="0"/>
-      </w:pPr>
-    </w:p>
-    <w:p>
-      <w:pPr>
-        <w:pStyle w:val="Heading2"/>
-        <w:spacing w:after="120" w:before="360"/>
-      </w:pPr>
-      <w:r>
-        <w:rPr>
-          <w:rFonts w:ascii="Calibri" w:cs="Calibri" w:eastAsia="Calibri" w:hAnsi="Calibri"/>
-          <w:b/>
-          <w:bCs/>
-          <w:color w:val="6366F1"/>
-          <w:sz w:val="34"/>
-          <w:szCs w:val="34"/>
-        </w:rPr>
-        <w:t xml:space="preserve">3.4 Leader Election</w:t>
-      </w:r>
     </w:p>
     <w:p>
       <w:pPr>
@@ -3296,7 +3604,45 @@
           <w:sz w:val="22"/>
           <w:szCs w:val="22"/>
         </w:rPr>
-        <w:t xml:space="preserve">Uses a variant of the bully algorithm. When a peer detects missed leader heartbeats (after TTL), it initiates election by broadcasting an ELECTION message to all peers with higher node IDs over the WireGuard mesh via gRPC.</w:t>
+        <w:t xml:space="preserve">Formal properties:</w:t>
+      </w:r>
+    </w:p>
+    <w:p>
+      <w:pPr>
+        <w:pStyle w:val="ListParagraph"/>
+        <w:numPr>
+          <w:ilvl w:val="0"/>
+          <w:numId w:val="1"/>
+        </w:numPr>
+        <w:spacing w:after="60" w:before="60"/>
+      </w:pPr>
+      <w:r>
+        <w:rPr>
+          <w:rFonts w:ascii="Calibri" w:cs="Calibri" w:eastAsia="Calibri" w:hAnsi="Calibri"/>
+          <w:color w:val="0F172A"/>
+          <w:sz w:val="22"/>
+          <w:szCs w:val="22"/>
+        </w:rPr>
+        <w:t xml:space="preserve">Safety: at most one leader at any time (enforced by quorum check before handoff)</w:t>
+      </w:r>
+    </w:p>
+    <w:p>
+      <w:pPr>
+        <w:pStyle w:val="ListParagraph"/>
+        <w:numPr>
+          <w:ilvl w:val="0"/>
+          <w:numId w:val="1"/>
+        </w:numPr>
+        <w:spacing w:after="60" w:before="60"/>
+      </w:pPr>
+      <w:r>
+        <w:rPr>
+          <w:rFonts w:ascii="Calibri" w:cs="Calibri" w:eastAsia="Calibri" w:hAnsi="Calibri"/>
+          <w:color w:val="0F172A"/>
+          <w:sz w:val="22"/>
+          <w:szCs w:val="22"/>
+        </w:rPr>
+        <w:t xml:space="preserve">Liveness: a leader is elected within 2 × TTL of previous leader failure, given fewer than ceil(n/2) nodes have failed</w:t>
       </w:r>
     </w:p>
     <w:p>
@@ -3306,296 +3652,119 @@
     </w:p>
     <w:p>
       <w:pPr>
-        <w:shd w:fill="F1F5F9" w:val="clear"/>
-        <w:spacing w:after="30" w:before="30"/>
-        <w:ind w:left="360"/>
-      </w:pPr>
-      <w:r>
-        <w:rPr>
-          <w:rFonts w:ascii="Courier New" w:cs="Courier New" w:eastAsia="Courier New" w:hAnsi="Courier New"/>
-          <w:color w:val="1E293B"/>
-          <w:sz w:val="18"/>
-          <w:szCs w:val="18"/>
-        </w:rPr>
-        <w:t xml:space="preserve">  Peer B detects leader A has missed 3 heartbeats</w:t>
-      </w:r>
-    </w:p>
-    <w:p>
-      <w:pPr>
-        <w:shd w:fill="F1F5F9" w:val="clear"/>
-        <w:spacing w:after="30" w:before="30"/>
-        <w:ind w:left="360"/>
-      </w:pPr>
-      <w:r>
-        <w:rPr>
-          <w:rFonts w:ascii="Courier New" w:cs="Courier New" w:eastAsia="Courier New" w:hAnsi="Courier New"/>
-          <w:color w:val="1E293B"/>
-          <w:sz w:val="18"/>
-          <w:szCs w:val="18"/>
-        </w:rPr>
-        <w:t xml:space="preserve">       │</w:t>
-      </w:r>
-    </w:p>
-    <w:p>
-      <w:pPr>
-        <w:shd w:fill="F1F5F9" w:val="clear"/>
-        <w:spacing w:after="30" w:before="30"/>
-        <w:ind w:left="360"/>
-      </w:pPr>
-      <w:r>
-        <w:rPr>
-          <w:rFonts w:ascii="Courier New" w:cs="Courier New" w:eastAsia="Courier New" w:hAnsi="Courier New"/>
-          <w:color w:val="1E293B"/>
-          <w:sz w:val="18"/>
-          <w:szCs w:val="18"/>
-        </w:rPr>
-        <w:t xml:space="preserve">       ▼</w:t>
-      </w:r>
-    </w:p>
-    <w:p>
-      <w:pPr>
-        <w:shd w:fill="F1F5F9" w:val="clear"/>
-        <w:spacing w:after="30" w:before="30"/>
-        <w:ind w:left="360"/>
-      </w:pPr>
-      <w:r>
-        <w:rPr>
-          <w:rFonts w:ascii="Courier New" w:cs="Courier New" w:eastAsia="Courier New" w:hAnsi="Courier New"/>
-          <w:color w:val="1E293B"/>
-          <w:sz w:val="18"/>
-          <w:szCs w:val="18"/>
-        </w:rPr>
-        <w:t xml:space="preserve">  Broadcast ELECTION to all peers with ID &gt; B</w:t>
-      </w:r>
-    </w:p>
-    <w:p>
-      <w:pPr>
-        <w:shd w:fill="F1F5F9" w:val="clear"/>
-        <w:spacing w:after="30" w:before="30"/>
-        <w:ind w:left="360"/>
-      </w:pPr>
-      <w:r>
-        <w:rPr>
-          <w:rFonts w:ascii="Courier New" w:cs="Courier New" w:eastAsia="Courier New" w:hAnsi="Courier New"/>
-          <w:color w:val="1E293B"/>
-          <w:sz w:val="18"/>
-          <w:szCs w:val="18"/>
-        </w:rPr>
-        <w:t xml:space="preserve">  (e.g. if nodes are A=1, B=2, C=3, D=4)</w:t>
-      </w:r>
-    </w:p>
-    <w:p>
-      <w:pPr>
-        <w:shd w:fill="F1F5F9" w:val="clear"/>
-        <w:spacing w:after="30" w:before="30"/>
-        <w:ind w:left="360"/>
-      </w:pPr>
-      <w:r>
-        <w:rPr>
-          <w:rFonts w:ascii="Courier New" w:cs="Courier New" w:eastAsia="Courier New" w:hAnsi="Courier New"/>
-          <w:color w:val="1E293B"/>
-          <w:sz w:val="18"/>
-          <w:szCs w:val="18"/>
-        </w:rPr>
-        <w:t xml:space="preserve">  B sends ELECTION to C and D</w:t>
-      </w:r>
-    </w:p>
-    <w:p>
-      <w:pPr>
-        <w:shd w:fill="F1F5F9" w:val="clear"/>
-        <w:spacing w:after="30" w:before="30"/>
-        <w:ind w:left="360"/>
-      </w:pPr>
-      <w:r>
-        <w:rPr>
-          <w:rFonts w:ascii="Courier New" w:cs="Courier New" w:eastAsia="Courier New" w:hAnsi="Courier New"/>
-          <w:color w:val="1E293B"/>
-          <w:sz w:val="18"/>
-          <w:szCs w:val="18"/>
-        </w:rPr>
-        <w:t xml:space="preserve">       │</w:t>
-      </w:r>
-    </w:p>
-    <w:p>
-      <w:pPr>
-        <w:shd w:fill="F1F5F9" w:val="clear"/>
-        <w:spacing w:after="30" w:before="30"/>
-        <w:ind w:left="360"/>
-      </w:pPr>
-      <w:r>
-        <w:rPr>
-          <w:rFonts w:ascii="Courier New" w:cs="Courier New" w:eastAsia="Courier New" w:hAnsi="Courier New"/>
-          <w:color w:val="1E293B"/>
-          <w:sz w:val="18"/>
-          <w:szCs w:val="18"/>
-        </w:rPr>
-        <w:t xml:space="preserve">       ├── C responds OK → C will handle election</w:t>
-      </w:r>
-    </w:p>
-    <w:p>
-      <w:pPr>
-        <w:shd w:fill="F1F5F9" w:val="clear"/>
-        <w:spacing w:after="30" w:before="30"/>
-        <w:ind w:left="360"/>
-      </w:pPr>
-      <w:r>
-        <w:rPr>
-          <w:rFonts w:ascii="Courier New" w:cs="Courier New" w:eastAsia="Courier New" w:hAnsi="Courier New"/>
-          <w:color w:val="1E293B"/>
-          <w:sz w:val="18"/>
-          <w:szCs w:val="18"/>
-        </w:rPr>
-        <w:t xml:space="preserve">       └── D responds OK → D will handle election</w:t>
-      </w:r>
-    </w:p>
-    <w:p>
-      <w:pPr>
-        <w:shd w:fill="F1F5F9" w:val="clear"/>
-        <w:spacing w:after="30" w:before="30"/>
-        <w:ind w:left="360"/>
-      </w:pPr>
-      <w:r>
-        <w:rPr>
-          <w:rFonts w:ascii="Courier New" w:cs="Courier New" w:eastAsia="Courier New" w:hAnsi="Courier New"/>
-          <w:color w:val="1E293B"/>
-          <w:sz w:val="18"/>
-          <w:szCs w:val="18"/>
-        </w:rPr>
-        <w:t xml:space="preserve"/>
-      </w:r>
-    </w:p>
-    <w:p>
-      <w:pPr>
-        <w:shd w:fill="F1F5F9" w:val="clear"/>
-        <w:spacing w:after="30" w:before="30"/>
-        <w:ind w:left="360"/>
-      </w:pPr>
-      <w:r>
-        <w:rPr>
-          <w:rFonts w:ascii="Courier New" w:cs="Courier New" w:eastAsia="Courier New" w:hAnsi="Courier New"/>
-          <w:color w:val="1E293B"/>
-          <w:sz w:val="18"/>
-          <w:szCs w:val="18"/>
-        </w:rPr>
-        <w:t xml:space="preserve">  D (highest) sends ELECTION to nobody (no higher peers)</w:t>
-      </w:r>
-    </w:p>
-    <w:p>
-      <w:pPr>
-        <w:shd w:fill="F1F5F9" w:val="clear"/>
-        <w:spacing w:after="30" w:before="30"/>
-        <w:ind w:left="360"/>
-      </w:pPr>
-      <w:r>
-        <w:rPr>
-          <w:rFonts w:ascii="Courier New" w:cs="Courier New" w:eastAsia="Courier New" w:hAnsi="Courier New"/>
-          <w:color w:val="1E293B"/>
-          <w:sz w:val="18"/>
-          <w:szCs w:val="18"/>
-        </w:rPr>
-        <w:t xml:space="preserve">  D waits for timeout — no response</w:t>
-      </w:r>
-    </w:p>
-    <w:p>
-      <w:pPr>
-        <w:shd w:fill="F1F5F9" w:val="clear"/>
-        <w:spacing w:after="30" w:before="30"/>
-        <w:ind w:left="360"/>
-      </w:pPr>
-      <w:r>
-        <w:rPr>
-          <w:rFonts w:ascii="Courier New" w:cs="Courier New" w:eastAsia="Courier New" w:hAnsi="Courier New"/>
-          <w:color w:val="1E293B"/>
-          <w:sz w:val="18"/>
-          <w:szCs w:val="18"/>
-        </w:rPr>
-        <w:t xml:space="preserve">  D declares itself COORDINATOR</w:t>
-      </w:r>
-    </w:p>
-    <w:p>
-      <w:pPr>
-        <w:shd w:fill="F1F5F9" w:val="clear"/>
-        <w:spacing w:after="30" w:before="30"/>
-        <w:ind w:left="360"/>
-      </w:pPr>
-      <w:r>
-        <w:rPr>
-          <w:rFonts w:ascii="Courier New" w:cs="Courier New" w:eastAsia="Courier New" w:hAnsi="Courier New"/>
-          <w:color w:val="1E293B"/>
-          <w:sz w:val="18"/>
-          <w:szCs w:val="18"/>
-        </w:rPr>
-        <w:t xml:space="preserve">  D broadcasts COORDINATOR to all peers</w:t>
-      </w:r>
-    </w:p>
-    <w:p>
-      <w:pPr>
-        <w:shd w:fill="F1F5F9" w:val="clear"/>
-        <w:spacing w:after="30" w:before="30"/>
-        <w:ind w:left="360"/>
-      </w:pPr>
-      <w:r>
-        <w:rPr>
-          <w:rFonts w:ascii="Courier New" w:cs="Courier New" w:eastAsia="Courier New" w:hAnsi="Courier New"/>
-          <w:color w:val="1E293B"/>
-          <w:sz w:val="18"/>
-          <w:szCs w:val="18"/>
-        </w:rPr>
-        <w:t xml:space="preserve">       │</w:t>
-      </w:r>
-    </w:p>
-    <w:p>
-      <w:pPr>
-        <w:shd w:fill="F1F5F9" w:val="clear"/>
-        <w:spacing w:after="30" w:before="30"/>
-        <w:ind w:left="360"/>
-      </w:pPr>
-      <w:r>
-        <w:rPr>
-          <w:rFonts w:ascii="Courier New" w:cs="Courier New" w:eastAsia="Courier New" w:hAnsi="Courier New"/>
-          <w:color w:val="1E293B"/>
-          <w:sz w:val="18"/>
-          <w:szCs w:val="18"/>
-        </w:rPr>
-        <w:t xml:space="preserve">       ▼</w:t>
-      </w:r>
-    </w:p>
-    <w:p>
-      <w:pPr>
-        <w:shd w:fill="F1F5F9" w:val="clear"/>
-        <w:spacing w:after="30" w:before="30"/>
-        <w:ind w:left="360"/>
-      </w:pPr>
-      <w:r>
-        <w:rPr>
-          <w:rFonts w:ascii="Courier New" w:cs="Courier New" w:eastAsia="Courier New" w:hAnsi="Courier New"/>
-          <w:color w:val="1E293B"/>
-          <w:sz w:val="18"/>
-          <w:szCs w:val="18"/>
-        </w:rPr>
-        <w:t xml:space="preserve">  All peers acknowledge D as leader</w:t>
-      </w:r>
-    </w:p>
-    <w:p>
-      <w:pPr>
-        <w:shd w:fill="F1F5F9" w:val="clear"/>
-        <w:spacing w:after="30" w:before="30"/>
-        <w:ind w:left="360"/>
-      </w:pPr>
-      <w:r>
-        <w:rPr>
-          <w:rFonts w:ascii="Courier New" w:cs="Courier New" w:eastAsia="Courier New" w:hAnsi="Courier New"/>
-          <w:color w:val="1E293B"/>
-          <w:sz w:val="18"/>
-          <w:szCs w:val="18"/>
-        </w:rPr>
-        <w:t xml:space="preserve">  D initiates handoff sequence</w:t>
-      </w:r>
-    </w:p>
-    <w:p>
-      <w:pPr>
-        <w:spacing w:after="120" w:before="0"/>
-      </w:pPr>
+        <w:pBdr>
+          <w:left w:val="thick" w:color="B45309" w:sz="12"/>
+        </w:pBdr>
+        <w:shd w:fill="FFFBEB" w:val="clear"/>
+        <w:spacing w:after="120" w:before="120"/>
+        <w:ind w:left="360" w:right="360"/>
+      </w:pPr>
+      <w:r>
+        <w:rPr>
+          <w:rFonts w:ascii="Calibri" w:cs="Calibri" w:eastAsia="Calibri" w:hAnsi="Calibri"/>
+          <w:b/>
+          <w:bCs/>
+          <w:color w:val="B45309"/>
+          <w:sz w:val="20"/>
+          <w:szCs w:val="20"/>
+        </w:rPr>
+        <w:t xml:space="preserve">⚠ OPEN QUESTION  </w:t>
+      </w:r>
+      <w:r>
+        <w:rPr>
+          <w:rFonts w:ascii="Calibri" w:cs="Calibri" w:eastAsia="Calibri" w:hAnsi="Calibri"/>
+          <w:i/>
+          <w:iCs/>
+          <w:color w:val="B45309"/>
+          <w:sz w:val="20"/>
+          <w:szCs w:val="20"/>
+        </w:rPr>
+        <w:t xml:space="preserve">The bully algorithm has a known weakness: if the highest-ID node is slow (not dead, just lagging), it will always win election and immediately become a bottleneck. A priority-based system where node priority can be manually configured would help — e.g. prefer the node with the most RAM or lowest latency to other peers. This is a refinement, not a blocker.</w:t>
+      </w:r>
+    </w:p>
+    <w:p>
+      <w:pPr>
+        <w:pBdr>
+          <w:left w:val="thick" w:color="B45309" w:sz="12"/>
+        </w:pBdr>
+        <w:shd w:fill="FFFBEB" w:val="clear"/>
+        <w:spacing w:after="120" w:before="120"/>
+        <w:ind w:left="360" w:right="360"/>
+      </w:pPr>
+      <w:r>
+        <w:rPr>
+          <w:rFonts w:ascii="Calibri" w:cs="Calibri" w:eastAsia="Calibri" w:hAnsi="Calibri"/>
+          <w:b/>
+          <w:bCs/>
+          <w:color w:val="B45309"/>
+          <w:sz w:val="20"/>
+          <w:szCs w:val="20"/>
+        </w:rPr>
+        <w:t xml:space="preserve">⚠ OPEN QUESTION  </w:t>
+      </w:r>
+      <w:r>
+        <w:rPr>
+          <w:rFonts w:ascii="Calibri" w:cs="Calibri" w:eastAsia="Calibri" w:hAnsi="Calibri"/>
+          <w:i/>
+          <w:iCs/>
+          <w:color w:val="B45309"/>
+          <w:sz w:val="20"/>
+          <w:szCs w:val="20"/>
+        </w:rPr>
+        <w:t xml:space="preserve">Quorum during election: the system should refuse to elect a leader if fewer than ceil(n/2) peers are reachable — to prevent split-brain. But n is the total known peer count, including possibly dead nodes that haven't been pruned yet. Need to decide whether n is total peers or live peers. Live peers is safer but requires the membership layer to be accurate first.</w:t>
+      </w:r>
+    </w:p>
+    <w:p>
+      <w:pPr>
+        <w:pBdr>
+          <w:left w:val="thick" w:color="1D4ED8" w:sz="12"/>
+        </w:pBdr>
+        <w:shd w:fill="EFF6FF" w:val="clear"/>
+        <w:spacing w:after="120" w:before="120"/>
+        <w:ind w:left="360" w:right="360"/>
+      </w:pPr>
+      <w:r>
+        <w:rPr>
+          <w:rFonts w:ascii="Calibri" w:cs="Calibri" w:eastAsia="Calibri" w:hAnsi="Calibri"/>
+          <w:b/>
+          <w:bCs/>
+          <w:color w:val="1D4ED8"/>
+          <w:sz w:val="20"/>
+          <w:szCs w:val="20"/>
+        </w:rPr>
+        <w:t xml:space="preserve">📖 RESEARCH  </w:t>
+      </w:r>
+      <w:r>
+        <w:rPr>
+          <w:rFonts w:ascii="Calibri" w:cs="Calibri" w:eastAsia="Calibri" w:hAnsi="Calibri"/>
+          <w:color w:val="1D4ED8"/>
+          <w:sz w:val="20"/>
+          <w:szCs w:val="20"/>
+        </w:rPr>
+        <w:t xml:space="preserve">Raft consensus as an alternative to bully election. Raft is more complex but has stronger guarantees — specifically it handles the case where the elected leader loses connectivity to a majority of peers mid-term and should step down. Bully algorithm does not handle this. For a routing system that prioritizes availability over consistency, bully is probably fine. But worth understanding the trade-off. See: raft.github.io — the original paper is very readable.</w:t>
+      </w:r>
+    </w:p>
+    <w:p>
+      <w:pPr>
+        <w:spacing w:after="240" w:before="0"/>
+      </w:pPr>
+    </w:p>
+    <w:p>
+      <w:pPr>
+        <w:pStyle w:val="Heading2"/>
+        <w:spacing w:after="120" w:before="360"/>
+      </w:pPr>
+      <w:r>
+        <w:rPr>
+          <w:rFonts w:ascii="Calibri" w:cs="Calibri" w:eastAsia="Calibri" w:hAnsi="Calibri"/>
+          <w:b/>
+          <w:bCs/>
+          <w:color w:val="6366F1"/>
+          <w:sz w:val="34"/>
+          <w:szCs w:val="34"/>
+        </w:rPr>
+        <w:t xml:space="preserve">3.5 Operating Modes — Fault Tolerance Tiers</w:t>
+      </w:r>
     </w:p>
     <w:p>
       <w:pPr>
@@ -3612,45 +3781,7 @@
           <w:sz w:val="22"/>
           <w:szCs w:val="22"/>
         </w:rPr>
-        <w:t xml:space="preserve">Formal properties:</w:t>
-      </w:r>
-    </w:p>
-    <w:p>
-      <w:pPr>
-        <w:pStyle w:val="ListParagraph"/>
-        <w:numPr>
-          <w:ilvl w:val="0"/>
-          <w:numId w:val="1"/>
-        </w:numPr>
-        <w:spacing w:after="60" w:before="60"/>
-      </w:pPr>
-      <w:r>
-        <w:rPr>
-          <w:rFonts w:ascii="Calibri" w:cs="Calibri" w:eastAsia="Calibri" w:hAnsi="Calibri"/>
-          <w:color w:val="0F172A"/>
-          <w:sz w:val="22"/>
-          <w:szCs w:val="22"/>
-        </w:rPr>
-        <w:t xml:space="preserve">Safety: at most one leader at any time (enforced by quorum check before handoff)</w:t>
-      </w:r>
-    </w:p>
-    <w:p>
-      <w:pPr>
-        <w:pStyle w:val="ListParagraph"/>
-        <w:numPr>
-          <w:ilvl w:val="0"/>
-          <w:numId w:val="1"/>
-        </w:numPr>
-        <w:spacing w:after="60" w:before="60"/>
-      </w:pPr>
-      <w:r>
-        <w:rPr>
-          <w:rFonts w:ascii="Calibri" w:cs="Calibri" w:eastAsia="Calibri" w:hAnsi="Calibri"/>
-          <w:color w:val="0F172A"/>
-          <w:sz w:val="22"/>
-          <w:szCs w:val="22"/>
-        </w:rPr>
-        <w:t xml:space="preserve">Liveness: a leader is elected within 2 × TTL of previous leader failure, given fewer than ceil(n/2) nodes have failed</w:t>
+        <w:t>Fault tolerance in Bridge is optional and tiered. The WireGuard mesh, gossip, and leader election are always present. What differs between tiers is what happens after a new leader is elected — specifically whether and how it acquires the public entry point automatically.</w:t>
       </w:r>
     </w:p>
     <w:p>
@@ -3660,118 +3791,19 @@
     </w:p>
     <w:p>
       <w:pPr>
-        <w:pBdr>
-          <w:left w:val="thick" w:color="B45309" w:sz="12"/>
-        </w:pBdr>
-        <w:shd w:fill="FFFBEB" w:val="clear"/>
-        <w:spacing w:after="120" w:before="120"/>
-        <w:ind w:left="360" w:right="360"/>
+        <w:pStyle w:val="Heading3"/>
+        <w:spacing w:after="80" w:before="240"/>
       </w:pPr>
       <w:r>
         <w:rPr>
           <w:rFonts w:ascii="Calibri" w:cs="Calibri" w:eastAsia="Calibri" w:hAnsi="Calibri"/>
           <w:b/>
           <w:bCs/>
-          <w:color w:val="B45309"/>
-          <w:sz w:val="20"/>
-          <w:szCs w:val="20"/>
-        </w:rPr>
-        <w:t xml:space="preserve">⚠ OPEN QUESTION  </w:t>
-      </w:r>
-      <w:r>
-        <w:rPr>
-          <w:rFonts w:ascii="Calibri" w:cs="Calibri" w:eastAsia="Calibri" w:hAnsi="Calibri"/>
-          <w:i/>
-          <w:iCs/>
-          <w:color w:val="B45309"/>
-          <w:sz w:val="20"/>
-          <w:szCs w:val="20"/>
-        </w:rPr>
-        <w:t xml:space="preserve">The bully algorithm has a known weakness: if the highest-ID node is slow (not dead, just lagging), it will always win election and immediately become a bottleneck. A priority-based system where node priority can be manually configured would help — e.g. prefer the node with the most RAM or lowest latency to other peers. This is a refinement, not a blocker.</w:t>
-      </w:r>
-    </w:p>
-    <w:p>
-      <w:pPr>
-        <w:pBdr>
-          <w:left w:val="thick" w:color="B45309" w:sz="12"/>
-        </w:pBdr>
-        <w:shd w:fill="FFFBEB" w:val="clear"/>
-        <w:spacing w:after="120" w:before="120"/>
-        <w:ind w:left="360" w:right="360"/>
-      </w:pPr>
-      <w:r>
-        <w:rPr>
-          <w:rFonts w:ascii="Calibri" w:cs="Calibri" w:eastAsia="Calibri" w:hAnsi="Calibri"/>
-          <w:b/>
-          <w:bCs/>
-          <w:color w:val="B45309"/>
-          <w:sz w:val="20"/>
-          <w:szCs w:val="20"/>
-        </w:rPr>
-        <w:t xml:space="preserve">⚠ OPEN QUESTION  </w:t>
-      </w:r>
-      <w:r>
-        <w:rPr>
-          <w:rFonts w:ascii="Calibri" w:cs="Calibri" w:eastAsia="Calibri" w:hAnsi="Calibri"/>
-          <w:i/>
-          <w:iCs/>
-          <w:color w:val="B45309"/>
-          <w:sz w:val="20"/>
-          <w:szCs w:val="20"/>
-        </w:rPr>
-        <w:t xml:space="preserve">Quorum during election: the system should refuse to elect a leader if fewer than ceil(n/2) peers are reachable — to prevent split-brain. But n is the total known peer count, including possibly dead nodes that haven't been pruned yet. Need to decide whether n is total peers or live peers. Live peers is safer but requires the membership layer to be accurate first.</w:t>
-      </w:r>
-    </w:p>
-    <w:p>
-      <w:pPr>
-        <w:pBdr>
-          <w:left w:val="thick" w:color="1D4ED8" w:sz="12"/>
-        </w:pBdr>
-        <w:shd w:fill="EFF6FF" w:val="clear"/>
-        <w:spacing w:after="120" w:before="120"/>
-        <w:ind w:left="360" w:right="360"/>
-      </w:pPr>
-      <w:r>
-        <w:rPr>
-          <w:rFonts w:ascii="Calibri" w:cs="Calibri" w:eastAsia="Calibri" w:hAnsi="Calibri"/>
-          <w:b/>
-          <w:bCs/>
-          <w:color w:val="1D4ED8"/>
-          <w:sz w:val="20"/>
-          <w:szCs w:val="20"/>
-        </w:rPr>
-        <w:t xml:space="preserve">📖 RESEARCH  </w:t>
-      </w:r>
-      <w:r>
-        <w:rPr>
-          <w:rFonts w:ascii="Calibri" w:cs="Calibri" w:eastAsia="Calibri" w:hAnsi="Calibri"/>
-          <w:color w:val="1D4ED8"/>
-          <w:sz w:val="20"/>
-          <w:szCs w:val="20"/>
-        </w:rPr>
-        <w:t xml:space="preserve">Raft consensus as an alternative to bully election. Raft is more complex but has stronger guarantees — specifically it handles the case where the elected leader loses connectivity to a majority of peers mid-term and should step down. Bully algorithm does not handle this. For a routing system that prioritizes availability over consistency, bully is probably fine. But worth understanding the trade-off. See: raft.github.io — the original paper is very readable.</w:t>
-      </w:r>
-    </w:p>
-    <w:p>
-      <w:pPr>
-        <w:spacing w:after="240" w:before="0"/>
-      </w:pPr>
-    </w:p>
-    <w:p>
-      <w:pPr>
-        <w:pStyle w:val="Heading2"/>
-        <w:spacing w:after="120" w:before="360"/>
-      </w:pPr>
-      <w:r>
-        <w:rPr>
-          <w:rFonts w:ascii="Calibri" w:cs="Calibri" w:eastAsia="Calibri" w:hAnsi="Calibri"/>
-          <w:b/>
-          <w:bCs/>
-          <w:color w:val="6366F1"/>
-          <w:sz w:val="34"/>
-          <w:szCs w:val="34"/>
-        </w:rPr>
-        <w:t xml:space="preserve">3.5 Handoff Layer</w:t>
+          <w:color w:val="0F172A"/>
+          <w:sz w:val="26"/>
+          <w:szCs w:val="26"/>
+        </w:rPr>
+        <w:t xml:space="preserve">Tier 1 — Basic (default, no handoff)</w:t>
       </w:r>
     </w:p>
     <w:p>
@@ -3789,7 +3821,7 @@
           <w:sz w:val="22"/>
           <w:szCs w:val="22"/>
         </w:rPr>
-        <w:t xml:space="preserve">When a new leader wins election, it must acquire the public entry point so inbound traffic reaches it. Two modes depending on user configuration.</w:t>
+        <w:t xml:space="preserve">The mesh runs, gossip runs, election runs. When the leader dies a new one is elected and the fleet stays internally consistent. But the public entry point — DNS record, tunnel, floating IP — does not move automatically. The operator must intervene manually to point traffic at the new leader.</w:t>
       </w:r>
     </w:p>
     <w:p>
@@ -3799,20 +3831,200 @@
     </w:p>
     <w:p>
       <w:pPr>
-        <w:pStyle w:val="Heading3"/>
-        <w:spacing w:after="80" w:before="240"/>
-      </w:pPr>
-      <w:r>
-        <w:rPr>
-          <w:rFonts w:ascii="Calibri" w:cs="Calibri" w:eastAsia="Calibri" w:hAnsi="Calibri"/>
-          <w:b/>
-          <w:bCs/>
-          <w:color w:val="0F172A"/>
-          <w:sz w:val="26"/>
-          <w:szCs w:val="26"/>
-        </w:rPr>
-        <w:t xml:space="preserve">Mode 1 — Cloudflare Tunnel (default, cross-provider)</w:t>
-      </w:r>
+        <w:shd w:fill="F1F5F9" w:val="clear"/>
+        <w:spacing w:after="30" w:before="30"/>
+        <w:ind w:left="360"/>
+      </w:pPr>
+      <w:r>
+        <w:rPr>
+          <w:rFonts w:ascii="Courier New" w:cs="Courier New" w:eastAsia="Courier New" w:hAnsi="Courier New"/>
+          <w:color w:val="1E293B"/>
+          <w:sz w:val="18"/>
+          <w:szCs w:val="18"/>
+        </w:rPr>
+        <w:t xml:space="preserve">  Leader dies</w:t>
+      </w:r>
+    </w:p>
+    <w:p>
+      <w:pPr>
+        <w:shd w:fill="F1F5F9" w:val="clear"/>
+        <w:spacing w:after="30" w:before="30"/>
+        <w:ind w:left="360"/>
+      </w:pPr>
+      <w:r>
+        <w:rPr>
+          <w:rFonts w:ascii="Courier New" w:cs="Courier New" w:eastAsia="Courier New" w:hAnsi="Courier New"/>
+          <w:color w:val="1E293B"/>
+          <w:sz w:val="18"/>
+          <w:szCs w:val="18"/>
+        </w:rPr>
+        <w:t xml:space="preserve">       │</w:t>
+      </w:r>
+    </w:p>
+    <w:p>
+      <w:pPr>
+        <w:shd w:fill="F1F5F9" w:val="clear"/>
+        <w:spacing w:after="30" w:before="30"/>
+        <w:ind w:left="360"/>
+      </w:pPr>
+      <w:r>
+        <w:rPr>
+          <w:rFonts w:ascii="Courier New" w:cs="Courier New" w:eastAsia="Courier New" w:hAnsi="Courier New"/>
+          <w:color w:val="1E293B"/>
+          <w:sz w:val="18"/>
+          <w:szCs w:val="18"/>
+        </w:rPr>
+        <w:t xml:space="preserve">       ▼</w:t>
+      </w:r>
+    </w:p>
+    <w:p>
+      <w:pPr>
+        <w:shd w:fill="F1F5F9" w:val="clear"/>
+        <w:spacing w:after="30" w:before="30"/>
+        <w:ind w:left="360"/>
+      </w:pPr>
+      <w:r>
+        <w:rPr>
+          <w:rFonts w:ascii="Courier New" w:cs="Courier New" w:eastAsia="Courier New" w:hAnsi="Courier New"/>
+          <w:color w:val="1E293B"/>
+          <w:sz w:val="18"/>
+          <w:szCs w:val="18"/>
+        </w:rPr>
+        <w:t xml:space="preserve">  Election runs — new leader elected</w:t>
+      </w:r>
+    </w:p>
+    <w:p>
+      <w:pPr>
+        <w:shd w:fill="F1F5F9" w:val="clear"/>
+        <w:spacing w:after="30" w:before="30"/>
+        <w:ind w:left="360"/>
+      </w:pPr>
+      <w:r>
+        <w:rPr>
+          <w:rFonts w:ascii="Courier New" w:cs="Courier New" w:eastAsia="Courier New" w:hAnsi="Courier New"/>
+          <w:color w:val="1E293B"/>
+          <w:sz w:val="18"/>
+          <w:szCs w:val="18"/>
+        </w:rPr>
+        <w:t xml:space="preserve">  Fleet routing table intact, mesh healthy</w:t>
+      </w:r>
+    </w:p>
+    <w:p>
+      <w:pPr>
+        <w:shd w:fill="F1F5F9" w:val="clear"/>
+        <w:spacing w:after="30" w:before="30"/>
+        <w:ind w:left="360"/>
+      </w:pPr>
+      <w:r>
+        <w:rPr>
+          <w:rFonts w:ascii="Courier New" w:cs="Courier New" w:eastAsia="Courier New" w:hAnsi="Courier New"/>
+          <w:color w:val="1E293B"/>
+          <w:sz w:val="18"/>
+          <w:szCs w:val="18"/>
+        </w:rPr>
+        <w:t xml:space="preserve">       │</w:t>
+      </w:r>
+    </w:p>
+    <w:p>
+      <w:pPr>
+        <w:shd w:fill="F1F5F9" w:val="clear"/>
+        <w:spacing w:after="30" w:before="30"/>
+        <w:ind w:left="360"/>
+      </w:pPr>
+      <w:r>
+        <w:rPr>
+          <w:rFonts w:ascii="Courier New" w:cs="Courier New" w:eastAsia="Courier New" w:hAnsi="Courier New"/>
+          <w:color w:val="1E293B"/>
+          <w:sz w:val="18"/>
+          <w:szCs w:val="18"/>
+        </w:rPr>
+        <w:t xml:space="preserve">       ▼</w:t>
+      </w:r>
+    </w:p>
+    <w:p>
+      <w:pPr>
+        <w:shd w:fill="F1F5F9" w:val="clear"/>
+        <w:spacing w:after="30" w:before="30"/>
+        <w:ind w:left="360"/>
+      </w:pPr>
+      <w:r>
+        <w:rPr>
+          <w:rFonts w:ascii="Courier New" w:cs="Courier New" w:eastAsia="Courier New" w:hAnsi="Courier New"/>
+          <w:color w:val="1E293B"/>
+          <w:sz w:val="18"/>
+          <w:szCs w:val="18"/>
+        </w:rPr>
+        <w:t xml:space="preserve">  Public entry point: still points to dead node</w:t>
+      </w:r>
+    </w:p>
+    <w:p>
+      <w:pPr>
+        <w:shd w:fill="F1F5F9" w:val="clear"/>
+        <w:spacing w:after="30" w:before="30"/>
+        <w:ind w:left="360"/>
+      </w:pPr>
+      <w:r>
+        <w:rPr>
+          <w:rFonts w:ascii="Courier New" w:cs="Courier New" w:eastAsia="Courier New" w:hAnsi="Courier New"/>
+          <w:color w:val="1E293B"/>
+          <w:sz w:val="18"/>
+          <w:szCs w:val="18"/>
+        </w:rPr>
+        <w:t xml:space="preserve">  Operator must manually update DNS or config</w:t>
+      </w:r>
+    </w:p>
+    <w:p>
+      <w:pPr>
+        <w:shd w:fill="F1F5F9" w:val="clear"/>
+        <w:spacing w:after="30" w:before="30"/>
+        <w:ind w:left="360"/>
+      </w:pPr>
+      <w:r>
+        <w:rPr>
+          <w:rFonts w:ascii="Courier New" w:cs="Courier New" w:eastAsia="Courier New" w:hAnsi="Courier New"/>
+          <w:color w:val="1E293B"/>
+          <w:sz w:val="18"/>
+          <w:szCs w:val="18"/>
+        </w:rPr>
+        <w:t xml:space="preserve">       │</w:t>
+      </w:r>
+    </w:p>
+    <w:p>
+      <w:pPr>
+        <w:shd w:fill="F1F5F9" w:val="clear"/>
+        <w:spacing w:after="30" w:before="30"/>
+        <w:ind w:left="360"/>
+      </w:pPr>
+      <w:r>
+        <w:rPr>
+          <w:rFonts w:ascii="Courier New" w:cs="Courier New" w:eastAsia="Courier New" w:hAnsi="Courier New"/>
+          <w:color w:val="1E293B"/>
+          <w:sz w:val="18"/>
+          <w:szCs w:val="18"/>
+        </w:rPr>
+        <w:t xml:space="preserve">       ▼</w:t>
+      </w:r>
+    </w:p>
+    <w:p>
+      <w:pPr>
+        <w:shd w:fill="F1F5F9" w:val="clear"/>
+        <w:spacing w:after="30" w:before="30"/>
+        <w:ind w:left="360"/>
+      </w:pPr>
+      <w:r>
+        <w:rPr>
+          <w:rFonts w:ascii="Courier New" w:cs="Courier New" w:eastAsia="Courier New" w:hAnsi="Courier New"/>
+          <w:color w:val="1E293B"/>
+          <w:sz w:val="18"/>
+          <w:szCs w:val="18"/>
+        </w:rPr>
+        <w:t xml:space="preserve">  Traffic restored after manual intervention</w:t>
+      </w:r>
+    </w:p>
+    <w:p>
+      <w:pPr>
+        <w:spacing w:after="120" w:before="0"/>
+      </w:pPr>
     </w:p>
     <w:p>
       <w:pPr>
@@ -3829,178 +4041,8 @@
           <w:sz w:val="22"/>
           <w:szCs w:val="22"/>
         </w:rPr>
-        <w:t>The user creates a Cloudflare Tunnel and puts the credentials (tunnel ID + secret) in bridge.toml. Every node has these credentials. The active leader runs cloudflared. When a new leader wins election, it starts cloudflared using the shared credentials. Cloudflare's edge routes all traffic for the tunnel's hostname to whichever cloudflared instance is connected.</w:t>
-      </w:r>
-    </w:p>
-    <w:p>
-      <w:pPr>
-        <w:spacing w:after="120" w:before="0"/>
-      </w:pPr>
-    </w:p>
-    <w:p>
-      <w:pPr>
-        <w:shd w:fill="F1F5F9" w:val="clear"/>
-        <w:spacing w:after="30" w:before="30"/>
-        <w:ind w:left="360"/>
-      </w:pPr>
-      <w:r>
-        <w:rPr>
-          <w:rFonts w:ascii="Courier New" w:cs="Courier New" w:eastAsia="Courier New" w:hAnsi="Courier New"/>
-          <w:color w:val="1E293B"/>
-          <w:sz w:val="18"/>
-          <w:szCs w:val="18"/>
-        </w:rPr>
-        <w:t xml:space="preserve">  Cloudflare edge (Anycast — stable public IP)</w:t>
-      </w:r>
-    </w:p>
-    <w:p>
-      <w:pPr>
-        <w:shd w:fill="F1F5F9" w:val="clear"/>
-        <w:spacing w:after="30" w:before="30"/>
-        <w:ind w:left="360"/>
-      </w:pPr>
-      <w:r>
-        <w:rPr>
-          <w:rFonts w:ascii="Courier New" w:cs="Courier New" w:eastAsia="Courier New" w:hAnsi="Courier New"/>
-          <w:color w:val="1E293B"/>
-          <w:sz w:val="18"/>
-          <w:szCs w:val="18"/>
-        </w:rPr>
-        <w:t xml:space="preserve">         │</w:t>
-      </w:r>
-    </w:p>
-    <w:p>
-      <w:pPr>
-        <w:shd w:fill="F1F5F9" w:val="clear"/>
-        <w:spacing w:after="30" w:before="30"/>
-        <w:ind w:left="360"/>
-      </w:pPr>
-      <w:r>
-        <w:rPr>
-          <w:rFonts w:ascii="Courier New" w:cs="Courier New" w:eastAsia="Courier New" w:hAnsi="Courier New"/>
-          <w:color w:val="1E293B"/>
-          <w:sz w:val="18"/>
-          <w:szCs w:val="18"/>
-        </w:rPr>
-        <w:t xml:space="preserve">         │  persistent outbound tunnel connection</w:t>
-      </w:r>
-    </w:p>
-    <w:p>
-      <w:pPr>
-        <w:shd w:fill="F1F5F9" w:val="clear"/>
-        <w:spacing w:after="30" w:before="30"/>
-        <w:ind w:left="360"/>
-      </w:pPr>
-      <w:r>
-        <w:rPr>
-          <w:rFonts w:ascii="Courier New" w:cs="Courier New" w:eastAsia="Courier New" w:hAnsi="Courier New"/>
-          <w:color w:val="1E293B"/>
-          <w:sz w:val="18"/>
-          <w:szCs w:val="18"/>
-        </w:rPr>
-        <w:t xml:space="preserve">         │  (cloudflared uses QUIC / HTTP/2)</w:t>
-      </w:r>
-    </w:p>
-    <w:p>
-      <w:pPr>
-        <w:shd w:fill="F1F5F9" w:val="clear"/>
-        <w:spacing w:after="30" w:before="30"/>
-        <w:ind w:left="360"/>
-      </w:pPr>
-      <w:r>
-        <w:rPr>
-          <w:rFonts w:ascii="Courier New" w:cs="Courier New" w:eastAsia="Courier New" w:hAnsi="Courier New"/>
-          <w:color w:val="1E293B"/>
-          <w:sz w:val="18"/>
-          <w:szCs w:val="18"/>
-        </w:rPr>
-        <w:t xml:space="preserve">         ▼</w:t>
-      </w:r>
-    </w:p>
-    <w:p>
-      <w:pPr>
-        <w:shd w:fill="F1F5F9" w:val="clear"/>
-        <w:spacing w:after="30" w:before="30"/>
-        <w:ind w:left="360"/>
-      </w:pPr>
-      <w:r>
-        <w:rPr>
-          <w:rFonts w:ascii="Courier New" w:cs="Courier New" w:eastAsia="Courier New" w:hAnsi="Courier New"/>
-          <w:color w:val="1E293B"/>
-          <w:sz w:val="18"/>
-          <w:szCs w:val="18"/>
-        </w:rPr>
-        <w:t xml:space="preserve">  Active leader (cloudflared running)</w:t>
-      </w:r>
-    </w:p>
-    <w:p>
-      <w:pPr>
-        <w:shd w:fill="F1F5F9" w:val="clear"/>
-        <w:spacing w:after="30" w:before="30"/>
-        <w:ind w:left="360"/>
-      </w:pPr>
-      <w:r>
-        <w:rPr>
-          <w:rFonts w:ascii="Courier New" w:cs="Courier New" w:eastAsia="Courier New" w:hAnsi="Courier New"/>
-          <w:color w:val="1E293B"/>
-          <w:sz w:val="18"/>
-          <w:szCs w:val="18"/>
-        </w:rPr>
-        <w:t xml:space="preserve">         │</w:t>
-      </w:r>
-    </w:p>
-    <w:p>
-      <w:pPr>
-        <w:shd w:fill="F1F5F9" w:val="clear"/>
-        <w:spacing w:after="30" w:before="30"/>
-        <w:ind w:left="360"/>
-      </w:pPr>
-      <w:r>
-        <w:rPr>
-          <w:rFonts w:ascii="Courier New" w:cs="Courier New" w:eastAsia="Courier New" w:hAnsi="Courier New"/>
-          <w:color w:val="1E293B"/>
-          <w:sz w:val="18"/>
-          <w:szCs w:val="18"/>
-        </w:rPr>
-        <w:t xml:space="preserve">         ▼</w:t>
-      </w:r>
-    </w:p>
-    <w:p>
-      <w:pPr>
-        <w:shd w:fill="F1F5F9" w:val="clear"/>
-        <w:spacing w:after="30" w:before="30"/>
-        <w:ind w:left="360"/>
-      </w:pPr>
-      <w:r>
-        <w:rPr>
-          <w:rFonts w:ascii="Courier New" w:cs="Courier New" w:eastAsia="Courier New" w:hAnsi="Courier New"/>
-          <w:color w:val="1E293B"/>
-          <w:sz w:val="18"/>
-          <w:szCs w:val="18"/>
-        </w:rPr>
-        <w:t xml:space="preserve">  Bridge proxy routes to correct backend</w:t>
-      </w:r>
-    </w:p>
-    <w:p>
-      <w:pPr>
-        <w:shd w:fill="F1F5F9" w:val="clear"/>
-        <w:spacing w:after="30" w:before="30"/>
-        <w:ind w:left="360"/>
-      </w:pPr>
-      <w:r>
-        <w:rPr>
-          <w:rFonts w:ascii="Courier New" w:cs="Courier New" w:eastAsia="Courier New" w:hAnsi="Courier New"/>
-          <w:color w:val="1E293B"/>
-          <w:sz w:val="18"/>
-          <w:szCs w:val="18"/>
-        </w:rPr>
-        <w:t xml:space="preserve">  based on hostname → routing table</w:t>
-      </w:r>
-    </w:p>
-    <w:p>
-      <w:pPr>
-        <w:spacing w:after="120" w:before="0"/>
-      </w:pPr>
+        <w:t xml:space="preserve">Runtime dependencies: none. No cloudflared, no provider API, no DNS provider.</w:t>
+      </w:r>
     </w:p>
     <w:p>
       <w:pPr>
@@ -4017,45 +4059,7 @@
           <w:sz w:val="22"/>
           <w:szCs w:val="22"/>
         </w:rPr>
-        <w:t xml:space="preserve">Tunnel modes (user configurable):</w:t>
-      </w:r>
-    </w:p>
-    <w:p>
-      <w:pPr>
-        <w:pStyle w:val="ListParagraph"/>
-        <w:numPr>
-          <w:ilvl w:val="0"/>
-          <w:numId w:val="1"/>
-        </w:numPr>
-        <w:spacing w:after="60" w:before="60"/>
-      </w:pPr>
-      <w:r>
-        <w:rPr>
-          <w:rFonts w:ascii="Calibri" w:cs="Calibri" w:eastAsia="Calibri" w:hAnsi="Calibri"/>
-          <w:color w:val="0F172A"/>
-          <w:sz w:val="22"/>
-          <w:szCs w:val="22"/>
-        </w:rPr>
-        <w:t xml:space="preserve">Warm (default): all nodes run cloudflared but only the leader's tunnel is active/advertised. On failover, peer's tunnel activates. Fast recovery — cloudflared is already running.</w:t>
-      </w:r>
-    </w:p>
-    <w:p>
-      <w:pPr>
-        <w:pStyle w:val="ListParagraph"/>
-        <w:numPr>
-          <w:ilvl w:val="0"/>
-          <w:numId w:val="1"/>
-        </w:numPr>
-        <w:spacing w:after="60" w:before="60"/>
-      </w:pPr>
-      <w:r>
-        <w:rPr>
-          <w:rFonts w:ascii="Calibri" w:cs="Calibri" w:eastAsia="Calibri" w:hAnsi="Calibri"/>
-          <w:color w:val="0F172A"/>
-          <w:sz w:val="22"/>
-          <w:szCs w:val="22"/>
-        </w:rPr>
-        <w:t xml:space="preserve">Cold: only the leader runs cloudflared. On failover, new leader starts cloudflared from scratch. Slower recovery but lower resource usage on peer nodes.</w:t>
+        <w:t xml:space="preserve">Use case: operators who want multi-server routing awareness and are comfortable handling failover manually. Good starting point before enabling a higher tier.</w:t>
       </w:r>
     </w:p>
     <w:p>
@@ -4066,9 +4070,9 @@
     <w:p>
       <w:pPr>
         <w:pBdr>
-          <w:left w:val="thick" w:color="B45309" w:sz="12"/>
+          <w:left w:val="thick" w:color="15803D" w:sz="12"/>
         </w:pBdr>
-        <w:shd w:fill="FFFBEB" w:val="clear"/>
+        <w:shd w:fill="F0FDF4" w:val="clear"/>
         <w:spacing w:after="120" w:before="120"/>
         <w:ind w:left="360" w:right="360"/>
       </w:pPr>
@@ -4077,84 +4081,20 @@
           <w:rFonts w:ascii="Calibri" w:cs="Calibri" w:eastAsia="Calibri" w:hAnsi="Calibri"/>
           <w:b/>
           <w:bCs/>
-          <w:color w:val="B45309"/>
+          <w:color w:val="15803D"/>
           <w:sz w:val="20"/>
           <w:szCs w:val="20"/>
         </w:rPr>
-        <w:t xml:space="preserve">⚠ OPEN QUESTION  </w:t>
-      </w:r>
-      <w:r>
-        <w:rPr>
-          <w:rFonts w:ascii="Calibri" w:cs="Calibri" w:eastAsia="Calibri" w:hAnsi="Calibri"/>
-          <w:i/>
-          <w:iCs/>
-          <w:color w:val="B45309"/>
+        <w:t xml:space="preserve">✓ NOTE  </w:t>
+      </w:r>
+      <w:r>
+        <w:rPr>
+          <w:rFonts w:ascii="Calibri" w:cs="Calibri" w:eastAsia="Calibri" w:hAnsi="Calibri"/>
+          <w:color w:val="15803D"/>
           <w:sz w:val="20"/>
           <w:szCs w:val="20"/>
         </w:rPr>
-        <w:t xml:space="preserve">Warm tunnel reconnection time: if all peers run cloudflared in standby, how quickly does the standby tunnel become active when the leader dies? Does Cloudflare automatically promote a standby connection? Or does the new leader need to signal Cloudflare via API? Need to test this empirically. The research document says sub-5 seconds for active-active tunnels but warm-standby may differ.</w:t>
-      </w:r>
-    </w:p>
-    <w:p>
-      <w:pPr>
-        <w:pBdr>
-          <w:left w:val="thick" w:color="B45309" w:sz="12"/>
-        </w:pBdr>
-        <w:shd w:fill="FFFBEB" w:val="clear"/>
-        <w:spacing w:after="120" w:before="120"/>
-        <w:ind w:left="360" w:right="360"/>
-      </w:pPr>
-      <w:r>
-        <w:rPr>
-          <w:rFonts w:ascii="Calibri" w:cs="Calibri" w:eastAsia="Calibri" w:hAnsi="Calibri"/>
-          <w:b/>
-          <w:bCs/>
-          <w:color w:val="B45309"/>
-          <w:sz w:val="20"/>
-          <w:szCs w:val="20"/>
-        </w:rPr>
-        <w:t xml:space="preserve">⚠ OPEN QUESTION  </w:t>
-      </w:r>
-      <w:r>
-        <w:rPr>
-          <w:rFonts w:ascii="Calibri" w:cs="Calibri" w:eastAsia="Calibri" w:hAnsi="Calibri"/>
-          <w:i/>
-          <w:iCs/>
-          <w:color w:val="B45309"/>
-          <w:sz w:val="20"/>
-          <w:szCs w:val="20"/>
-        </w:rPr>
-        <w:t xml:space="preserve">Tunnel credential security: the tunnel secret is shared across all nodes via gossip or static config. If one node is compromised, the attacker has the tunnel credentials. Is there a way to rotate tunnel credentials automatically as part of a leader transition? Cloudflare Tunnel supports multiple credentials per tunnel — this might be the answer.</w:t>
-      </w:r>
-    </w:p>
-    <w:p>
-      <w:pPr>
-        <w:pBdr>
-          <w:left w:val="thick" w:color="1D4ED8" w:sz="12"/>
-        </w:pBdr>
-        <w:shd w:fill="EFF6FF" w:val="clear"/>
-        <w:spacing w:after="120" w:before="120"/>
-        <w:ind w:left="360" w:right="360"/>
-      </w:pPr>
-      <w:r>
-        <w:rPr>
-          <w:rFonts w:ascii="Calibri" w:cs="Calibri" w:eastAsia="Calibri" w:hAnsi="Calibri"/>
-          <w:b/>
-          <w:bCs/>
-          <w:color w:val="1D4ED8"/>
-          <w:sz w:val="20"/>
-          <w:szCs w:val="20"/>
-        </w:rPr>
-        <w:t xml:space="preserve">📖 RESEARCH  </w:t>
-      </w:r>
-      <w:r>
-        <w:rPr>
-          <w:rFonts w:ascii="Calibri" w:cs="Calibri" w:eastAsia="Calibri" w:hAnsi="Calibri"/>
-          <w:color w:val="1D4ED8"/>
-          <w:sz w:val="20"/>
-          <w:szCs w:val="20"/>
-        </w:rPr>
-        <w:t xml:space="preserve">Cloudflare Tunnel internals: cloudflared uses QUIC (HTTP/3) as primary transport, falling back to HTTP/2. It maintains 4 connections to different Cloudflare edge PoPs simultaneously for redundancy. On the free plan, the tunnel is limited to one origin per tunnel name. Understand how multiple cloudflared instances connecting with the same credentials behaves — does Cloudflare load balance across them or prefer one? See: developers.cloudflare.com/cloudflare-one/connections/connect-networks/</w:t>
+        <w:t>In basic mode, Bridge still provides significant value over the status quo — multi-server routing, automatic service discovery via gossip, consistent hashing across instances. The only thing missing is automatic entry point migration on leader death.</w:t>
       </w:r>
     </w:p>
     <w:p>
@@ -4176,7 +4116,7 @@
           <w:sz w:val="26"/>
           <w:szCs w:val="26"/>
         </w:rPr>
-        <w:t xml:space="preserve">Mode 2 — Provider Floating IP (optional, same-provider)</w:t>
+        <w:t xml:space="preserve">Tier 2 — DNS Failover (middle ground)</w:t>
       </w:r>
     </w:p>
     <w:p>
@@ -4194,7 +4134,907 @@
           <w:sz w:val="22"/>
           <w:szCs w:val="22"/>
         </w:rPr>
-        <w:t xml:space="preserve">If the user provides a floating IP configuration, the tunnel is bypassed entirely. On election win, the new leader calls the provider API to move the floating IP to itself. Faster within a single provider — no tunnel cold/warm start involved.</w:t>
+        <w:t xml:space="preserve">After winning election, the new leader calls a DNS provider API to update the record pointing to itself. Recovery is bounded by the DNS TTL — typically 30-60 seconds. No cloudflared, no floating IP. The DNS API is only called on failover events, not on every request.</w:t>
+      </w:r>
+    </w:p>
+    <w:p>
+      <w:pPr>
+        <w:spacing w:after="120" w:before="0"/>
+      </w:pPr>
+    </w:p>
+    <w:p>
+      <w:pPr>
+        <w:shd w:fill="F1F5F9" w:val="clear"/>
+        <w:spacing w:after="30" w:before="30"/>
+        <w:ind w:left="360"/>
+      </w:pPr>
+      <w:r>
+        <w:rPr>
+          <w:rFonts w:ascii="Courier New" w:cs="Courier New" w:eastAsia="Courier New" w:hAnsi="Courier New"/>
+          <w:color w:val="1E293B"/>
+          <w:sz w:val="18"/>
+          <w:szCs w:val="18"/>
+        </w:rPr>
+        <w:t xml:space="preserve">  Leader dies</w:t>
+      </w:r>
+    </w:p>
+    <w:p>
+      <w:pPr>
+        <w:shd w:fill="F1F5F9" w:val="clear"/>
+        <w:spacing w:after="30" w:before="30"/>
+        <w:ind w:left="360"/>
+      </w:pPr>
+      <w:r>
+        <w:rPr>
+          <w:rFonts w:ascii="Courier New" w:cs="Courier New" w:eastAsia="Courier New" w:hAnsi="Courier New"/>
+          <w:color w:val="1E293B"/>
+          <w:sz w:val="18"/>
+          <w:szCs w:val="18"/>
+        </w:rPr>
+        <w:t xml:space="preserve">       │</w:t>
+      </w:r>
+    </w:p>
+    <w:p>
+      <w:pPr>
+        <w:shd w:fill="F1F5F9" w:val="clear"/>
+        <w:spacing w:after="30" w:before="30"/>
+        <w:ind w:left="360"/>
+      </w:pPr>
+      <w:r>
+        <w:rPr>
+          <w:rFonts w:ascii="Courier New" w:cs="Courier New" w:eastAsia="Courier New" w:hAnsi="Courier New"/>
+          <w:color w:val="1E293B"/>
+          <w:sz w:val="18"/>
+          <w:szCs w:val="18"/>
+        </w:rPr>
+        <w:t xml:space="preserve">       ▼</w:t>
+      </w:r>
+    </w:p>
+    <w:p>
+      <w:pPr>
+        <w:shd w:fill="F1F5F9" w:val="clear"/>
+        <w:spacing w:after="30" w:before="30"/>
+        <w:ind w:left="360"/>
+      </w:pPr>
+      <w:r>
+        <w:rPr>
+          <w:rFonts w:ascii="Courier New" w:cs="Courier New" w:eastAsia="Courier New" w:hAnsi="Courier New"/>
+          <w:color w:val="1E293B"/>
+          <w:sz w:val="18"/>
+          <w:szCs w:val="18"/>
+        </w:rPr>
+        <w:t xml:space="preserve">  Election runs — Node B wins</w:t>
+      </w:r>
+    </w:p>
+    <w:p>
+      <w:pPr>
+        <w:shd w:fill="F1F5F9" w:val="clear"/>
+        <w:spacing w:after="30" w:before="30"/>
+        <w:ind w:left="360"/>
+      </w:pPr>
+      <w:r>
+        <w:rPr>
+          <w:rFonts w:ascii="Courier New" w:cs="Courier New" w:eastAsia="Courier New" w:hAnsi="Courier New"/>
+          <w:color w:val="1E293B"/>
+          <w:sz w:val="18"/>
+          <w:szCs w:val="18"/>
+        </w:rPr>
+        <w:t xml:space="preserve">       │</w:t>
+      </w:r>
+    </w:p>
+    <w:p>
+      <w:pPr>
+        <w:shd w:fill="F1F5F9" w:val="clear"/>
+        <w:spacing w:after="30" w:before="30"/>
+        <w:ind w:left="360"/>
+      </w:pPr>
+      <w:r>
+        <w:rPr>
+          <w:rFonts w:ascii="Courier New" w:cs="Courier New" w:eastAsia="Courier New" w:hAnsi="Courier New"/>
+          <w:color w:val="1E293B"/>
+          <w:sz w:val="18"/>
+          <w:szCs w:val="18"/>
+        </w:rPr>
+        <w:t xml:space="preserve">       ▼</w:t>
+      </w:r>
+    </w:p>
+    <w:p>
+      <w:pPr>
+        <w:shd w:fill="F1F5F9" w:val="clear"/>
+        <w:spacing w:after="30" w:before="30"/>
+        <w:ind w:left="360"/>
+      </w:pPr>
+      <w:r>
+        <w:rPr>
+          <w:rFonts w:ascii="Courier New" w:cs="Courier New" w:eastAsia="Courier New" w:hAnsi="Courier New"/>
+          <w:color w:val="1E293B"/>
+          <w:sz w:val="18"/>
+          <w:szCs w:val="18"/>
+        </w:rPr>
+        <w:t xml:space="preserve">  Node B calls DNS API:</w:t>
+      </w:r>
+    </w:p>
+    <w:p>
+      <w:pPr>
+        <w:shd w:fill="F1F5F9" w:val="clear"/>
+        <w:spacing w:after="30" w:before="30"/>
+        <w:ind w:left="360"/>
+      </w:pPr>
+      <w:r>
+        <w:rPr>
+          <w:rFonts w:ascii="Courier New" w:cs="Courier New" w:eastAsia="Courier New" w:hAnsi="Courier New"/>
+          <w:color w:val="1E293B"/>
+          <w:sz w:val="18"/>
+          <w:szCs w:val="18"/>
+        </w:rPr>
+        <w:t xml:space="preserve">  PATCH *.domain.com → Node B's public IP</w:t>
+      </w:r>
+    </w:p>
+    <w:p>
+      <w:pPr>
+        <w:shd w:fill="F1F5F9" w:val="clear"/>
+        <w:spacing w:after="30" w:before="30"/>
+        <w:ind w:left="360"/>
+      </w:pPr>
+      <w:r>
+        <w:rPr>
+          <w:rFonts w:ascii="Courier New" w:cs="Courier New" w:eastAsia="Courier New" w:hAnsi="Courier New"/>
+          <w:color w:val="1E293B"/>
+          <w:sz w:val="18"/>
+          <w:szCs w:val="18"/>
+        </w:rPr>
+        <w:t xml:space="preserve">       │</w:t>
+      </w:r>
+    </w:p>
+    <w:p>
+      <w:pPr>
+        <w:shd w:fill="F1F5F9" w:val="clear"/>
+        <w:spacing w:after="30" w:before="30"/>
+        <w:ind w:left="360"/>
+      </w:pPr>
+      <w:r>
+        <w:rPr>
+          <w:rFonts w:ascii="Courier New" w:cs="Courier New" w:eastAsia="Courier New" w:hAnsi="Courier New"/>
+          <w:color w:val="1E293B"/>
+          <w:sz w:val="18"/>
+          <w:szCs w:val="18"/>
+        </w:rPr>
+        <w:t xml:space="preserve">       ▼</w:t>
+      </w:r>
+    </w:p>
+    <w:p>
+      <w:pPr>
+        <w:shd w:fill="F1F5F9" w:val="clear"/>
+        <w:spacing w:after="30" w:before="30"/>
+        <w:ind w:left="360"/>
+      </w:pPr>
+      <w:r>
+        <w:rPr>
+          <w:rFonts w:ascii="Courier New" w:cs="Courier New" w:eastAsia="Courier New" w:hAnsi="Courier New"/>
+          <w:color w:val="1E293B"/>
+          <w:sz w:val="18"/>
+          <w:szCs w:val="18"/>
+        </w:rPr>
+        <w:t xml:space="preserve">  DNS record updated at authoritative nameserver</w:t>
+      </w:r>
+    </w:p>
+    <w:p>
+      <w:pPr>
+        <w:shd w:fill="F1F5F9" w:val="clear"/>
+        <w:spacing w:after="30" w:before="30"/>
+        <w:ind w:left="360"/>
+      </w:pPr>
+      <w:r>
+        <w:rPr>
+          <w:rFonts w:ascii="Courier New" w:cs="Courier New" w:eastAsia="Courier New" w:hAnsi="Courier New"/>
+          <w:color w:val="1E293B"/>
+          <w:sz w:val="18"/>
+          <w:szCs w:val="18"/>
+        </w:rPr>
+        <w:t xml:space="preserve">  Clients with cached old record: keep hitting dead IP</w:t>
+      </w:r>
+    </w:p>
+    <w:p>
+      <w:pPr>
+        <w:shd w:fill="F1F5F9" w:val="clear"/>
+        <w:spacing w:after="30" w:before="30"/>
+        <w:ind w:left="360"/>
+      </w:pPr>
+      <w:r>
+        <w:rPr>
+          <w:rFonts w:ascii="Courier New" w:cs="Courier New" w:eastAsia="Courier New" w:hAnsi="Courier New"/>
+          <w:color w:val="1E293B"/>
+          <w:sz w:val="18"/>
+          <w:szCs w:val="18"/>
+        </w:rPr>
+        <w:t xml:space="preserve">  until their TTL expires (30s–15min depending on resolver)</w:t>
+      </w:r>
+    </w:p>
+    <w:p>
+      <w:pPr>
+        <w:shd w:fill="F1F5F9" w:val="clear"/>
+        <w:spacing w:after="30" w:before="30"/>
+        <w:ind w:left="360"/>
+      </w:pPr>
+      <w:r>
+        <w:rPr>
+          <w:rFonts w:ascii="Courier New" w:cs="Courier New" w:eastAsia="Courier New" w:hAnsi="Courier New"/>
+          <w:color w:val="1E293B"/>
+          <w:sz w:val="18"/>
+          <w:szCs w:val="18"/>
+        </w:rPr>
+        <w:t xml:space="preserve">       │</w:t>
+      </w:r>
+    </w:p>
+    <w:p>
+      <w:pPr>
+        <w:shd w:fill="F1F5F9" w:val="clear"/>
+        <w:spacing w:after="30" w:before="30"/>
+        <w:ind w:left="360"/>
+      </w:pPr>
+      <w:r>
+        <w:rPr>
+          <w:rFonts w:ascii="Courier New" w:cs="Courier New" w:eastAsia="Courier New" w:hAnsi="Courier New"/>
+          <w:color w:val="1E293B"/>
+          <w:sz w:val="18"/>
+          <w:szCs w:val="18"/>
+        </w:rPr>
+        <w:t xml:space="preserve">       ▼</w:t>
+      </w:r>
+    </w:p>
+    <w:p>
+      <w:pPr>
+        <w:shd w:fill="F1F5F9" w:val="clear"/>
+        <w:spacing w:after="30" w:before="30"/>
+        <w:ind w:left="360"/>
+      </w:pPr>
+      <w:r>
+        <w:rPr>
+          <w:rFonts w:ascii="Courier New" w:cs="Courier New" w:eastAsia="Courier New" w:hAnsi="Courier New"/>
+          <w:color w:val="1E293B"/>
+          <w:sz w:val="18"/>
+          <w:szCs w:val="18"/>
+        </w:rPr>
+        <w:t xml:space="preserve">  Traffic fully restored after TTL window</w:t>
+      </w:r>
+    </w:p>
+    <w:p>
+      <w:pPr>
+        <w:spacing w:after="120" w:before="0"/>
+      </w:pPr>
+    </w:p>
+    <w:p>
+      <w:pPr>
+        <w:spacing w:after="100" w:before="80"/>
+      </w:pPr>
+      <w:r>
+        <w:rPr>
+          <w:rFonts w:ascii="Calibri" w:cs="Calibri" w:eastAsia="Calibri" w:hAnsi="Calibri"/>
+          <w:b w:val="false"/>
+          <w:bCs w:val="false"/>
+          <w:i w:val="false"/>
+          <w:iCs w:val="false"/>
+          <w:color w:val="0F172A"/>
+          <w:sz w:val="22"/>
+          <w:szCs w:val="22"/>
+        </w:rPr>
+        <w:t xml:space="preserve">Runtime dependencies: none on the request path. DNS provider API only called on failover.</w:t>
+      </w:r>
+    </w:p>
+    <w:p>
+      <w:pPr>
+        <w:spacing w:after="100" w:before="80"/>
+      </w:pPr>
+      <w:r>
+        <w:rPr>
+          <w:rFonts w:ascii="Calibri" w:cs="Calibri" w:eastAsia="Calibri" w:hAnsi="Calibri"/>
+          <w:b w:val="false"/>
+          <w:bCs w:val="false"/>
+          <w:i w:val="false"/>
+          <w:iCs w:val="false"/>
+          <w:color w:val="0F172A"/>
+          <w:sz w:val="22"/>
+          <w:szCs w:val="22"/>
+        </w:rPr>
+        <w:t xml:space="preserve">Supported DNS providers: Cloudflare, Route53, Hetzner DNS, DigitalOcean DNS (any provider with an API).</w:t>
+      </w:r>
+    </w:p>
+    <w:p>
+      <w:pPr>
+        <w:spacing w:after="100" w:before="80"/>
+      </w:pPr>
+      <w:r>
+        <w:rPr>
+          <w:rFonts w:ascii="Calibri" w:cs="Calibri" w:eastAsia="Calibri" w:hAnsi="Calibri"/>
+          <w:b w:val="false"/>
+          <w:bCs w:val="false"/>
+          <w:i w:val="false"/>
+          <w:iCs w:val="false"/>
+          <w:color w:val="0F172A"/>
+          <w:sz w:val="22"/>
+          <w:szCs w:val="22"/>
+        </w:rPr>
+        <w:t xml:space="preserve">Use case: wants automatic recovery without a permanent third-party runtime dependency. Accepts TTL delay. Clean risk profile — if the DNS API is down during failover, basic mode behaviour applies (operator intervenes manually).</w:t>
+      </w:r>
+    </w:p>
+    <w:p>
+      <w:pPr>
+        <w:spacing w:after="120" w:before="0"/>
+      </w:pPr>
+    </w:p>
+    <w:p>
+      <w:pPr>
+        <w:pBdr>
+          <w:left w:val="thick" w:color="B45309" w:sz="12"/>
+        </w:pBdr>
+        <w:shd w:fill="FFFBEB" w:val="clear"/>
+        <w:spacing w:after="120" w:before="120"/>
+        <w:ind w:left="360" w:right="360"/>
+      </w:pPr>
+      <w:r>
+        <w:rPr>
+          <w:rFonts w:ascii="Calibri" w:cs="Calibri" w:eastAsia="Calibri" w:hAnsi="Calibri"/>
+          <w:b/>
+          <w:bCs/>
+          <w:color w:val="B45309"/>
+          <w:sz w:val="20"/>
+          <w:szCs w:val="20"/>
+        </w:rPr>
+        <w:t xml:space="preserve">⚠ OPEN QUESTION  </w:t>
+      </w:r>
+      <w:r>
+        <w:rPr>
+          <w:rFonts w:ascii="Calibri" w:cs="Calibri" w:eastAsia="Calibri" w:hAnsi="Calibri"/>
+          <w:i/>
+          <w:iCs/>
+          <w:color w:val="B45309"/>
+          <w:sz w:val="20"/>
+          <w:szCs w:val="20"/>
+        </w:rPr>
+        <w:t xml:space="preserve">ISP resolver TTL override: even with TTL=30s, many consumer ISP recursive resolvers ignore low TTLs and enforce their own minimum cache times of 5-15 minutes. This means some percentage of clients will experience longer trailing failures regardless of what TTL is configured. There is no technical fix for this — it is a fundamental property of how DNS caching works. Should the docs be explicit about this ceiling?</w:t>
+      </w:r>
+    </w:p>
+    <w:p>
+      <w:pPr>
+        <w:spacing w:after="120" w:before="0"/>
+      </w:pPr>
+    </w:p>
+    <w:p>
+      <w:pPr>
+        <w:pStyle w:val="Heading3"/>
+        <w:spacing w:after="80" w:before="240"/>
+      </w:pPr>
+      <w:r>
+        <w:rPr>
+          <w:rFonts w:ascii="Calibri" w:cs="Calibri" w:eastAsia="Calibri" w:hAnsi="Calibri"/>
+          <w:b/>
+          <w:bCs/>
+          <w:color w:val="0F172A"/>
+          <w:sz w:val="26"/>
+          <w:szCs w:val="26"/>
+        </w:rPr>
+        <w:t xml:space="preserve">Tier 3 — Full HA (tunnel or floating IP)</w:t>
+      </w:r>
+    </w:p>
+    <w:p>
+      <w:pPr>
+        <w:spacing w:after="100" w:before="80"/>
+      </w:pPr>
+      <w:r>
+        <w:rPr>
+          <w:rFonts w:ascii="Calibri" w:cs="Calibri" w:eastAsia="Calibri" w:hAnsi="Calibri"/>
+          <w:b w:val="false"/>
+          <w:bCs w:val="false"/>
+          <w:i w:val="false"/>
+          <w:iCs w:val="false"/>
+          <w:color w:val="0F172A"/>
+          <w:sz w:val="22"/>
+          <w:szCs w:val="22"/>
+        </w:rPr>
+        <w:t xml:space="preserve">After winning election, the new leader acquires the public entry point automatically — either by reconnecting a Cloudflare Tunnel or by calling a provider API to move a floating IP. Sub-15 second automatic recovery. No manual intervention required.</w:t>
+      </w:r>
+    </w:p>
+    <w:p>
+      <w:pPr>
+        <w:spacing w:after="120" w:before="0"/>
+      </w:pPr>
+    </w:p>
+    <w:p>
+      <w:pPr>
+        <w:spacing w:after="100" w:before="80"/>
+      </w:pPr>
+      <w:r>
+        <w:rPr>
+          <w:rFonts w:ascii="Calibri" w:cs="Calibri" w:eastAsia="Calibri" w:hAnsi="Calibri"/>
+          <w:b/>
+          <w:bCs/>
+          <w:i w:val="false"/>
+          <w:iCs w:val="false"/>
+          <w:color w:val="0F172A"/>
+          <w:sz w:val="22"/>
+          <w:szCs w:val="22"/>
+        </w:rPr>
+        <w:t xml:space="preserve">Two handoff mechanisms:</w:t>
+      </w:r>
+    </w:p>
+    <w:p>
+      <w:pPr>
+        <w:spacing w:after="120" w:before="0"/>
+      </w:pPr>
+    </w:p>
+    <w:p>
+      <w:pPr>
+        <w:spacing w:after="100" w:before="80"/>
+      </w:pPr>
+      <w:r>
+        <w:rPr>
+          <w:rFonts w:ascii="Calibri" w:cs="Calibri" w:eastAsia="Calibri" w:hAnsi="Calibri"/>
+          <w:b/>
+          <w:bCs/>
+          <w:i w:val="false"/>
+          <w:iCs w:val="false"/>
+          <w:color w:val="0F172A"/>
+          <w:sz w:val="22"/>
+          <w:szCs w:val="22"/>
+        </w:rPr>
+        <w:t xml:space="preserve">Cloudflare Tunnel handoff:</w:t>
+      </w:r>
+    </w:p>
+    <w:p>
+      <w:pPr>
+        <w:spacing w:after="100" w:before="80"/>
+      </w:pPr>
+      <w:r>
+        <w:rPr>
+          <w:rFonts w:ascii="Calibri" w:cs="Calibri" w:eastAsia="Calibri" w:hAnsi="Calibri"/>
+          <w:b w:val="false"/>
+          <w:bCs w:val="false"/>
+          <w:i w:val="false"/>
+          <w:iCs w:val="false"/>
+          <w:color w:val="0F172A"/>
+          <w:sz w:val="22"/>
+          <w:szCs w:val="22"/>
+        </w:rPr>
+        <w:t>The user creates a Cloudflare Tunnel. Credentials are stored in config and available to all nodes. The active leader runs cloudflared as a managed subprocess. Cloudflare's Anycast edge is the stable public entry point — the public IP belongs to Cloudflare, not to any of Bridge's nodes.</w:t>
+      </w:r>
+    </w:p>
+    <w:p>
+      <w:pPr>
+        <w:spacing w:after="120" w:before="0"/>
+      </w:pPr>
+    </w:p>
+    <w:p>
+      <w:pPr>
+        <w:shd w:fill="F1F5F9" w:val="clear"/>
+        <w:spacing w:after="30" w:before="30"/>
+        <w:ind w:left="360"/>
+      </w:pPr>
+      <w:r>
+        <w:rPr>
+          <w:rFonts w:ascii="Courier New" w:cs="Courier New" w:eastAsia="Courier New" w:hAnsi="Courier New"/>
+          <w:color w:val="1E293B"/>
+          <w:sz w:val="18"/>
+          <w:szCs w:val="18"/>
+        </w:rPr>
+        <w:t xml:space="preserve">  Cloudflare Anycast edge (stable public IP — never changes)</w:t>
+      </w:r>
+    </w:p>
+    <w:p>
+      <w:pPr>
+        <w:shd w:fill="F1F5F9" w:val="clear"/>
+        <w:spacing w:after="30" w:before="30"/>
+        <w:ind w:left="360"/>
+      </w:pPr>
+      <w:r>
+        <w:rPr>
+          <w:rFonts w:ascii="Courier New" w:cs="Courier New" w:eastAsia="Courier New" w:hAnsi="Courier New"/>
+          <w:color w:val="1E293B"/>
+          <w:sz w:val="18"/>
+          <w:szCs w:val="18"/>
+        </w:rPr>
+        <w:t xml:space="preserve">         │</w:t>
+      </w:r>
+    </w:p>
+    <w:p>
+      <w:pPr>
+        <w:shd w:fill="F1F5F9" w:val="clear"/>
+        <w:spacing w:after="30" w:before="30"/>
+        <w:ind w:left="360"/>
+      </w:pPr>
+      <w:r>
+        <w:rPr>
+          <w:rFonts w:ascii="Courier New" w:cs="Courier New" w:eastAsia="Courier New" w:hAnsi="Courier New"/>
+          <w:color w:val="1E293B"/>
+          <w:sz w:val="18"/>
+          <w:szCs w:val="18"/>
+        </w:rPr>
+        <w:t xml:space="preserve">         │  persistent outbound QUIC tunnel</w:t>
+      </w:r>
+    </w:p>
+    <w:p>
+      <w:pPr>
+        <w:shd w:fill="F1F5F9" w:val="clear"/>
+        <w:spacing w:after="30" w:before="30"/>
+        <w:ind w:left="360"/>
+      </w:pPr>
+      <w:r>
+        <w:rPr>
+          <w:rFonts w:ascii="Courier New" w:cs="Courier New" w:eastAsia="Courier New" w:hAnsi="Courier New"/>
+          <w:color w:val="1E293B"/>
+          <w:sz w:val="18"/>
+          <w:szCs w:val="18"/>
+        </w:rPr>
+        <w:t xml:space="preserve">         │  (cloudflared subprocess on leader)</w:t>
+      </w:r>
+    </w:p>
+    <w:p>
+      <w:pPr>
+        <w:shd w:fill="F1F5F9" w:val="clear"/>
+        <w:spacing w:after="30" w:before="30"/>
+        <w:ind w:left="360"/>
+      </w:pPr>
+      <w:r>
+        <w:rPr>
+          <w:rFonts w:ascii="Courier New" w:cs="Courier New" w:eastAsia="Courier New" w:hAnsi="Courier New"/>
+          <w:color w:val="1E293B"/>
+          <w:sz w:val="18"/>
+          <w:szCs w:val="18"/>
+        </w:rPr>
+        <w:t xml:space="preserve">         ▼</w:t>
+      </w:r>
+    </w:p>
+    <w:p>
+      <w:pPr>
+        <w:shd w:fill="F1F5F9" w:val="clear"/>
+        <w:spacing w:after="30" w:before="30"/>
+        <w:ind w:left="360"/>
+      </w:pPr>
+      <w:r>
+        <w:rPr>
+          <w:rFonts w:ascii="Courier New" w:cs="Courier New" w:eastAsia="Courier New" w:hAnsi="Courier New"/>
+          <w:color w:val="1E293B"/>
+          <w:sz w:val="18"/>
+          <w:szCs w:val="18"/>
+        </w:rPr>
+        <w:t xml:space="preserve">  Active leader → Bridge proxy → backend service</w:t>
+      </w:r>
+    </w:p>
+    <w:p>
+      <w:pPr>
+        <w:shd w:fill="F1F5F9" w:val="clear"/>
+        <w:spacing w:after="30" w:before="30"/>
+        <w:ind w:left="360"/>
+      </w:pPr>
+      <w:r>
+        <w:rPr>
+          <w:rFonts w:ascii="Courier New" w:cs="Courier New" w:eastAsia="Courier New" w:hAnsi="Courier New"/>
+          <w:color w:val="1E293B"/>
+          <w:sz w:val="18"/>
+          <w:szCs w:val="18"/>
+        </w:rPr>
+        <w:t xml:space="preserve"/>
+      </w:r>
+    </w:p>
+    <w:p>
+      <w:pPr>
+        <w:shd w:fill="F1F5F9" w:val="clear"/>
+        <w:spacing w:after="30" w:before="30"/>
+        <w:ind w:left="360"/>
+      </w:pPr>
+      <w:r>
+        <w:rPr>
+          <w:rFonts w:ascii="Courier New" w:cs="Courier New" w:eastAsia="Courier New" w:hAnsi="Courier New"/>
+          <w:color w:val="1E293B"/>
+          <w:sz w:val="18"/>
+          <w:szCs w:val="18"/>
+        </w:rPr>
+        <w:t xml:space="preserve">  On failover:</w:t>
+      </w:r>
+    </w:p>
+    <w:p>
+      <w:pPr>
+        <w:shd w:fill="F1F5F9" w:val="clear"/>
+        <w:spacing w:after="30" w:before="30"/>
+        <w:ind w:left="360"/>
+      </w:pPr>
+      <w:r>
+        <w:rPr>
+          <w:rFonts w:ascii="Courier New" w:cs="Courier New" w:eastAsia="Courier New" w:hAnsi="Courier New"/>
+          <w:color w:val="1E293B"/>
+          <w:sz w:val="18"/>
+          <w:szCs w:val="18"/>
+        </w:rPr>
+        <w:t xml:space="preserve">  Old tunnel collapses (leader dead)</w:t>
+      </w:r>
+    </w:p>
+    <w:p>
+      <w:pPr>
+        <w:shd w:fill="F1F5F9" w:val="clear"/>
+        <w:spacing w:after="30" w:before="30"/>
+        <w:ind w:left="360"/>
+      </w:pPr>
+      <w:r>
+        <w:rPr>
+          <w:rFonts w:ascii="Courier New" w:cs="Courier New" w:eastAsia="Courier New" w:hAnsi="Courier New"/>
+          <w:color w:val="1E293B"/>
+          <w:sz w:val="18"/>
+          <w:szCs w:val="18"/>
+        </w:rPr>
+        <w:t xml:space="preserve">  New leader starts cloudflared → tunnel reconnects</w:t>
+      </w:r>
+    </w:p>
+    <w:p>
+      <w:pPr>
+        <w:shd w:fill="F1F5F9" w:val="clear"/>
+        <w:spacing w:after="30" w:before="30"/>
+        <w:ind w:left="360"/>
+      </w:pPr>
+      <w:r>
+        <w:rPr>
+          <w:rFonts w:ascii="Courier New" w:cs="Courier New" w:eastAsia="Courier New" w:hAnsi="Courier New"/>
+          <w:color w:val="1E293B"/>
+          <w:sz w:val="18"/>
+          <w:szCs w:val="18"/>
+        </w:rPr>
+        <w:t xml:space="preserve">  Cloudflare edge routes to new tunnel</w:t>
+      </w:r>
+    </w:p>
+    <w:p>
+      <w:pPr>
+        <w:shd w:fill="F1F5F9" w:val="clear"/>
+        <w:spacing w:after="30" w:before="30"/>
+        <w:ind w:left="360"/>
+      </w:pPr>
+      <w:r>
+        <w:rPr>
+          <w:rFonts w:ascii="Courier New" w:cs="Courier New" w:eastAsia="Courier New" w:hAnsi="Courier New"/>
+          <w:color w:val="1E293B"/>
+          <w:sz w:val="18"/>
+          <w:szCs w:val="18"/>
+        </w:rPr>
+        <w:t xml:space="preserve">  Recovery: election time + tunnel reconnect (~5-15s)</w:t>
+      </w:r>
+    </w:p>
+    <w:p>
+      <w:pPr>
+        <w:spacing w:after="120" w:before="0"/>
+      </w:pPr>
+    </w:p>
+    <w:p>
+      <w:pPr>
+        <w:spacing w:after="100" w:before="80"/>
+      </w:pPr>
+      <w:r>
+        <w:rPr>
+          <w:rFonts w:ascii="Calibri" w:cs="Calibri" w:eastAsia="Calibri" w:hAnsi="Calibri"/>
+          <w:b w:val="false"/>
+          <w:bCs w:val="false"/>
+          <w:i w:val="false"/>
+          <w:iCs w:val="false"/>
+          <w:color w:val="0F172A"/>
+          <w:sz w:val="22"/>
+          <w:szCs w:val="22"/>
+        </w:rPr>
+        <w:t xml:space="preserve">Tunnel startup modes (user configurable):</w:t>
+      </w:r>
+    </w:p>
+    <w:p>
+      <w:pPr>
+        <w:pStyle w:val="ListParagraph"/>
+        <w:numPr>
+          <w:ilvl w:val="0"/>
+          <w:numId w:val="1"/>
+        </w:numPr>
+        <w:spacing w:after="60" w:before="60"/>
+      </w:pPr>
+      <w:r>
+        <w:rPr>
+          <w:rFonts w:ascii="Calibri" w:cs="Calibri" w:eastAsia="Calibri" w:hAnsi="Calibri"/>
+          <w:color w:val="0F172A"/>
+          <w:sz w:val="22"/>
+          <w:szCs w:val="22"/>
+        </w:rPr>
+        <w:t xml:space="preserve">Warm (default): all nodes run cloudflared in standby. On failover, peer's standby tunnel activates. Faster recovery — cloudflared is already running.</w:t>
+      </w:r>
+    </w:p>
+    <w:p>
+      <w:pPr>
+        <w:pStyle w:val="ListParagraph"/>
+        <w:numPr>
+          <w:ilvl w:val="0"/>
+          <w:numId w:val="1"/>
+        </w:numPr>
+        <w:spacing w:after="60" w:before="60"/>
+      </w:pPr>
+      <w:r>
+        <w:rPr>
+          <w:rFonts w:ascii="Calibri" w:cs="Calibri" w:eastAsia="Calibri" w:hAnsi="Calibri"/>
+          <w:color w:val="0F172A"/>
+          <w:sz w:val="22"/>
+          <w:szCs w:val="22"/>
+        </w:rPr>
+        <w:t xml:space="preserve">Cold: only the leader runs cloudflared. New leader starts it from scratch on election win. Slower recovery but lower resource usage on peers.</w:t>
+      </w:r>
+    </w:p>
+    <w:p>
+      <w:pPr>
+        <w:spacing w:after="120" w:before="0"/>
+      </w:pPr>
+    </w:p>
+    <w:p>
+      <w:pPr>
+        <w:spacing w:after="100" w:before="80"/>
+      </w:pPr>
+      <w:r>
+        <w:rPr>
+          <w:rFonts w:ascii="Calibri" w:cs="Calibri" w:eastAsia="Calibri" w:hAnsi="Calibri"/>
+          <w:b/>
+          <w:bCs/>
+          <w:i w:val="false"/>
+          <w:iCs w:val="false"/>
+          <w:color w:val="0F172A"/>
+          <w:sz w:val="22"/>
+          <w:szCs w:val="22"/>
+        </w:rPr>
+        <w:t xml:space="preserve">IMPORTANT — Cloudflare Tunnel runtime dependency:</w:t>
+      </w:r>
+    </w:p>
+    <w:p>
+      <w:pPr>
+        <w:spacing w:after="100" w:before="80"/>
+      </w:pPr>
+      <w:r>
+        <w:rPr>
+          <w:rFonts w:ascii="Calibri" w:cs="Calibri" w:eastAsia="Calibri" w:hAnsi="Calibri"/>
+          <w:b w:val="false"/>
+          <w:bCs w:val="false"/>
+          <w:i w:val="false"/>
+          <w:iCs w:val="false"/>
+          <w:color w:val="0F172A"/>
+          <w:sz w:val="22"/>
+          <w:szCs w:val="22"/>
+        </w:rPr>
+        <w:t xml:space="preserve">In tunnel mode, Cloudflare's network is in the critical path of every request. Every client request hits Cloudflare's edge before reaching your server. If Cloudflare's network has an outage, all traffic stops regardless of how healthy your nodes are. The Cloudflare API (api.cloudflare.com) is NOT in the request path — it is only called during configuration changes. These are separate concerns.</w:t>
+      </w:r>
+    </w:p>
+    <w:p>
+      <w:pPr>
+        <w:spacing w:after="120" w:before="0"/>
+      </w:pPr>
+    </w:p>
+    <w:p>
+      <w:pPr>
+        <w:pBdr>
+          <w:left w:val="thick" w:color="B45309" w:sz="12"/>
+        </w:pBdr>
+        <w:shd w:fill="FFFBEB" w:val="clear"/>
+        <w:spacing w:after="120" w:before="120"/>
+        <w:ind w:left="360" w:right="360"/>
+      </w:pPr>
+      <w:r>
+        <w:rPr>
+          <w:rFonts w:ascii="Calibri" w:cs="Calibri" w:eastAsia="Calibri" w:hAnsi="Calibri"/>
+          <w:b/>
+          <w:bCs/>
+          <w:color w:val="B45309"/>
+          <w:sz w:val="20"/>
+          <w:szCs w:val="20"/>
+        </w:rPr>
+        <w:t xml:space="preserve">⚠ OPEN QUESTION  </w:t>
+      </w:r>
+      <w:r>
+        <w:rPr>
+          <w:rFonts w:ascii="Calibri" w:cs="Calibri" w:eastAsia="Calibri" w:hAnsi="Calibri"/>
+          <w:i/>
+          <w:iCs/>
+          <w:color w:val="B45309"/>
+          <w:sz w:val="20"/>
+          <w:szCs w:val="20"/>
+        </w:rPr>
+        <w:t xml:space="preserve">Warm tunnel behaviour with multiple cloudflared instances: if all peers run cloudflared in standby with the same credentials, does Cloudflare load balance across all of them, prefer one, or reject duplicate connections? If it load balances, failover is instant — traffic already reaches all nodes. If it prefers one, the new leader needs to explicitly signal Cloudflare. This fundamentally affects the handoff design and must be tested empirically before implementation.</w:t>
+      </w:r>
+    </w:p>
+    <w:p>
+      <w:pPr>
+        <w:pBdr>
+          <w:left w:val="thick" w:color="B45309" w:sz="12"/>
+        </w:pBdr>
+        <w:shd w:fill="FFFBEB" w:val="clear"/>
+        <w:spacing w:after="120" w:before="120"/>
+        <w:ind w:left="360" w:right="360"/>
+      </w:pPr>
+      <w:r>
+        <w:rPr>
+          <w:rFonts w:ascii="Calibri" w:cs="Calibri" w:eastAsia="Calibri" w:hAnsi="Calibri"/>
+          <w:b/>
+          <w:bCs/>
+          <w:color w:val="B45309"/>
+          <w:sz w:val="20"/>
+          <w:szCs w:val="20"/>
+        </w:rPr>
+        <w:t xml:space="preserve">⚠ OPEN QUESTION  </w:t>
+      </w:r>
+      <w:r>
+        <w:rPr>
+          <w:rFonts w:ascii="Calibri" w:cs="Calibri" w:eastAsia="Calibri" w:hAnsi="Calibri"/>
+          <w:i/>
+          <w:iCs/>
+          <w:color w:val="B45309"/>
+          <w:sz w:val="20"/>
+          <w:szCs w:val="20"/>
+        </w:rPr>
+        <w:t xml:space="preserve">Tunnel credential security: the tunnel secret is shared across all nodes. If one node is compromised, the attacker has credentials to impersonate the tunnel origin. Cloudflare Tunnel supports multiple credentials per tunnel — rotating credentials as part of a security incident response needs a defined procedure.</w:t>
+      </w:r>
+    </w:p>
+    <w:p>
+      <w:pPr>
+        <w:pBdr>
+          <w:left w:val="thick" w:color="1D4ED8" w:sz="12"/>
+        </w:pBdr>
+        <w:shd w:fill="EFF6FF" w:val="clear"/>
+        <w:spacing w:after="120" w:before="120"/>
+        <w:ind w:left="360" w:right="360"/>
+      </w:pPr>
+      <w:r>
+        <w:rPr>
+          <w:rFonts w:ascii="Calibri" w:cs="Calibri" w:eastAsia="Calibri" w:hAnsi="Calibri"/>
+          <w:b/>
+          <w:bCs/>
+          <w:color w:val="1D4ED8"/>
+          <w:sz w:val="20"/>
+          <w:szCs w:val="20"/>
+        </w:rPr>
+        <w:t xml:space="preserve">📖 RESEARCH  </w:t>
+      </w:r>
+      <w:r>
+        <w:rPr>
+          <w:rFonts w:ascii="Calibri" w:cs="Calibri" w:eastAsia="Calibri" w:hAnsi="Calibri"/>
+          <w:color w:val="1D4ED8"/>
+          <w:sz w:val="20"/>
+          <w:szCs w:val="20"/>
+        </w:rPr>
+        <w:t xml:space="preserve">Cloudflare Tunnel internals — cloudflared uses QUIC (HTTP/3) as primary transport, falling back to HTTP/2. Maintains 4 connections to different Cloudflare edge PoPs simultaneously. See: developers.cloudflare.com/cloudflare-one/connections/connect-networks/</w:t>
+      </w:r>
+    </w:p>
+    <w:p>
+      <w:pPr>
+        <w:spacing w:after="120" w:before="0"/>
+      </w:pPr>
+    </w:p>
+    <w:p>
+      <w:pPr>
+        <w:spacing w:after="100" w:before="80"/>
+      </w:pPr>
+      <w:r>
+        <w:rPr>
+          <w:rFonts w:ascii="Calibri" w:cs="Calibri" w:eastAsia="Calibri" w:hAnsi="Calibri"/>
+          <w:b/>
+          <w:bCs/>
+          <w:i w:val="false"/>
+          <w:iCs w:val="false"/>
+          <w:color w:val="0F172A"/>
+          <w:sz w:val="22"/>
+          <w:szCs w:val="22"/>
+        </w:rPr>
+        <w:t xml:space="preserve">Provider Floating IP handoff:</w:t>
+      </w:r>
+    </w:p>
+    <w:p>
+      <w:pPr>
+        <w:spacing w:after="100" w:before="80"/>
+      </w:pPr>
+      <w:r>
+        <w:rPr>
+          <w:rFonts w:ascii="Calibri" w:cs="Calibri" w:eastAsia="Calibri" w:hAnsi="Calibri"/>
+          <w:b w:val="false"/>
+          <w:bCs w:val="false"/>
+          <w:i w:val="false"/>
+          <w:iCs w:val="false"/>
+          <w:color w:val="0F172A"/>
+          <w:sz w:val="22"/>
+          <w:szCs w:val="22"/>
+        </w:rPr>
+        <w:t xml:space="preserve">On election win, the new leader calls the provider API to move a floating IP to itself. Once assigned, the floating IP routes directly to the leader with no intermediary in the request path. The provider API is only called on failover, not on every request — cleanest runtime dependency profile of all three tiers.</w:t>
       </w:r>
     </w:p>
     <w:p>
@@ -4603,7 +5443,7 @@
                 <w:sz w:val="20"/>
                 <w:szCs w:val="20"/>
               </w:rPr>
-              <w:t xml:space="preserve">Supports internal BGP via private ASN</w:t>
+              <w:t xml:space="preserve">Supports internal BGP via private ASN — much faster</w:t>
             </w:r>
           </w:p>
         </w:tc>
@@ -4791,17 +5631,12 @@
                 <w:sz w:val="20"/>
                 <w:szCs w:val="20"/>
               </w:rPr>
-              <w:t xml:space="preserve">Only works if provider does not filter ARP — most VPS do filter it</w:t>
+              <w:t xml:space="preserve">Only on true bare metal — VPS providers block ARP at hypervisor</w:t>
             </w:r>
           </w:p>
         </w:tc>
       </w:tr>
     </w:tbl>
-    <w:p>
-      <w:pPr>
-        <w:spacing w:after="120" w:before="0"/>
-      </w:pPr>
-    </w:p>
     <w:p>
       <w:pPr>
         <w:pBdr>
@@ -4829,7 +5664,7 @@
           <w:sz w:val="20"/>
           <w:szCs w:val="20"/>
         </w:rPr>
-        <w:t xml:space="preserve">Gratuitous ARP is blocked by virtually all VPS providers at the hypervisor/SDN level. It only works on true bare metal. Do not design around ARP for VPS deployments.</w:t>
+        <w:t xml:space="preserve">Floating IP mode has the cleanest runtime profile: once assigned, requests go directly from client to server. No intermediary. Provider API is only a failover-time concern — if it is down during a failover event, basic mode behaviour applies.</w:t>
       </w:r>
     </w:p>
     <w:p>
@@ -4861,305 +5696,1563 @@
           <w:sz w:val="20"/>
           <w:szCs w:val="20"/>
         </w:rPr>
-        <w:t xml:space="preserve">For Vultr and Linode internal BGP: the user would need to configure FRRouting on each node and peer with the provider's internal routers using a private ASN (64512-65534 range). This is significantly more complex to set up than an API call. Is it worth supporting this as a third mode for users who need sub-5-second same-provider failover? Or is the tunnel mode fast enough that BGP is unnecessary complexity?</w:t>
-      </w:r>
-    </w:p>
-    <w:p>
-      <w:pPr>
-        <w:spacing w:after="240" w:before="0"/>
-      </w:pPr>
-    </w:p>
+        <w:t xml:space="preserve">For Vultr and Linode internal BGP: requires configuring FRRouting on each node and peering with provider internal routers using a private ASN (64512-65534). Significantly more complex than an API call. Worth supporting as an optional mode for users who need sub-5-second same-provider failover, or is tunnel mode fast enough that BGP complexity is unjustified?</w:t>
+      </w:r>
+    </w:p>
+    <w:p>
+      <w:pPr>
+        <w:spacing w:after="120" w:before="0"/>
+      </w:pPr>
+    </w:p>
+    <w:p>
+      <w:pPr>
+        <w:pStyle w:val="Heading3"/>
+        <w:spacing w:after="80" w:before="240"/>
+      </w:pPr>
+      <w:r>
+        <w:rPr>
+          <w:rFonts w:ascii="Calibri" w:cs="Calibri" w:eastAsia="Calibri" w:hAnsi="Calibri"/>
+          <w:b/>
+          <w:bCs/>
+          <w:color w:val="0F172A"/>
+          <w:sz w:val="26"/>
+          <w:szCs w:val="26"/>
+        </w:rPr>
+        <w:t xml:space="preserve">Tier Comparison</w:t>
+      </w:r>
+    </w:p>
+    <w:p>
+      <w:pPr>
+        <w:spacing w:after="120" w:before="0"/>
+      </w:pPr>
+    </w:p>
+    <w:tbl>
+      <w:tblPr>
+        <w:tblW w:type="dxa" w:w="9200"/>
+        <w:tblBorders>
+          <w:top w:val="single" w:color="auto" w:sz="4"/>
+          <w:left w:val="single" w:color="auto" w:sz="4"/>
+          <w:bottom w:val="single" w:color="auto" w:sz="4"/>
+          <w:right w:val="single" w:color="auto" w:sz="4"/>
+          <w:insideH w:val="single" w:color="auto" w:sz="4"/>
+          <w:insideV w:val="single" w:color="auto" w:sz="4"/>
+        </w:tblBorders>
+        <w:tblLayout w:type="fixed"/>
+      </w:tblPr>
+      <w:tblGrid>
+        <w:gridCol w:w="2000"/>
+        <w:gridCol w:w="1800"/>
+        <w:gridCol w:w="1800"/>
+        <w:gridCol w:w="1800"/>
+        <w:gridCol w:w="1800"/>
+      </w:tblGrid>
+      <w:tr>
+        <w:trPr>
+          <w:tblHeader/>
+        </w:trPr>
+        <w:tc>
+          <w:tcPr>
+            <w:tcW w:type="dxa" w:w="2000"/>
+            <w:shd w:fill="6366F1" w:val="clear"/>
+            <w:tcMar>
+              <w:top w:type="dxa" w:w="80"/>
+              <w:left w:type="dxa" w:w="120"/>
+              <w:bottom w:type="dxa" w:w="80"/>
+              <w:right w:type="dxa" w:w="120"/>
+            </w:tcMar>
+          </w:tcPr>
+          <w:p>
+            <w:r>
+              <w:rPr>
+                <w:rFonts w:ascii="Calibri" w:cs="Calibri" w:eastAsia="Calibri" w:hAnsi="Calibri"/>
+                <w:b/>
+                <w:bCs/>
+                <w:color w:val="FFFFFF"/>
+                <w:sz w:val="20"/>
+                <w:szCs w:val="20"/>
+              </w:rPr>
+              <w:t xml:space="preserve"/>
+            </w:r>
+          </w:p>
+        </w:tc>
+        <w:tc>
+          <w:tcPr>
+            <w:tcW w:type="dxa" w:w="1800"/>
+            <w:shd w:fill="6366F1" w:val="clear"/>
+            <w:tcMar>
+              <w:top w:type="dxa" w:w="80"/>
+              <w:left w:type="dxa" w:w="120"/>
+              <w:bottom w:type="dxa" w:w="80"/>
+              <w:right w:type="dxa" w:w="120"/>
+            </w:tcMar>
+          </w:tcPr>
+          <w:p>
+            <w:r>
+              <w:rPr>
+                <w:rFonts w:ascii="Calibri" w:cs="Calibri" w:eastAsia="Calibri" w:hAnsi="Calibri"/>
+                <w:b/>
+                <w:bCs/>
+                <w:color w:val="FFFFFF"/>
+                <w:sz w:val="20"/>
+                <w:szCs w:val="20"/>
+              </w:rPr>
+              <w:t xml:space="preserve">Tier 1 — Basic</w:t>
+            </w:r>
+          </w:p>
+        </w:tc>
+        <w:tc>
+          <w:tcPr>
+            <w:tcW w:type="dxa" w:w="1800"/>
+            <w:shd w:fill="6366F1" w:val="clear"/>
+            <w:tcMar>
+              <w:top w:type="dxa" w:w="80"/>
+              <w:left w:type="dxa" w:w="120"/>
+              <w:bottom w:type="dxa" w:w="80"/>
+              <w:right w:type="dxa" w:w="120"/>
+            </w:tcMar>
+          </w:tcPr>
+          <w:p>
+            <w:r>
+              <w:rPr>
+                <w:rFonts w:ascii="Calibri" w:cs="Calibri" w:eastAsia="Calibri" w:hAnsi="Calibri"/>
+                <w:b/>
+                <w:bCs/>
+                <w:color w:val="FFFFFF"/>
+                <w:sz w:val="20"/>
+                <w:szCs w:val="20"/>
+              </w:rPr>
+              <w:t xml:space="preserve">Tier 2 — DNS</w:t>
+            </w:r>
+          </w:p>
+        </w:tc>
+        <w:tc>
+          <w:tcPr>
+            <w:tcW w:type="dxa" w:w="1800"/>
+            <w:shd w:fill="6366F1" w:val="clear"/>
+            <w:tcMar>
+              <w:top w:type="dxa" w:w="80"/>
+              <w:left w:type="dxa" w:w="120"/>
+              <w:bottom w:type="dxa" w:w="80"/>
+              <w:right w:type="dxa" w:w="120"/>
+            </w:tcMar>
+          </w:tcPr>
+          <w:p>
+            <w:r>
+              <w:rPr>
+                <w:rFonts w:ascii="Calibri" w:cs="Calibri" w:eastAsia="Calibri" w:hAnsi="Calibri"/>
+                <w:b/>
+                <w:bCs/>
+                <w:color w:val="FFFFFF"/>
+                <w:sz w:val="20"/>
+                <w:szCs w:val="20"/>
+              </w:rPr>
+              <w:t xml:space="preserve">Tier 3 — Tunnel</w:t>
+            </w:r>
+          </w:p>
+        </w:tc>
+        <w:tc>
+          <w:tcPr>
+            <w:tcW w:type="dxa" w:w="1800"/>
+            <w:shd w:fill="6366F1" w:val="clear"/>
+            <w:tcMar>
+              <w:top w:type="dxa" w:w="80"/>
+              <w:left w:type="dxa" w:w="120"/>
+              <w:bottom w:type="dxa" w:w="80"/>
+              <w:right w:type="dxa" w:w="120"/>
+            </w:tcMar>
+          </w:tcPr>
+          <w:p>
+            <w:r>
+              <w:rPr>
+                <w:rFonts w:ascii="Calibri" w:cs="Calibri" w:eastAsia="Calibri" w:hAnsi="Calibri"/>
+                <w:b/>
+                <w:bCs/>
+                <w:color w:val="FFFFFF"/>
+                <w:sz w:val="20"/>
+                <w:szCs w:val="20"/>
+              </w:rPr>
+              <w:t xml:space="preserve">Tier 3 — Floating IP</w:t>
+            </w:r>
+          </w:p>
+        </w:tc>
+      </w:tr>
+      <w:tr>
+        <w:tc>
+          <w:tcPr>
+            <w:tcW w:type="dxa" w:w="2000"/>
+            <w:shd w:fill="FFFFFF" w:val="clear"/>
+            <w:tcMar>
+              <w:top w:type="dxa" w:w="80"/>
+              <w:left w:type="dxa" w:w="120"/>
+              <w:bottom w:type="dxa" w:w="80"/>
+              <w:right w:type="dxa" w:w="120"/>
+            </w:tcMar>
+          </w:tcPr>
+          <w:p>
+            <w:r>
+              <w:rPr>
+                <w:rFonts w:ascii="Calibri" w:cs="Calibri" w:eastAsia="Calibri" w:hAnsi="Calibri"/>
+                <w:color w:val="0F172A"/>
+                <w:sz w:val="20"/>
+                <w:szCs w:val="20"/>
+              </w:rPr>
+              <w:t xml:space="preserve">Handoff</w:t>
+            </w:r>
+          </w:p>
+        </w:tc>
+        <w:tc>
+          <w:tcPr>
+            <w:tcW w:type="dxa" w:w="1800"/>
+            <w:shd w:fill="FFFFFF" w:val="clear"/>
+            <w:tcMar>
+              <w:top w:type="dxa" w:w="80"/>
+              <w:left w:type="dxa" w:w="120"/>
+              <w:bottom w:type="dxa" w:w="80"/>
+              <w:right w:type="dxa" w:w="120"/>
+            </w:tcMar>
+          </w:tcPr>
+          <w:p>
+            <w:r>
+              <w:rPr>
+                <w:rFonts w:ascii="Calibri" w:cs="Calibri" w:eastAsia="Calibri" w:hAnsi="Calibri"/>
+                <w:color w:val="0F172A"/>
+                <w:sz w:val="20"/>
+                <w:szCs w:val="20"/>
+              </w:rPr>
+              <w:t xml:space="preserve">Manual</w:t>
+            </w:r>
+          </w:p>
+        </w:tc>
+        <w:tc>
+          <w:tcPr>
+            <w:tcW w:type="dxa" w:w="1800"/>
+            <w:shd w:fill="FFFFFF" w:val="clear"/>
+            <w:tcMar>
+              <w:top w:type="dxa" w:w="80"/>
+              <w:left w:type="dxa" w:w="120"/>
+              <w:bottom w:type="dxa" w:w="80"/>
+              <w:right w:type="dxa" w:w="120"/>
+            </w:tcMar>
+          </w:tcPr>
+          <w:p>
+            <w:r>
+              <w:rPr>
+                <w:rFonts w:ascii="Calibri" w:cs="Calibri" w:eastAsia="Calibri" w:hAnsi="Calibri"/>
+                <w:color w:val="0F172A"/>
+                <w:sz w:val="20"/>
+                <w:szCs w:val="20"/>
+              </w:rPr>
+              <w:t xml:space="preserve">Automatic</w:t>
+            </w:r>
+          </w:p>
+        </w:tc>
+        <w:tc>
+          <w:tcPr>
+            <w:tcW w:type="dxa" w:w="1800"/>
+            <w:shd w:fill="FFFFFF" w:val="clear"/>
+            <w:tcMar>
+              <w:top w:type="dxa" w:w="80"/>
+              <w:left w:type="dxa" w:w="120"/>
+              <w:bottom w:type="dxa" w:w="80"/>
+              <w:right w:type="dxa" w:w="120"/>
+            </w:tcMar>
+          </w:tcPr>
+          <w:p>
+            <w:r>
+              <w:rPr>
+                <w:rFonts w:ascii="Calibri" w:cs="Calibri" w:eastAsia="Calibri" w:hAnsi="Calibri"/>
+                <w:color w:val="0F172A"/>
+                <w:sz w:val="20"/>
+                <w:szCs w:val="20"/>
+              </w:rPr>
+              <w:t xml:space="preserve">Automatic</w:t>
+            </w:r>
+          </w:p>
+        </w:tc>
+        <w:tc>
+          <w:tcPr>
+            <w:tcW w:type="dxa" w:w="1800"/>
+            <w:shd w:fill="FFFFFF" w:val="clear"/>
+            <w:tcMar>
+              <w:top w:type="dxa" w:w="80"/>
+              <w:left w:type="dxa" w:w="120"/>
+              <w:bottom w:type="dxa" w:w="80"/>
+              <w:right w:type="dxa" w:w="120"/>
+            </w:tcMar>
+          </w:tcPr>
+          <w:p>
+            <w:r>
+              <w:rPr>
+                <w:rFonts w:ascii="Calibri" w:cs="Calibri" w:eastAsia="Calibri" w:hAnsi="Calibri"/>
+                <w:color w:val="0F172A"/>
+                <w:sz w:val="20"/>
+                <w:szCs w:val="20"/>
+              </w:rPr>
+              <w:t xml:space="preserve">Automatic</w:t>
+            </w:r>
+          </w:p>
+        </w:tc>
+      </w:tr>
+      <w:tr>
+        <w:tc>
+          <w:tcPr>
+            <w:tcW w:type="dxa" w:w="2000"/>
+            <w:shd w:fill="F1F5F9" w:val="clear"/>
+            <w:tcMar>
+              <w:top w:type="dxa" w:w="80"/>
+              <w:left w:type="dxa" w:w="120"/>
+              <w:bottom w:type="dxa" w:w="80"/>
+              <w:right w:type="dxa" w:w="120"/>
+            </w:tcMar>
+          </w:tcPr>
+          <w:p>
+            <w:r>
+              <w:rPr>
+                <w:rFonts w:ascii="Calibri" w:cs="Calibri" w:eastAsia="Calibri" w:hAnsi="Calibri"/>
+                <w:color w:val="0F172A"/>
+                <w:sz w:val="20"/>
+                <w:szCs w:val="20"/>
+              </w:rPr>
+              <w:t xml:space="preserve">Recovery time</w:t>
+            </w:r>
+          </w:p>
+        </w:tc>
+        <w:tc>
+          <w:tcPr>
+            <w:tcW w:type="dxa" w:w="1800"/>
+            <w:shd w:fill="F1F5F9" w:val="clear"/>
+            <w:tcMar>
+              <w:top w:type="dxa" w:w="80"/>
+              <w:left w:type="dxa" w:w="120"/>
+              <w:bottom w:type="dxa" w:w="80"/>
+              <w:right w:type="dxa" w:w="120"/>
+            </w:tcMar>
+          </w:tcPr>
+          <w:p>
+            <w:r>
+              <w:rPr>
+                <w:rFonts w:ascii="Calibri" w:cs="Calibri" w:eastAsia="Calibri" w:hAnsi="Calibri"/>
+                <w:color w:val="0F172A"/>
+                <w:sz w:val="20"/>
+                <w:szCs w:val="20"/>
+              </w:rPr>
+              <w:t xml:space="preserve">Operator-dependent</w:t>
+            </w:r>
+          </w:p>
+        </w:tc>
+        <w:tc>
+          <w:tcPr>
+            <w:tcW w:type="dxa" w:w="1800"/>
+            <w:shd w:fill="F1F5F9" w:val="clear"/>
+            <w:tcMar>
+              <w:top w:type="dxa" w:w="80"/>
+              <w:left w:type="dxa" w:w="120"/>
+              <w:bottom w:type="dxa" w:w="80"/>
+              <w:right w:type="dxa" w:w="120"/>
+            </w:tcMar>
+          </w:tcPr>
+          <w:p>
+            <w:r>
+              <w:rPr>
+                <w:rFonts w:ascii="Calibri" w:cs="Calibri" w:eastAsia="Calibri" w:hAnsi="Calibri"/>
+                <w:color w:val="0F172A"/>
+                <w:sz w:val="20"/>
+                <w:szCs w:val="20"/>
+              </w:rPr>
+              <w:t xml:space="preserve">30s–15min (TTL)</w:t>
+            </w:r>
+          </w:p>
+        </w:tc>
+        <w:tc>
+          <w:tcPr>
+            <w:tcW w:type="dxa" w:w="1800"/>
+            <w:shd w:fill="F1F5F9" w:val="clear"/>
+            <w:tcMar>
+              <w:top w:type="dxa" w:w="80"/>
+              <w:left w:type="dxa" w:w="120"/>
+              <w:bottom w:type="dxa" w:w="80"/>
+              <w:right w:type="dxa" w:w="120"/>
+            </w:tcMar>
+          </w:tcPr>
+          <w:p>
+            <w:r>
+              <w:rPr>
+                <w:rFonts w:ascii="Calibri" w:cs="Calibri" w:eastAsia="Calibri" w:hAnsi="Calibri"/>
+                <w:color w:val="0F172A"/>
+                <w:sz w:val="20"/>
+                <w:szCs w:val="20"/>
+              </w:rPr>
+              <w:t xml:space="preserve">&lt;15s</w:t>
+            </w:r>
+          </w:p>
+        </w:tc>
+        <w:tc>
+          <w:tcPr>
+            <w:tcW w:type="dxa" w:w="1800"/>
+            <w:shd w:fill="F1F5F9" w:val="clear"/>
+            <w:tcMar>
+              <w:top w:type="dxa" w:w="80"/>
+              <w:left w:type="dxa" w:w="120"/>
+              <w:bottom w:type="dxa" w:w="80"/>
+              <w:right w:type="dxa" w:w="120"/>
+            </w:tcMar>
+          </w:tcPr>
+          <w:p>
+            <w:r>
+              <w:rPr>
+                <w:rFonts w:ascii="Calibri" w:cs="Calibri" w:eastAsia="Calibri" w:hAnsi="Calibri"/>
+                <w:color w:val="0F172A"/>
+                <w:sz w:val="20"/>
+                <w:szCs w:val="20"/>
+              </w:rPr>
+              <w:t xml:space="preserve">10-40s (or ~3s with BGP)</w:t>
+            </w:r>
+          </w:p>
+        </w:tc>
+      </w:tr>
+      <w:tr>
+        <w:tc>
+          <w:tcPr>
+            <w:tcW w:type="dxa" w:w="2000"/>
+            <w:shd w:fill="FFFFFF" w:val="clear"/>
+            <w:tcMar>
+              <w:top w:type="dxa" w:w="80"/>
+              <w:left w:type="dxa" w:w="120"/>
+              <w:bottom w:type="dxa" w:w="80"/>
+              <w:right w:type="dxa" w:w="120"/>
+            </w:tcMar>
+          </w:tcPr>
+          <w:p>
+            <w:r>
+              <w:rPr>
+                <w:rFonts w:ascii="Calibri" w:cs="Calibri" w:eastAsia="Calibri" w:hAnsi="Calibri"/>
+                <w:color w:val="0F172A"/>
+                <w:sz w:val="20"/>
+                <w:szCs w:val="20"/>
+              </w:rPr>
+              <w:t xml:space="preserve">Runtime dependency</w:t>
+            </w:r>
+          </w:p>
+        </w:tc>
+        <w:tc>
+          <w:tcPr>
+            <w:tcW w:type="dxa" w:w="1800"/>
+            <w:shd w:fill="FFFFFF" w:val="clear"/>
+            <w:tcMar>
+              <w:top w:type="dxa" w:w="80"/>
+              <w:left w:type="dxa" w:w="120"/>
+              <w:bottom w:type="dxa" w:w="80"/>
+              <w:right w:type="dxa" w:w="120"/>
+            </w:tcMar>
+          </w:tcPr>
+          <w:p>
+            <w:r>
+              <w:rPr>
+                <w:rFonts w:ascii="Calibri" w:cs="Calibri" w:eastAsia="Calibri" w:hAnsi="Calibri"/>
+                <w:color w:val="0F172A"/>
+                <w:sz w:val="20"/>
+                <w:szCs w:val="20"/>
+              </w:rPr>
+              <w:t xml:space="preserve">None</w:t>
+            </w:r>
+          </w:p>
+        </w:tc>
+        <w:tc>
+          <w:tcPr>
+            <w:tcW w:type="dxa" w:w="1800"/>
+            <w:shd w:fill="FFFFFF" w:val="clear"/>
+            <w:tcMar>
+              <w:top w:type="dxa" w:w="80"/>
+              <w:left w:type="dxa" w:w="120"/>
+              <w:bottom w:type="dxa" w:w="80"/>
+              <w:right w:type="dxa" w:w="120"/>
+            </w:tcMar>
+          </w:tcPr>
+          <w:p>
+            <w:r>
+              <w:rPr>
+                <w:rFonts w:ascii="Calibri" w:cs="Calibri" w:eastAsia="Calibri" w:hAnsi="Calibri"/>
+                <w:color w:val="0F172A"/>
+                <w:sz w:val="20"/>
+                <w:szCs w:val="20"/>
+              </w:rPr>
+              <w:t xml:space="preserve">None</w:t>
+            </w:r>
+          </w:p>
+        </w:tc>
+        <w:tc>
+          <w:tcPr>
+            <w:tcW w:type="dxa" w:w="1800"/>
+            <w:shd w:fill="FFFFFF" w:val="clear"/>
+            <w:tcMar>
+              <w:top w:type="dxa" w:w="80"/>
+              <w:left w:type="dxa" w:w="120"/>
+              <w:bottom w:type="dxa" w:w="80"/>
+              <w:right w:type="dxa" w:w="120"/>
+            </w:tcMar>
+          </w:tcPr>
+          <w:p>
+            <w:r>
+              <w:rPr>
+                <w:rFonts w:ascii="Calibri" w:cs="Calibri" w:eastAsia="Calibri" w:hAnsi="Calibri"/>
+                <w:color w:val="0F172A"/>
+                <w:sz w:val="20"/>
+                <w:szCs w:val="20"/>
+              </w:rPr>
+              <w:t xml:space="preserve">Cloudflare network</w:t>
+            </w:r>
+          </w:p>
+        </w:tc>
+        <w:tc>
+          <w:tcPr>
+            <w:tcW w:type="dxa" w:w="1800"/>
+            <w:shd w:fill="FFFFFF" w:val="clear"/>
+            <w:tcMar>
+              <w:top w:type="dxa" w:w="80"/>
+              <w:left w:type="dxa" w:w="120"/>
+              <w:bottom w:type="dxa" w:w="80"/>
+              <w:right w:type="dxa" w:w="120"/>
+            </w:tcMar>
+          </w:tcPr>
+          <w:p>
+            <w:r>
+              <w:rPr>
+                <w:rFonts w:ascii="Calibri" w:cs="Calibri" w:eastAsia="Calibri" w:hAnsi="Calibri"/>
+                <w:color w:val="0F172A"/>
+                <w:sz w:val="20"/>
+                <w:szCs w:val="20"/>
+              </w:rPr>
+              <w:t xml:space="preserve">None</w:t>
+            </w:r>
+          </w:p>
+        </w:tc>
+      </w:tr>
+      <w:tr>
+        <w:tc>
+          <w:tcPr>
+            <w:tcW w:type="dxa" w:w="2000"/>
+            <w:shd w:fill="F1F5F9" w:val="clear"/>
+            <w:tcMar>
+              <w:top w:type="dxa" w:w="80"/>
+              <w:left w:type="dxa" w:w="120"/>
+              <w:bottom w:type="dxa" w:w="80"/>
+              <w:right w:type="dxa" w:w="120"/>
+            </w:tcMar>
+          </w:tcPr>
+          <w:p>
+            <w:r>
+              <w:rPr>
+                <w:rFonts w:ascii="Calibri" w:cs="Calibri" w:eastAsia="Calibri" w:hAnsi="Calibri"/>
+                <w:color w:val="0F172A"/>
+                <w:sz w:val="20"/>
+                <w:szCs w:val="20"/>
+              </w:rPr>
+              <w:t xml:space="preserve">API called on each request</w:t>
+            </w:r>
+          </w:p>
+        </w:tc>
+        <w:tc>
+          <w:tcPr>
+            <w:tcW w:type="dxa" w:w="1800"/>
+            <w:shd w:fill="F1F5F9" w:val="clear"/>
+            <w:tcMar>
+              <w:top w:type="dxa" w:w="80"/>
+              <w:left w:type="dxa" w:w="120"/>
+              <w:bottom w:type="dxa" w:w="80"/>
+              <w:right w:type="dxa" w:w="120"/>
+            </w:tcMar>
+          </w:tcPr>
+          <w:p>
+            <w:r>
+              <w:rPr>
+                <w:rFonts w:ascii="Calibri" w:cs="Calibri" w:eastAsia="Calibri" w:hAnsi="Calibri"/>
+                <w:color w:val="0F172A"/>
+                <w:sz w:val="20"/>
+                <w:szCs w:val="20"/>
+              </w:rPr>
+              <w:t xml:space="preserve">No</w:t>
+            </w:r>
+          </w:p>
+        </w:tc>
+        <w:tc>
+          <w:tcPr>
+            <w:tcW w:type="dxa" w:w="1800"/>
+            <w:shd w:fill="F1F5F9" w:val="clear"/>
+            <w:tcMar>
+              <w:top w:type="dxa" w:w="80"/>
+              <w:left w:type="dxa" w:w="120"/>
+              <w:bottom w:type="dxa" w:w="80"/>
+              <w:right w:type="dxa" w:w="120"/>
+            </w:tcMar>
+          </w:tcPr>
+          <w:p>
+            <w:r>
+              <w:rPr>
+                <w:rFonts w:ascii="Calibri" w:cs="Calibri" w:eastAsia="Calibri" w:hAnsi="Calibri"/>
+                <w:color w:val="0F172A"/>
+                <w:sz w:val="20"/>
+                <w:szCs w:val="20"/>
+              </w:rPr>
+              <w:t xml:space="preserve">No</w:t>
+            </w:r>
+          </w:p>
+        </w:tc>
+        <w:tc>
+          <w:tcPr>
+            <w:tcW w:type="dxa" w:w="1800"/>
+            <w:shd w:fill="F1F5F9" w:val="clear"/>
+            <w:tcMar>
+              <w:top w:type="dxa" w:w="80"/>
+              <w:left w:type="dxa" w:w="120"/>
+              <w:bottom w:type="dxa" w:w="80"/>
+              <w:right w:type="dxa" w:w="120"/>
+            </w:tcMar>
+          </w:tcPr>
+          <w:p>
+            <w:r>
+              <w:rPr>
+                <w:rFonts w:ascii="Calibri" w:cs="Calibri" w:eastAsia="Calibri" w:hAnsi="Calibri"/>
+                <w:color w:val="0F172A"/>
+                <w:sz w:val="20"/>
+                <w:szCs w:val="20"/>
+              </w:rPr>
+              <w:t xml:space="preserve">No</w:t>
+            </w:r>
+          </w:p>
+        </w:tc>
+        <w:tc>
+          <w:tcPr>
+            <w:tcW w:type="dxa" w:w="1800"/>
+            <w:shd w:fill="F1F5F9" w:val="clear"/>
+            <w:tcMar>
+              <w:top w:type="dxa" w:w="80"/>
+              <w:left w:type="dxa" w:w="120"/>
+              <w:bottom w:type="dxa" w:w="80"/>
+              <w:right w:type="dxa" w:w="120"/>
+            </w:tcMar>
+          </w:tcPr>
+          <w:p>
+            <w:r>
+              <w:rPr>
+                <w:rFonts w:ascii="Calibri" w:cs="Calibri" w:eastAsia="Calibri" w:hAnsi="Calibri"/>
+                <w:color w:val="0F172A"/>
+                <w:sz w:val="20"/>
+                <w:szCs w:val="20"/>
+              </w:rPr>
+              <w:t xml:space="preserve">No</w:t>
+            </w:r>
+          </w:p>
+        </w:tc>
+      </w:tr>
+      <w:tr>
+        <w:tc>
+          <w:tcPr>
+            <w:tcW w:type="dxa" w:w="2000"/>
+            <w:shd w:fill="FFFFFF" w:val="clear"/>
+            <w:tcMar>
+              <w:top w:type="dxa" w:w="80"/>
+              <w:left w:type="dxa" w:w="120"/>
+              <w:bottom w:type="dxa" w:w="80"/>
+              <w:right w:type="dxa" w:w="120"/>
+            </w:tcMar>
+          </w:tcPr>
+          <w:p>
+            <w:r>
+              <w:rPr>
+                <w:rFonts w:ascii="Calibri" w:cs="Calibri" w:eastAsia="Calibri" w:hAnsi="Calibri"/>
+                <w:color w:val="0F172A"/>
+                <w:sz w:val="20"/>
+                <w:szCs w:val="20"/>
+              </w:rPr>
+              <w:t xml:space="preserve">API called on failover</w:t>
+            </w:r>
+          </w:p>
+        </w:tc>
+        <w:tc>
+          <w:tcPr>
+            <w:tcW w:type="dxa" w:w="1800"/>
+            <w:shd w:fill="FFFFFF" w:val="clear"/>
+            <w:tcMar>
+              <w:top w:type="dxa" w:w="80"/>
+              <w:left w:type="dxa" w:w="120"/>
+              <w:bottom w:type="dxa" w:w="80"/>
+              <w:right w:type="dxa" w:w="120"/>
+            </w:tcMar>
+          </w:tcPr>
+          <w:p>
+            <w:r>
+              <w:rPr>
+                <w:rFonts w:ascii="Calibri" w:cs="Calibri" w:eastAsia="Calibri" w:hAnsi="Calibri"/>
+                <w:color w:val="0F172A"/>
+                <w:sz w:val="20"/>
+                <w:szCs w:val="20"/>
+              </w:rPr>
+              <w:t xml:space="preserve">No</w:t>
+            </w:r>
+          </w:p>
+        </w:tc>
+        <w:tc>
+          <w:tcPr>
+            <w:tcW w:type="dxa" w:w="1800"/>
+            <w:shd w:fill="FFFFFF" w:val="clear"/>
+            <w:tcMar>
+              <w:top w:type="dxa" w:w="80"/>
+              <w:left w:type="dxa" w:w="120"/>
+              <w:bottom w:type="dxa" w:w="80"/>
+              <w:right w:type="dxa" w:w="120"/>
+            </w:tcMar>
+          </w:tcPr>
+          <w:p>
+            <w:r>
+              <w:rPr>
+                <w:rFonts w:ascii="Calibri" w:cs="Calibri" w:eastAsia="Calibri" w:hAnsi="Calibri"/>
+                <w:color w:val="0F172A"/>
+                <w:sz w:val="20"/>
+                <w:szCs w:val="20"/>
+              </w:rPr>
+              <w:t xml:space="preserve">DNS provider</w:t>
+            </w:r>
+          </w:p>
+        </w:tc>
+        <w:tc>
+          <w:tcPr>
+            <w:tcW w:type="dxa" w:w="1800"/>
+            <w:shd w:fill="FFFFFF" w:val="clear"/>
+            <w:tcMar>
+              <w:top w:type="dxa" w:w="80"/>
+              <w:left w:type="dxa" w:w="120"/>
+              <w:bottom w:type="dxa" w:w="80"/>
+              <w:right w:type="dxa" w:w="120"/>
+            </w:tcMar>
+          </w:tcPr>
+          <w:p>
+            <w:r>
+              <w:rPr>
+                <w:rFonts w:ascii="Calibri" w:cs="Calibri" w:eastAsia="Calibri" w:hAnsi="Calibri"/>
+                <w:color w:val="0F172A"/>
+                <w:sz w:val="20"/>
+                <w:szCs w:val="20"/>
+              </w:rPr>
+              <w:t xml:space="preserve">No (tunnel only)</w:t>
+            </w:r>
+          </w:p>
+        </w:tc>
+        <w:tc>
+          <w:tcPr>
+            <w:tcW w:type="dxa" w:w="1800"/>
+            <w:shd w:fill="FFFFFF" w:val="clear"/>
+            <w:tcMar>
+              <w:top w:type="dxa" w:w="80"/>
+              <w:left w:type="dxa" w:w="120"/>
+              <w:bottom w:type="dxa" w:w="80"/>
+              <w:right w:type="dxa" w:w="120"/>
+            </w:tcMar>
+          </w:tcPr>
+          <w:p>
+            <w:r>
+              <w:rPr>
+                <w:rFonts w:ascii="Calibri" w:cs="Calibri" w:eastAsia="Calibri" w:hAnsi="Calibri"/>
+                <w:color w:val="0F172A"/>
+                <w:sz w:val="20"/>
+                <w:szCs w:val="20"/>
+              </w:rPr>
+              <w:t xml:space="preserve">Provider API</w:t>
+            </w:r>
+          </w:p>
+        </w:tc>
+      </w:tr>
+      <w:tr>
+        <w:tc>
+          <w:tcPr>
+            <w:tcW w:type="dxa" w:w="2000"/>
+            <w:shd w:fill="F1F5F9" w:val="clear"/>
+            <w:tcMar>
+              <w:top w:type="dxa" w:w="80"/>
+              <w:left w:type="dxa" w:w="120"/>
+              <w:bottom w:type="dxa" w:w="80"/>
+              <w:right w:type="dxa" w:w="120"/>
+            </w:tcMar>
+          </w:tcPr>
+          <w:p>
+            <w:r>
+              <w:rPr>
+                <w:rFonts w:ascii="Calibri" w:cs="Calibri" w:eastAsia="Calibri" w:hAnsi="Calibri"/>
+                <w:color w:val="0F172A"/>
+                <w:sz w:val="20"/>
+                <w:szCs w:val="20"/>
+              </w:rPr>
+              <w:t xml:space="preserve">Cross-provider</w:t>
+            </w:r>
+          </w:p>
+        </w:tc>
+        <w:tc>
+          <w:tcPr>
+            <w:tcW w:type="dxa" w:w="1800"/>
+            <w:shd w:fill="F1F5F9" w:val="clear"/>
+            <w:tcMar>
+              <w:top w:type="dxa" w:w="80"/>
+              <w:left w:type="dxa" w:w="120"/>
+              <w:bottom w:type="dxa" w:w="80"/>
+              <w:right w:type="dxa" w:w="120"/>
+            </w:tcMar>
+          </w:tcPr>
+          <w:p>
+            <w:r>
+              <w:rPr>
+                <w:rFonts w:ascii="Calibri" w:cs="Calibri" w:eastAsia="Calibri" w:hAnsi="Calibri"/>
+                <w:color w:val="0F172A"/>
+                <w:sz w:val="20"/>
+                <w:szCs w:val="20"/>
+              </w:rPr>
+              <w:t xml:space="preserve">Yes</w:t>
+            </w:r>
+          </w:p>
+        </w:tc>
+        <w:tc>
+          <w:tcPr>
+            <w:tcW w:type="dxa" w:w="1800"/>
+            <w:shd w:fill="F1F5F9" w:val="clear"/>
+            <w:tcMar>
+              <w:top w:type="dxa" w:w="80"/>
+              <w:left w:type="dxa" w:w="120"/>
+              <w:bottom w:type="dxa" w:w="80"/>
+              <w:right w:type="dxa" w:w="120"/>
+            </w:tcMar>
+          </w:tcPr>
+          <w:p>
+            <w:r>
+              <w:rPr>
+                <w:rFonts w:ascii="Calibri" w:cs="Calibri" w:eastAsia="Calibri" w:hAnsi="Calibri"/>
+                <w:color w:val="0F172A"/>
+                <w:sz w:val="20"/>
+                <w:szCs w:val="20"/>
+              </w:rPr>
+              <w:t xml:space="preserve">Yes</w:t>
+            </w:r>
+          </w:p>
+        </w:tc>
+        <w:tc>
+          <w:tcPr>
+            <w:tcW w:type="dxa" w:w="1800"/>
+            <w:shd w:fill="F1F5F9" w:val="clear"/>
+            <w:tcMar>
+              <w:top w:type="dxa" w:w="80"/>
+              <w:left w:type="dxa" w:w="120"/>
+              <w:bottom w:type="dxa" w:w="80"/>
+              <w:right w:type="dxa" w:w="120"/>
+            </w:tcMar>
+          </w:tcPr>
+          <w:p>
+            <w:r>
+              <w:rPr>
+                <w:rFonts w:ascii="Calibri" w:cs="Calibri" w:eastAsia="Calibri" w:hAnsi="Calibri"/>
+                <w:color w:val="0F172A"/>
+                <w:sz w:val="20"/>
+                <w:szCs w:val="20"/>
+              </w:rPr>
+              <w:t xml:space="preserve">Yes</w:t>
+            </w:r>
+          </w:p>
+        </w:tc>
+        <w:tc>
+          <w:tcPr>
+            <w:tcW w:type="dxa" w:w="1800"/>
+            <w:shd w:fill="F1F5F9" w:val="clear"/>
+            <w:tcMar>
+              <w:top w:type="dxa" w:w="80"/>
+              <w:left w:type="dxa" w:w="120"/>
+              <w:bottom w:type="dxa" w:w="80"/>
+              <w:right w:type="dxa" w:w="120"/>
+            </w:tcMar>
+          </w:tcPr>
+          <w:p>
+            <w:r>
+              <w:rPr>
+                <w:rFonts w:ascii="Calibri" w:cs="Calibri" w:eastAsia="Calibri" w:hAnsi="Calibri"/>
+                <w:color w:val="0F172A"/>
+                <w:sz w:val="20"/>
+                <w:szCs w:val="20"/>
+              </w:rPr>
+              <w:t xml:space="preserve">No — same provider only</w:t>
+            </w:r>
+          </w:p>
+        </w:tc>
+      </w:tr>
+      <w:tr>
+        <w:tc>
+          <w:tcPr>
+            <w:tcW w:type="dxa" w:w="2000"/>
+            <w:shd w:fill="FFFFFF" w:val="clear"/>
+            <w:tcMar>
+              <w:top w:type="dxa" w:w="80"/>
+              <w:left w:type="dxa" w:w="120"/>
+              <w:bottom w:type="dxa" w:w="80"/>
+              <w:right w:type="dxa" w:w="120"/>
+            </w:tcMar>
+          </w:tcPr>
+          <w:p>
+            <w:r>
+              <w:rPr>
+                <w:rFonts w:ascii="Calibri" w:cs="Calibri" w:eastAsia="Calibri" w:hAnsi="Calibri"/>
+                <w:color w:val="0F172A"/>
+                <w:sz w:val="20"/>
+                <w:szCs w:val="20"/>
+              </w:rPr>
+              <w:t xml:space="preserve">cloudflared runs</w:t>
+            </w:r>
+          </w:p>
+        </w:tc>
+        <w:tc>
+          <w:tcPr>
+            <w:tcW w:type="dxa" w:w="1800"/>
+            <w:shd w:fill="FFFFFF" w:val="clear"/>
+            <w:tcMar>
+              <w:top w:type="dxa" w:w="80"/>
+              <w:left w:type="dxa" w:w="120"/>
+              <w:bottom w:type="dxa" w:w="80"/>
+              <w:right w:type="dxa" w:w="120"/>
+            </w:tcMar>
+          </w:tcPr>
+          <w:p>
+            <w:r>
+              <w:rPr>
+                <w:rFonts w:ascii="Calibri" w:cs="Calibri" w:eastAsia="Calibri" w:hAnsi="Calibri"/>
+                <w:color w:val="0F172A"/>
+                <w:sz w:val="20"/>
+                <w:szCs w:val="20"/>
+              </w:rPr>
+              <w:t xml:space="preserve">No</w:t>
+            </w:r>
+          </w:p>
+        </w:tc>
+        <w:tc>
+          <w:tcPr>
+            <w:tcW w:type="dxa" w:w="1800"/>
+            <w:shd w:fill="FFFFFF" w:val="clear"/>
+            <w:tcMar>
+              <w:top w:type="dxa" w:w="80"/>
+              <w:left w:type="dxa" w:w="120"/>
+              <w:bottom w:type="dxa" w:w="80"/>
+              <w:right w:type="dxa" w:w="120"/>
+            </w:tcMar>
+          </w:tcPr>
+          <w:p>
+            <w:r>
+              <w:rPr>
+                <w:rFonts w:ascii="Calibri" w:cs="Calibri" w:eastAsia="Calibri" w:hAnsi="Calibri"/>
+                <w:color w:val="0F172A"/>
+                <w:sz w:val="20"/>
+                <w:szCs w:val="20"/>
+              </w:rPr>
+              <w:t xml:space="preserve">No</w:t>
+            </w:r>
+          </w:p>
+        </w:tc>
+        <w:tc>
+          <w:tcPr>
+            <w:tcW w:type="dxa" w:w="1800"/>
+            <w:shd w:fill="FFFFFF" w:val="clear"/>
+            <w:tcMar>
+              <w:top w:type="dxa" w:w="80"/>
+              <w:left w:type="dxa" w:w="120"/>
+              <w:bottom w:type="dxa" w:w="80"/>
+              <w:right w:type="dxa" w:w="120"/>
+            </w:tcMar>
+          </w:tcPr>
+          <w:p>
+            <w:r>
+              <w:rPr>
+                <w:rFonts w:ascii="Calibri" w:cs="Calibri" w:eastAsia="Calibri" w:hAnsi="Calibri"/>
+                <w:color w:val="0F172A"/>
+                <w:sz w:val="20"/>
+                <w:szCs w:val="20"/>
+              </w:rPr>
+              <w:t xml:space="preserve">Yes (leader/all)</w:t>
+            </w:r>
+          </w:p>
+        </w:tc>
+        <w:tc>
+          <w:tcPr>
+            <w:tcW w:type="dxa" w:w="1800"/>
+            <w:shd w:fill="FFFFFF" w:val="clear"/>
+            <w:tcMar>
+              <w:top w:type="dxa" w:w="80"/>
+              <w:left w:type="dxa" w:w="120"/>
+              <w:bottom w:type="dxa" w:w="80"/>
+              <w:right w:type="dxa" w:w="120"/>
+            </w:tcMar>
+          </w:tcPr>
+          <w:p>
+            <w:r>
+              <w:rPr>
+                <w:rFonts w:ascii="Calibri" w:cs="Calibri" w:eastAsia="Calibri" w:hAnsi="Calibri"/>
+                <w:color w:val="0F172A"/>
+                <w:sz w:val="20"/>
+                <w:szCs w:val="20"/>
+              </w:rPr>
+              <w:t xml:space="preserve">No</w:t>
+            </w:r>
+          </w:p>
+        </w:tc>
+      </w:tr>
+      <w:tr>
+        <w:tc>
+          <w:tcPr>
+            <w:tcW w:type="dxa" w:w="2000"/>
+            <w:shd w:fill="F1F5F9" w:val="clear"/>
+            <w:tcMar>
+              <w:top w:type="dxa" w:w="80"/>
+              <w:left w:type="dxa" w:w="120"/>
+              <w:bottom w:type="dxa" w:w="80"/>
+              <w:right w:type="dxa" w:w="120"/>
+            </w:tcMar>
+          </w:tcPr>
+          <w:p>
+            <w:r>
+              <w:rPr>
+                <w:rFonts w:ascii="Calibri" w:cs="Calibri" w:eastAsia="Calibri" w:hAnsi="Calibri"/>
+                <w:color w:val="0F172A"/>
+                <w:sz w:val="20"/>
+                <w:szCs w:val="20"/>
+              </w:rPr>
+              <w:t xml:space="preserve">Config key</w:t>
+            </w:r>
+          </w:p>
+        </w:tc>
+        <w:tc>
+          <w:tcPr>
+            <w:tcW w:type="dxa" w:w="1800"/>
+            <w:shd w:fill="F1F5F9" w:val="clear"/>
+            <w:tcMar>
+              <w:top w:type="dxa" w:w="80"/>
+              <w:left w:type="dxa" w:w="120"/>
+              <w:bottom w:type="dxa" w:w="80"/>
+              <w:right w:type="dxa" w:w="120"/>
+            </w:tcMar>
+          </w:tcPr>
+          <w:p>
+            <w:r>
+              <w:rPr>
+                <w:rFonts w:ascii="Calibri" w:cs="Calibri" w:eastAsia="Calibri" w:hAnsi="Calibri"/>
+                <w:color w:val="0F172A"/>
+                <w:sz w:val="20"/>
+                <w:szCs w:val="20"/>
+              </w:rPr>
+              <w:t xml:space="preserve">mode = "none"</w:t>
+            </w:r>
+          </w:p>
+        </w:tc>
+        <w:tc>
+          <w:tcPr>
+            <w:tcW w:type="dxa" w:w="1800"/>
+            <w:shd w:fill="F1F5F9" w:val="clear"/>
+            <w:tcMar>
+              <w:top w:type="dxa" w:w="80"/>
+              <w:left w:type="dxa" w:w="120"/>
+              <w:bottom w:type="dxa" w:w="80"/>
+              <w:right w:type="dxa" w:w="120"/>
+            </w:tcMar>
+          </w:tcPr>
+          <w:p>
+            <w:r>
+              <w:rPr>
+                <w:rFonts w:ascii="Calibri" w:cs="Calibri" w:eastAsia="Calibri" w:hAnsi="Calibri"/>
+                <w:color w:val="0F172A"/>
+                <w:sz w:val="20"/>
+                <w:szCs w:val="20"/>
+              </w:rPr>
+              <w:t xml:space="preserve">mode = "dns"</w:t>
+            </w:r>
+          </w:p>
+        </w:tc>
+        <w:tc>
+          <w:tcPr>
+            <w:tcW w:type="dxa" w:w="1800"/>
+            <w:shd w:fill="F1F5F9" w:val="clear"/>
+            <w:tcMar>
+              <w:top w:type="dxa" w:w="80"/>
+              <w:left w:type="dxa" w:w="120"/>
+              <w:bottom w:type="dxa" w:w="80"/>
+              <w:right w:type="dxa" w:w="120"/>
+            </w:tcMar>
+          </w:tcPr>
+          <w:p>
+            <w:r>
+              <w:rPr>
+                <w:rFonts w:ascii="Calibri" w:cs="Calibri" w:eastAsia="Calibri" w:hAnsi="Calibri"/>
+                <w:color w:val="0F172A"/>
+                <w:sz w:val="20"/>
+                <w:szCs w:val="20"/>
+              </w:rPr>
+              <w:t xml:space="preserve">mode = "tunnel"</w:t>
+            </w:r>
+          </w:p>
+        </w:tc>
+        <w:tc>
+          <w:tcPr>
+            <w:tcW w:type="dxa" w:w="1800"/>
+            <w:shd w:fill="F1F5F9" w:val="clear"/>
+            <w:tcMar>
+              <w:top w:type="dxa" w:w="80"/>
+              <w:left w:type="dxa" w:w="120"/>
+              <w:bottom w:type="dxa" w:w="80"/>
+              <w:right w:type="dxa" w:w="120"/>
+            </w:tcMar>
+          </w:tcPr>
+          <w:p>
+            <w:r>
+              <w:rPr>
+                <w:rFonts w:ascii="Calibri" w:cs="Calibri" w:eastAsia="Calibri" w:hAnsi="Calibri"/>
+                <w:color w:val="0F172A"/>
+                <w:sz w:val="20"/>
+                <w:szCs w:val="20"/>
+              </w:rPr>
+              <w:t xml:space="preserve">mode = "floating_ip"</w:t>
+            </w:r>
+          </w:p>
+        </w:tc>
+      </w:tr>
+    </w:tbl>
     <w:p>
       <w:pPr>
         <w:pStyle w:val="Heading2"/>
         <w:spacing w:after="120" w:before="360"/>
       </w:pPr>
-      <w:r>
-        <w:rPr>
-          <w:rFonts w:ascii="Calibri" w:cs="Calibri" w:eastAsia="Calibri" w:hAnsi="Calibri"/>
+      <w:r/>
+      <w:r>
+        <w:rPr>
+          <w:rFonts w:ascii="Calibri" w:hAnsi="Calibri"/>
           <w:b/>
-          <w:bCs/>
-          <w:color w:val="6366F1"/>
-          <w:sz w:val="34"/>
-          <w:szCs w:val="34"/>
-        </w:rPr>
-        <w:t xml:space="preserve">3.6 Consistent Hashing — Load Distribution</w:t>
+          <w:i w:val="0"/>
+          <w:color w:val="0B2545"/>
+          <w:sz w:val="32"/>
+        </w:rPr>
+        <w:t>3.6 Proxy Architecture: Direct vs Handoff Modes</w:t>
       </w:r>
     </w:p>
     <w:p>
       <w:pPr>
         <w:spacing w:after="100" w:before="80"/>
       </w:pPr>
-      <w:r>
-        <w:rPr>
-          <w:rFonts w:ascii="Calibri" w:cs="Calibri" w:eastAsia="Calibri" w:hAnsi="Calibri"/>
-          <w:b w:val="false"/>
-          <w:bCs w:val="false"/>
-          <w:i w:val="false"/>
-          <w:iCs w:val="false"/>
-          <w:color w:val="0F172A"/>
+      <w:r/>
+      <w:r>
+        <w:rPr>
+          <w:rFonts w:ascii="Calibri" w:hAnsi="Calibri"/>
+          <w:b w:val="0"/>
+          <w:i w:val="0"/>
           <w:sz w:val="22"/>
-          <w:szCs w:val="22"/>
-        </w:rPr>
-        <w:t xml:space="preserve">When multiple instances of the same service run across different nodes — for redundancy or horizontal scaling — the router must distribute requests across them. Consistent hashing is used instead of naive round-robin.</w:t>
-      </w:r>
-    </w:p>
-    <w:p>
-      <w:pPr>
+        </w:rPr>
+        <w:t>Bridge operates in two distinct proxy modes depending on whether TLS termination and local container routing are centralized at Bridge or delegated to node-level local proxies like Coolify:</w:t>
+      </w:r>
+    </w:p>
+    <w:p>
+      <w:pPr>
+        <w:pStyle w:val="ListParagraph"/>
         <w:spacing w:after="120" w:before="0"/>
       </w:pPr>
-    </w:p>
-    <w:p>
-      <w:pPr>
-        <w:shd w:fill="F1F5F9" w:val="clear"/>
-        <w:spacing w:after="30" w:before="30"/>
-        <w:ind w:left="360"/>
-      </w:pPr>
-      <w:r>
-        <w:rPr>
-          <w:rFonts w:ascii="Courier New" w:cs="Courier New" w:eastAsia="Courier New" w:hAnsi="Courier New"/>
-          <w:color w:val="1E293B"/>
-          <w:sz w:val="18"/>
-          <w:szCs w:val="18"/>
-        </w:rPr>
-        <w:t xml:space="preserve">  Hash ring (360 virtual nodes / tokens)</w:t>
-      </w:r>
-    </w:p>
-    <w:p>
-      <w:pPr>
-        <w:shd w:fill="F1F5F9" w:val="clear"/>
-        <w:spacing w:after="30" w:before="30"/>
-        <w:ind w:left="360"/>
-      </w:pPr>
-      <w:r>
-        <w:rPr>
-          <w:rFonts w:ascii="Courier New" w:cs="Courier New" w:eastAsia="Courier New" w:hAnsi="Courier New"/>
-          <w:color w:val="1E293B"/>
-          <w:sz w:val="18"/>
-          <w:szCs w:val="18"/>
-        </w:rPr>
-        <w:t xml:space="preserve"/>
-      </w:r>
-    </w:p>
-    <w:p>
-      <w:pPr>
-        <w:shd w:fill="F1F5F9" w:val="clear"/>
-        <w:spacing w:after="30" w:before="30"/>
-        <w:ind w:left="360"/>
-      </w:pPr>
-      <w:r>
-        <w:rPr>
-          <w:rFonts w:ascii="Courier New" w:cs="Courier New" w:eastAsia="Courier New" w:hAnsi="Courier New"/>
-          <w:color w:val="1E293B"/>
-          <w:sz w:val="18"/>
-          <w:szCs w:val="18"/>
-        </w:rPr>
-        <w:t xml:space="preserve">          svc-api:node-A (tokens: 0, 120, 240)</w:t>
-      </w:r>
-    </w:p>
-    <w:p>
-      <w:pPr>
-        <w:shd w:fill="F1F5F9" w:val="clear"/>
-        <w:spacing w:after="30" w:before="30"/>
-        <w:ind w:left="360"/>
-      </w:pPr>
-      <w:r>
-        <w:rPr>
-          <w:rFonts w:ascii="Courier New" w:cs="Courier New" w:eastAsia="Courier New" w:hAnsi="Courier New"/>
-          <w:color w:val="1E293B"/>
-          <w:sz w:val="18"/>
-          <w:szCs w:val="18"/>
-        </w:rPr>
-        <w:t xml:space="preserve">         /                                    \</w:t>
-      </w:r>
-    </w:p>
-    <w:p>
-      <w:pPr>
-        <w:shd w:fill="F1F5F9" w:val="clear"/>
-        <w:spacing w:after="30" w:before="30"/>
-        <w:ind w:left="360"/>
-      </w:pPr>
-      <w:r>
-        <w:rPr>
-          <w:rFonts w:ascii="Courier New" w:cs="Courier New" w:eastAsia="Courier New" w:hAnsi="Courier New"/>
-          <w:color w:val="1E293B"/>
-          <w:sz w:val="18"/>
-          <w:szCs w:val="18"/>
-        </w:rPr>
-        <w:t xml:space="preserve">        /                                      \</w:t>
-      </w:r>
-    </w:p>
-    <w:p>
-      <w:pPr>
-        <w:shd w:fill="F1F5F9" w:val="clear"/>
-        <w:spacing w:after="30" w:before="30"/>
-        <w:ind w:left="360"/>
-      </w:pPr>
-      <w:r>
-        <w:rPr>
-          <w:rFonts w:ascii="Courier New" w:cs="Courier New" w:eastAsia="Courier New" w:hAnsi="Courier New"/>
-          <w:color w:val="1E293B"/>
-          <w:sz w:val="18"/>
-          <w:szCs w:val="18"/>
-        </w:rPr>
-        <w:t xml:space="preserve">  request hash                          svc-api:node-C</w:t>
-      </w:r>
-    </w:p>
-    <w:p>
-      <w:pPr>
-        <w:shd w:fill="F1F5F9" w:val="clear"/>
-        <w:spacing w:after="30" w:before="30"/>
-        <w:ind w:left="360"/>
-      </w:pPr>
-      <w:r>
-        <w:rPr>
-          <w:rFonts w:ascii="Courier New" w:cs="Courier New" w:eastAsia="Courier New" w:hAnsi="Courier New"/>
-          <w:color w:val="1E293B"/>
-          <w:sz w:val="18"/>
-          <w:szCs w:val="18"/>
-        </w:rPr>
-        <w:t xml:space="preserve">  maps to nearest                       (tokens: 80, 200, 320)</w:t>
-      </w:r>
-    </w:p>
-    <w:p>
-      <w:pPr>
-        <w:shd w:fill="F1F5F9" w:val="clear"/>
-        <w:spacing w:after="30" w:before="30"/>
-        <w:ind w:left="360"/>
-      </w:pPr>
-      <w:r>
-        <w:rPr>
-          <w:rFonts w:ascii="Courier New" w:cs="Courier New" w:eastAsia="Courier New" w:hAnsi="Courier New"/>
-          <w:color w:val="1E293B"/>
-          <w:sz w:val="18"/>
-          <w:szCs w:val="18"/>
-        </w:rPr>
-        <w:t xml:space="preserve">  token clockwise                              |</w:t>
-      </w:r>
-    </w:p>
-    <w:p>
-      <w:pPr>
-        <w:shd w:fill="F1F5F9" w:val="clear"/>
-        <w:spacing w:after="30" w:before="30"/>
-        <w:ind w:left="360"/>
-      </w:pPr>
-      <w:r>
-        <w:rPr>
-          <w:rFonts w:ascii="Courier New" w:cs="Courier New" w:eastAsia="Courier New" w:hAnsi="Courier New"/>
-          <w:color w:val="1E293B"/>
-          <w:sz w:val="18"/>
-          <w:szCs w:val="18"/>
-        </w:rPr>
-        <w:t xml:space="preserve">        \                                      /</w:t>
-      </w:r>
-    </w:p>
-    <w:p>
-      <w:pPr>
-        <w:shd w:fill="F1F5F9" w:val="clear"/>
-        <w:spacing w:after="30" w:before="30"/>
-        <w:ind w:left="360"/>
-      </w:pPr>
-      <w:r>
-        <w:rPr>
-          <w:rFonts w:ascii="Courier New" w:cs="Courier New" w:eastAsia="Courier New" w:hAnsi="Courier New"/>
-          <w:color w:val="1E293B"/>
-          <w:sz w:val="18"/>
-          <w:szCs w:val="18"/>
-        </w:rPr>
-        <w:t xml:space="preserve">         \                                    /</w:t>
-      </w:r>
-    </w:p>
-    <w:p>
-      <w:pPr>
-        <w:shd w:fill="F1F5F9" w:val="clear"/>
-        <w:spacing w:after="30" w:before="30"/>
-        <w:ind w:left="360"/>
-      </w:pPr>
-      <w:r>
-        <w:rPr>
-          <w:rFonts w:ascii="Courier New" w:cs="Courier New" w:eastAsia="Courier New" w:hAnsi="Courier New"/>
-          <w:color w:val="1E293B"/>
-          <w:sz w:val="18"/>
-          <w:szCs w:val="18"/>
-        </w:rPr>
-        <w:t xml:space="preserve">          svc-api:node-B (tokens: 40, 160, 280)</w:t>
-      </w:r>
-    </w:p>
-    <w:p>
-      <w:pPr>
-        <w:shd w:fill="F1F5F9" w:val="clear"/>
-        <w:spacing w:after="30" w:before="30"/>
-        <w:ind w:left="360"/>
-      </w:pPr>
-      <w:r>
-        <w:rPr>
-          <w:rFonts w:ascii="Courier New" w:cs="Courier New" w:eastAsia="Courier New" w:hAnsi="Courier New"/>
-          <w:color w:val="1E293B"/>
-          <w:sz w:val="18"/>
-          <w:szCs w:val="18"/>
-        </w:rPr>
-        <w:t xml:space="preserve"/>
-      </w:r>
-    </w:p>
-    <w:p>
-      <w:pPr>
-        <w:shd w:fill="F1F5F9" w:val="clear"/>
-        <w:spacing w:after="30" w:before="30"/>
-        <w:ind w:left="360"/>
-      </w:pPr>
-      <w:r>
-        <w:rPr>
-          <w:rFonts w:ascii="Courier New" w:cs="Courier New" w:eastAsia="Courier New" w:hAnsi="Courier New"/>
-          <w:color w:val="1E293B"/>
-          <w:sz w:val="18"/>
-          <w:szCs w:val="18"/>
-        </w:rPr>
-        <w:t xml:space="preserve">  Property: when a backend is added or removed,</w:t>
-      </w:r>
-    </w:p>
-    <w:p>
-      <w:pPr>
-        <w:shd w:fill="F1F5F9" w:val="clear"/>
-        <w:spacing w:after="30" w:before="30"/>
-        <w:ind w:left="360"/>
-      </w:pPr>
-      <w:r>
-        <w:rPr>
-          <w:rFonts w:ascii="Courier New" w:cs="Courier New" w:eastAsia="Courier New" w:hAnsi="Courier New"/>
-          <w:color w:val="1E293B"/>
-          <w:sz w:val="18"/>
-          <w:szCs w:val="18"/>
-        </w:rPr>
-        <w:t xml:space="preserve">  only 1/n of keys are remapped (not all of them)</w:t>
-      </w:r>
-    </w:p>
-    <w:p>
-      <w:pPr>
+      <w:r/>
+      <w:r>
+        <w:rPr>
+          <w:rFonts w:ascii="Calibri" w:hAnsi="Calibri"/>
+          <w:b w:val="0"/>
+          <w:i w:val="0"/>
+          <w:sz w:val="22"/>
+        </w:rPr>
+        <w:t>•  Direct Mode: domain → Bridge → VM → service (Bridge terminates TLS and acts as an L7 reverse proxy).</w:t>
+      </w:r>
+    </w:p>
+    <w:p>
+      <w:pPr>
+        <w:pStyle w:val="ListParagraph"/>
+        <w:shd w:fill="F1F5F9" w:val="clear"/>
+        <w:spacing w:after="30" w:before="30"/>
+        <w:ind w:left="360"/>
+      </w:pPr>
+      <w:r/>
+      <w:r>
+        <w:rPr>
+          <w:rFonts w:ascii="Calibri" w:hAnsi="Calibri"/>
+          <w:b w:val="0"/>
+          <w:i w:val="0"/>
+          <w:sz w:val="22"/>
+        </w:rPr>
+        <w:t>•  Handoff Mode: domain → Bridge → VM's Coolify proxy → service (Bridge acts as an SNI-based L4 router; Coolify proxy handles local L7 routing).</w:t>
+      </w:r>
+    </w:p>
+    <w:p>
+      <w:pPr>
+        <w:shd w:fill="F1F5F9" w:val="clear"/>
+        <w:spacing w:after="30" w:before="30"/>
+        <w:ind w:left="360"/>
+      </w:pPr>
+      <w:r/>
+    </w:p>
+    <w:p>
+      <w:pPr>
+        <w:pStyle w:val="Heading3"/>
+        <w:shd w:fill="F1F5F9" w:val="clear"/>
+        <w:spacing w:after="30" w:before="30"/>
+        <w:ind w:left="360"/>
+      </w:pPr>
+      <w:r/>
+      <w:r>
+        <w:rPr>
+          <w:rFonts w:ascii="Calibri" w:hAnsi="Calibri"/>
+          <w:b/>
+          <w:i w:val="0"/>
+          <w:color w:val="13678A"/>
+          <w:sz w:val="26"/>
+        </w:rPr>
+        <w:t>3.6.1 Handoff Mode — SNI-Based L4 Passthrough Router (Default / Experimental)</w:t>
+      </w:r>
+    </w:p>
+    <w:p>
+      <w:pPr>
+        <w:shd w:fill="F1F5F9" w:val="clear"/>
+        <w:spacing w:after="30" w:before="30"/>
+        <w:ind w:left="360"/>
+      </w:pPr>
+      <w:r/>
+      <w:r>
+        <w:rPr>
+          <w:rFonts w:ascii="Calibri" w:hAnsi="Calibri"/>
+          <w:b w:val="0"/>
+          <w:i w:val="0"/>
+          <w:sz w:val="22"/>
+        </w:rPr>
+        <w:t>In Handoff mode, Bridge should not handle HTTP routing. Its job is to identify the requested domain, determine which VM owns that domain, and transparently forward the TCP/TLS connection to that VM's Coolify proxy.</w:t>
+      </w:r>
+    </w:p>
+    <w:p>
+      <w:pPr>
+        <w:shd w:fill="F1F5F9" w:val="clear"/>
+        <w:spacing w:after="30" w:before="30"/>
+        <w:ind w:left="360"/>
+      </w:pPr>
+      <w:r/>
+      <w:r>
+        <w:rPr>
+          <w:rFonts w:ascii="Calibri" w:hAnsi="Calibri"/>
+          <w:b w:val="0"/>
+          <w:i w:val="0"/>
+          <w:sz w:val="22"/>
+        </w:rPr>
+        <w:t>For TLS passthrough, Bridge inspects the TLS ClientHello to extract the SNI (Server Name Indication) hostname:</w:t>
+      </w:r>
+    </w:p>
+    <w:p>
+      <w:pPr>
+        <w:shd w:fill="F1F5F9" w:val="clear"/>
+        <w:spacing w:after="30" w:before="30"/>
+        <w:ind w:left="360"/>
+      </w:pPr>
+      <w:r/>
+      <w:r>
+        <w:rPr>
+          <w:rFonts w:ascii="Courier New" w:hAnsi="Courier New"/>
+          <w:b w:val="0"/>
+          <w:i w:val="0"/>
+          <w:sz w:val="18"/>
+        </w:rPr>
+        <w:t xml:space="preserve">  app.example.com → VM-03 → VM-03:443 → Coolify Proxy → app container</w:t>
+      </w:r>
+    </w:p>
+    <w:p>
+      <w:pPr>
+        <w:shd w:fill="F1F5F9" w:val="clear"/>
+        <w:spacing w:after="30" w:before="30"/>
+        <w:ind w:left="360"/>
+      </w:pPr>
+      <w:r/>
+      <w:r>
+        <w:rPr>
+          <w:rFonts w:ascii="Calibri" w:hAnsi="Calibri"/>
+          <w:b w:val="0"/>
+          <w:i w:val="0"/>
+          <w:sz w:val="22"/>
+        </w:rPr>
+        <w:t>Bridge does not terminate TLS, does not hold TLS certificates for customer domains, and does not parse or modify HTTP. It acts strictly as an SNI-based L4 router for this part of the system.</w:t>
+      </w:r>
+    </w:p>
+    <w:p>
+      <w:pPr>
+        <w:shd w:fill="F1F5F9" w:val="clear"/>
+        <w:spacing w:after="30" w:before="30"/>
+        <w:ind w:left="360"/>
+      </w:pPr>
+      <w:r/>
+      <w:r>
+        <w:rPr>
+          <w:rFonts w:ascii="Calibri" w:hAnsi="Calibri"/>
+          <w:b w:val="0"/>
+          <w:i w:val="0"/>
+          <w:sz w:val="22"/>
+        </w:rPr>
+        <w:t>When a client opens a TLS connection:</w:t>
+      </w:r>
+    </w:p>
+    <w:p>
+      <w:pPr>
+        <w:pStyle w:val="ListParagraph"/>
+        <w:shd w:fill="F1F5F9" w:val="clear"/>
+        <w:spacing w:after="30" w:before="30"/>
+        <w:ind w:left="360"/>
+      </w:pPr>
+      <w:r/>
+      <w:r>
+        <w:rPr>
+          <w:rFonts w:ascii="Calibri" w:hAnsi="Calibri"/>
+          <w:b w:val="0"/>
+          <w:i w:val="0"/>
+          <w:sz w:val="22"/>
+        </w:rPr>
+        <w:t>1. Client sends TLS ClientHello: Bridge reads the initial TCP handshake packet and parses the SNI extension bytes without decrypting the payload.</w:t>
+      </w:r>
+    </w:p>
+    <w:p>
+      <w:pPr>
+        <w:pStyle w:val="ListParagraph"/>
+        <w:shd w:fill="F1F5F9" w:val="clear"/>
+        <w:spacing w:after="30" w:before="30"/>
+        <w:ind w:left="360"/>
+      </w:pPr>
+      <w:r/>
+      <w:r>
+        <w:rPr>
+          <w:rFonts w:ascii="Calibri" w:hAnsi="Calibri"/>
+          <w:b w:val="0"/>
+          <w:i w:val="0"/>
+          <w:sz w:val="22"/>
+        </w:rPr>
+        <w:t>2. Domain Registry Lookup: Bridge queries its gossiped domain routing table (e.g. app.example.com → VM-03).</w:t>
+      </w:r>
+    </w:p>
+    <w:p>
+      <w:pPr>
+        <w:pStyle w:val="ListParagraph"/>
+        <w:shd w:fill="F1F5F9" w:val="clear"/>
+        <w:spacing w:after="30" w:before="30"/>
+        <w:ind w:left="360"/>
+      </w:pPr>
+      <w:r/>
+      <w:r>
+        <w:rPr>
+          <w:rFonts w:ascii="Calibri" w:hAnsi="Calibri"/>
+          <w:b w:val="0"/>
+          <w:i w:val="0"/>
+          <w:sz w:val="22"/>
+        </w:rPr>
+        <w:t>3. Transparent L4 Forwarding: Bridge opens a TCP connection to VM-03:443 over the encrypted WireGuard mesh and transparently pipes bidirectional TCP streams (using zero-copy TCP splicing / io::copy_bidirectional).</w:t>
+      </w:r>
+    </w:p>
+    <w:p>
+      <w:pPr>
+        <w:pStyle w:val="ListParagraph"/>
         <w:spacing w:after="120" w:before="0"/>
       </w:pPr>
+      <w:r/>
+      <w:r>
+        <w:rPr>
+          <w:rFonts w:ascii="Calibri" w:hAnsi="Calibri"/>
+          <w:b w:val="0"/>
+          <w:i w:val="0"/>
+          <w:sz w:val="22"/>
+        </w:rPr>
+        <w:t>4. Local Coolify Proxy Routing: VM-03's Coolify proxy (Traefik/Caddy/Nginx) receives the stream, terminates TLS using its locally provisioned Let's Encrypt certificates, and routes the decrypted HTTP request to the local application container.</w:t>
+      </w:r>
     </w:p>
     <w:p>
       <w:pPr>
         <w:spacing w:after="100" w:before="80"/>
       </w:pPr>
-      <w:r>
-        <w:rPr>
-          <w:rFonts w:ascii="Calibri" w:cs="Calibri" w:eastAsia="Calibri" w:hAnsi="Calibri"/>
-          <w:b w:val="false"/>
-          <w:bCs w:val="false"/>
-          <w:i w:val="false"/>
-          <w:iCs w:val="false"/>
-          <w:color w:val="0F172A"/>
+      <w:r/>
+    </w:p>
+    <w:p>
+      <w:pPr>
+        <w:pStyle w:val="Heading3"/>
+        <w:spacing w:after="120" w:before="0"/>
+      </w:pPr>
+      <w:r/>
+      <w:r>
+        <w:rPr>
+          <w:rFonts w:ascii="Calibri" w:hAnsi="Calibri"/>
+          <w:b/>
+          <w:i w:val="0"/>
+          <w:color w:val="13678A"/>
+          <w:sz w:val="26"/>
+        </w:rPr>
+        <w:t>3.6.2 Direct Mode — L7 Reverse Proxy</w:t>
+      </w:r>
+    </w:p>
+    <w:p>
+      <w:pPr>
+        <w:spacing w:after="100" w:before="80"/>
+      </w:pPr>
+      <w:r/>
+      <w:r>
+        <w:rPr>
+          <w:rFonts w:ascii="Calibri" w:hAnsi="Calibri"/>
+          <w:b w:val="0"/>
+          <w:i w:val="0"/>
           <w:sz w:val="22"/>
-          <w:szCs w:val="22"/>
-        </w:rPr>
-        <w:t xml:space="preserve">Request key for hashing: SHA256(source_ip + hostname). This gives session affinity — the same client consistently hits the same backend — without explicit session tracking.</w:t>
+        </w:rPr>
+        <w:t>In Direct mode, Bridge acts as a full HTTP/HTTPS reverse proxy built on Hyper and Rustls:</w:t>
+      </w:r>
+    </w:p>
+    <w:p>
+      <w:pPr>
+        <w:spacing w:after="100" w:before="80"/>
+      </w:pPr>
+      <w:r/>
+      <w:r>
+        <w:rPr>
+          <w:rFonts w:ascii="Courier New" w:hAnsi="Courier New"/>
+          <w:b w:val="0"/>
+          <w:i w:val="0"/>
+          <w:sz w:val="18"/>
+        </w:rPr>
+        <w:t xml:space="preserve">  domain → Bridge (L7) → VM → service</w:t>
       </w:r>
     </w:p>
     <w:p>
       <w:pPr>
         <w:spacing w:after="120" w:before="0"/>
       </w:pPr>
+      <w:r/>
+      <w:r>
+        <w:rPr>
+          <w:rFonts w:ascii="Calibri" w:hAnsi="Calibri"/>
+          <w:b w:val="0"/>
+          <w:i w:val="0"/>
+          <w:sz w:val="22"/>
+        </w:rPr>
+        <w:t>Bridge terminates TLS, provisions and manages ACME certificates directly, inspects HTTP request headers (Host, Path, Headers), and proxies requests directly to backend container ports across the WireGuard mesh. This mode is suitable for environments where servers run bare Docker containers or native systemd services without a local reverse proxy like Coolify.</w:t>
+      </w:r>
+    </w:p>
+    <w:p>
+      <w:pPr>
+        <w:numPr>
+          <w:ilvl w:val="0"/>
+          <w:numId w:val="1"/>
+        </w:numPr>
+        <w:spacing w:after="60" w:before="60"/>
+      </w:pPr>
+      <w:r/>
+    </w:p>
+    <w:p>
+      <w:pPr>
+        <w:pStyle w:val="Heading3"/>
+        <w:numPr>
+          <w:ilvl w:val="0"/>
+          <w:numId w:val="1"/>
+        </w:numPr>
+        <w:spacing w:after="60" w:before="60"/>
+      </w:pPr>
+      <w:r/>
+      <w:r>
+        <w:rPr>
+          <w:rFonts w:ascii="Calibri" w:hAnsi="Calibri"/>
+          <w:b/>
+          <w:i w:val="0"/>
+          <w:color w:val="13678A"/>
+          <w:sz w:val="26"/>
+        </w:rPr>
+        <w:t>3.6.3 Architectural Separation of Concerns</w:t>
+      </w:r>
+    </w:p>
+    <w:p>
+      <w:pPr>
+        <w:numPr>
+          <w:ilvl w:val="0"/>
+          <w:numId w:val="1"/>
+        </w:numPr>
+        <w:spacing w:after="60" w:before="60"/>
+      </w:pPr>
+      <w:r/>
+      <w:r>
+        <w:rPr>
+          <w:rFonts w:ascii="Calibri" w:hAnsi="Calibri"/>
+          <w:b w:val="0"/>
+          <w:i w:val="0"/>
+          <w:sz w:val="22"/>
+        </w:rPr>
+        <w:t>The architectural separation between Bridge and Coolify is clean and complementary:</w:t>
+      </w:r>
+    </w:p>
+    <w:p>
+      <w:pPr>
+        <w:pStyle w:val="ListParagraph"/>
+        <w:numPr>
+          <w:ilvl w:val="0"/>
+          <w:numId w:val="1"/>
+        </w:numPr>
+        <w:spacing w:after="60" w:before="60"/>
+      </w:pPr>
+      <w:r/>
+      <w:r>
+        <w:rPr>
+          <w:rFonts w:ascii="Calibri" w:hAnsi="Calibri"/>
+          <w:b w:val="0"/>
+          <w:i w:val="0"/>
+          <w:sz w:val="22"/>
+        </w:rPr>
+        <w:t>•  Bridge = Global entry-point / fleet-wide traffic router: Manages public ingress (Cloudflare Anycast / Floating IP), leader election, WireGuard mesh, SWIM gossip, peer failure detection, and fleet-wide SNI L4 routing.</w:t>
+      </w:r>
+    </w:p>
+    <w:p>
+      <w:pPr>
+        <w:pStyle w:val="ListParagraph"/>
+        <w:spacing w:after="120" w:before="0"/>
+      </w:pPr>
+      <w:r/>
+      <w:r>
+        <w:rPr>
+          <w:rFonts w:ascii="Calibri" w:hAnsi="Calibri"/>
+          <w:b w:val="0"/>
+          <w:i w:val="0"/>
+          <w:sz w:val="22"/>
+        </w:rPr>
+        <w:t>•  Coolify Proxy = Local service router on each VM (Experimental): Manages local container lifecycle, Docker socket integration, zero-downtime container swaps, and local ACME SSL certificate provisioning.</w:t>
+      </w:r>
+    </w:p>
+    <w:p>
+      <w:pPr>
+        <w:spacing w:after="100" w:before="80"/>
+      </w:pPr>
+      <w:r/>
+    </w:p>
+    <w:p>
+      <w:pPr>
+        <w:spacing w:after="120" w:before="0"/>
+      </w:pPr>
+      <w:r/>
+      <w:r>
+        <w:rPr>
+          <w:rFonts w:ascii="Courier New" w:hAnsi="Courier New"/>
+          <w:b w:val="0"/>
+          <w:i w:val="0"/>
+          <w:sz w:val="18"/>
+        </w:rPr>
+        <w:t xml:space="preserve">  Bridge (global entry-point / traffic router)</w:t>
+        <w:br/>
+        <w:t xml:space="preserve">  Knows: which domain belongs to which VM (Domain Registry)</w:t>
+        <w:br/>
+        <w:t xml:space="preserve">         │</w:t>
+        <w:br/>
+        <w:t xml:space="preserve">         ├── VM-03:443 → Coolify proxy → app container (app.example.com)</w:t>
+        <w:br/>
+        <w:t xml:space="preserve">         │               (Coolify manages local SSL &amp; container routing)</w:t>
+        <w:br/>
+        <w:t xml:space="preserve">         │</w:t>
+        <w:br/>
+        <w:t xml:space="preserve">         ├── VM-07:443 → Coolify proxy → api container (api.example.com)</w:t>
+        <w:br/>
+        <w:t xml:space="preserve">         │               (Coolify manages local SSL &amp; container routing)</w:t>
+        <w:br/>
+        <w:t xml:space="preserve">         │</w:t>
+        <w:br/>
+        <w:t xml:space="preserve">         └── VM-12:8080 → Bare service (Direct Mode fallback)</w:t>
+      </w:r>
     </w:p>
     <w:p>
       <w:pPr>
@@ -5170,31 +7263,11 @@
         <w:spacing w:after="120" w:before="120"/>
         <w:ind w:left="360" w:right="360"/>
       </w:pPr>
-      <w:r>
-        <w:rPr>
-          <w:rFonts w:ascii="Calibri" w:cs="Calibri" w:eastAsia="Calibri" w:hAnsi="Calibri"/>
-          <w:b/>
-          <w:bCs/>
-          <w:color w:val="B45309"/>
-          <w:sz w:val="20"/>
-          <w:szCs w:val="20"/>
-        </w:rPr>
-        <w:t xml:space="preserve">⚠ OPEN QUESTION  </w:t>
-      </w:r>
-      <w:r>
-        <w:rPr>
-          <w:rFonts w:ascii="Calibri" w:cs="Calibri" w:eastAsia="Calibri" w:hAnsi="Calibri"/>
-          <w:i/>
-          <w:iCs/>
-          <w:color w:val="B45309"/>
-          <w:sz w:val="20"/>
-          <w:szCs w:val="20"/>
-        </w:rPr>
-        <w:t>Session affinity via consistent hashing breaks when a backend fails and its tokens are redistributed. Clients that were hashing to that backend now hash to a different one — their session state (if any) is lost. For stateless services this is fine. For stateful services the application needs to handle this. Should Bridge document this limitation explicitly and leave stateful session handling to the application layer?</w:t>
-      </w:r>
-    </w:p>
-    <w:p>
-      <w:pPr>
+      <w:r/>
+    </w:p>
+    <w:p>
+      <w:pPr>
+        <w:pStyle w:val="Heading3"/>
         <w:pBdr>
           <w:left w:val="thick" w:color="1D4ED8" w:sz="12"/>
         </w:pBdr>
@@ -5202,31 +7275,409 @@
         <w:spacing w:after="120" w:before="120"/>
         <w:ind w:left="360" w:right="360"/>
       </w:pPr>
-      <w:r>
-        <w:rPr>
-          <w:rFonts w:ascii="Calibri" w:cs="Calibri" w:eastAsia="Calibri" w:hAnsi="Calibri"/>
+      <w:r/>
+      <w:r>
+        <w:rPr>
+          <w:rFonts w:ascii="Calibri" w:hAnsi="Calibri"/>
           <w:b/>
-          <w:bCs/>
-          <w:color w:val="1D4ED8"/>
+          <w:i w:val="0"/>
+          <w:color w:val="13678A"/>
+          <w:sz w:val="26"/>
+        </w:rPr>
+        <w:t>3.6.4 Domain Registry &amp; Routing Table</w:t>
+      </w:r>
+    </w:p>
+    <w:p>
+      <w:pPr>
+        <w:spacing w:after="240" w:before="0"/>
+      </w:pPr>
+      <w:r/>
+      <w:r>
+        <w:rPr>
+          <w:rFonts w:ascii="Calibri" w:hAnsi="Calibri"/>
+          <w:b w:val="0"/>
+          <w:i w:val="0"/>
+          <w:sz w:val="22"/>
+        </w:rPr>
+        <w:t>The domain registry maintains mappings from fully qualified domain names to destination VM/node identifiers:</w:t>
+      </w:r>
+    </w:p>
+    <w:p>
+      <w:pPr>
+        <w:spacing w:after="120" w:before="360"/>
+      </w:pPr>
+      <w:r/>
+      <w:r>
+        <w:rPr>
+          <w:rFonts w:ascii="Courier New" w:hAnsi="Courier New"/>
+          <w:b w:val="0"/>
+          <w:i w:val="0"/>
+          <w:sz w:val="18"/>
+        </w:rPr>
+        <w:t xml:space="preserve">  app.example.com  → VM-03</w:t>
+        <w:br/>
+        <w:t xml:space="preserve">  api.example.com  → VM-07</w:t>
+        <w:br/>
+        <w:t xml:space="preserve">  auth.example.com → VM-02</w:t>
+      </w:r>
+    </w:p>
+    <w:p>
+      <w:pPr>
+        <w:spacing w:after="100" w:before="80"/>
+      </w:pPr>
+      <w:r/>
+      <w:r>
+        <w:rPr>
+          <w:rFonts w:ascii="Calibri" w:hAnsi="Calibri"/>
+          <w:b w:val="0"/>
+          <w:i w:val="0"/>
+          <w:sz w:val="22"/>
+        </w:rPr>
+        <w:t>These domain mappings are gossiped across all Bridge daemons via SWIM gossip, allowing whichever node is currently elected leader to route incoming SNI connections instantly without cross-node lookup latency.</w:t>
+      </w:r>
+    </w:p>
+    <w:p>
+      <w:pPr>
+        <w:spacing w:after="120" w:before="0"/>
+      </w:pPr>
+      <w:r/>
+    </w:p>
+    <w:p>
+      <w:pPr>
+        <w:pStyle w:val="Heading3"/>
+        <w:shd w:fill="F1F5F9" w:val="clear"/>
+        <w:spacing w:after="30" w:before="30"/>
+        <w:ind w:left="360"/>
+      </w:pPr>
+      <w:r/>
+      <w:r>
+        <w:rPr>
+          <w:rFonts w:ascii="Calibri" w:hAnsi="Calibri"/>
+          <w:b/>
+          <w:i w:val="0"/>
+          <w:color w:val="13678A"/>
+          <w:sz w:val="26"/>
+        </w:rPr>
+        <w:t>3.6.5 Coolify &amp; Nginx Compatibility &amp; Planned PR</w:t>
+      </w:r>
+    </w:p>
+    <w:p>
+      <w:pPr>
+        <w:shd w:fill="F1F5F9" w:val="clear"/>
+        <w:spacing w:after="30" w:before="30"/>
+        <w:ind w:left="360"/>
+      </w:pPr>
+      <w:r/>
+      <w:r>
+        <w:rPr>
+          <w:rFonts w:ascii="Calibri" w:hAnsi="Calibri"/>
+          <w:b w:val="0"/>
+          <w:i w:val="0"/>
+          <w:sz w:val="22"/>
+        </w:rPr>
+        <w:t>Planned Coolify PR: A pull request to Coolify to add native gossip mesh support — so Coolify automatically registers its services with a Bridge peer on the same node without manual configuration. The integration point is the gossip layer only.</w:t>
+      </w:r>
+    </w:p>
+    <w:p>
+      <w:pPr>
+        <w:pStyle w:val="ListParagraph"/>
+        <w:shd w:fill="F1F5F9" w:val="clear"/>
+        <w:spacing w:after="30" w:before="30"/>
+        <w:ind w:left="360"/>
+      </w:pPr>
+      <w:r/>
+      <w:r>
+        <w:rPr>
+          <w:rFonts w:ascii="Calibri" w:hAnsi="Calibri"/>
+          <w:b w:val="0"/>
+          <w:i w:val="0"/>
+          <w:sz w:val="22"/>
+        </w:rPr>
+        <w:t>•  Coolify registers services → Bridge gossip → all peers learn the domain route</w:t>
+      </w:r>
+    </w:p>
+    <w:p>
+      <w:pPr>
+        <w:pStyle w:val="ListParagraph"/>
+        <w:shd w:fill="F1F5F9" w:val="clear"/>
+        <w:spacing w:after="30" w:before="30"/>
+        <w:ind w:left="360"/>
+      </w:pPr>
+      <w:r/>
+      <w:r>
+        <w:rPr>
+          <w:rFonts w:ascii="Calibri" w:hAnsi="Calibri"/>
+          <w:b w:val="0"/>
+          <w:i w:val="0"/>
+          <w:sz w:val="22"/>
+        </w:rPr>
+        <w:t>•  Coolify removes a service → Bridge gossip → all peers remove the domain route</w:t>
+      </w:r>
+    </w:p>
+    <w:p>
+      <w:pPr>
+        <w:pStyle w:val="ListParagraph"/>
+        <w:shd w:fill="F1F5F9" w:val="clear"/>
+        <w:spacing w:after="30" w:before="30"/>
+        <w:ind w:left="360"/>
+      </w:pPr>
+      <w:r/>
+      <w:r>
+        <w:rPr>
+          <w:rFonts w:ascii="Calibri" w:hAnsi="Calibri"/>
+          <w:b w:val="0"/>
+          <w:i w:val="0"/>
+          <w:sz w:val="22"/>
+        </w:rPr>
+        <w:t>•  No change to Coolify's internal proxy — it still handles node-level routing</w:t>
+      </w:r>
+    </w:p>
+    <w:p>
+      <w:pPr>
+        <w:pStyle w:val="ListParagraph"/>
+        <w:shd w:fill="F1F5F9" w:val="clear"/>
+        <w:spacing w:after="30" w:before="30"/>
+        <w:ind w:left="360"/>
+      </w:pPr>
+      <w:r/>
+      <w:r>
+        <w:rPr>
+          <w:rFonts w:ascii="Calibri" w:hAnsi="Calibri"/>
+          <w:b w:val="0"/>
+          <w:i w:val="0"/>
+          <w:sz w:val="22"/>
+        </w:rPr>
+        <w:t>•  Bridge handles fleet-level routing — which node owns the domain</w:t>
+      </w:r>
+    </w:p>
+    <w:p>
+      <w:pPr>
+        <w:shd w:fill="F1F5F9" w:val="clear"/>
+        <w:spacing w:after="30" w:before="30"/>
+        <w:ind w:left="360"/>
+      </w:pPr>
+      <w:r/>
+      <w:r>
+        <w:rPr>
+          <w:rFonts w:ascii="Calibri" w:hAnsi="Calibri"/>
+          <w:b w:val="0"/>
+          <w:i w:val="0"/>
+          <w:sz w:val="22"/>
+        </w:rPr>
+        <w:t>Nginx compatibility is automatic — Nginx is just another backend proxy from Bridge's perspective. A service behind Nginx on Node B is registered as node-b:443. Bridge routes SNI passthrough directly to it.</w:t>
+      </w:r>
+    </w:p>
+    <w:p>
+      <w:pPr>
+        <w:shd w:fill="F1F5F9" w:val="clear"/>
+        <w:spacing w:after="30" w:before="30"/>
+        <w:ind w:left="360"/>
+      </w:pPr>
+      <w:r/>
+      <w:r>
+        <w:rPr>
+          <w:rFonts w:ascii="Calibri" w:hAnsi="Calibri"/>
+          <w:b/>
+          <w:i w:val="0"/>
+          <w:color w:val="B8860B"/>
           <w:sz w:val="20"/>
-          <w:szCs w:val="20"/>
+        </w:rPr>
+        <w:t xml:space="preserve">⚠ OPEN QUESTION  </w:t>
+      </w:r>
+      <w:r>
+        <w:rPr>
+          <w:rFonts w:ascii="Calibri" w:hAnsi="Calibri"/>
+          <w:b w:val="0"/>
+          <w:i/>
+          <w:sz w:val="20"/>
+        </w:rPr>
+        <w:t>Coolify PR scope: the gossip integration could be as simple as a webhook that Coolify fires on service deploy/remove — Bridge listens on a local HTTP endpoint and injects the event into gossip. Or it could be a deeper integration where Coolify ships with a Bridge agent embedded. The webhook approach is far easier to get merged as it requires minimal changes to Coolify's codebase.</w:t>
+      </w:r>
+    </w:p>
+    <w:p>
+      <w:pPr>
+        <w:shd w:fill="F1F5F9" w:val="clear"/>
+        <w:spacing w:after="30" w:before="30"/>
+        <w:ind w:left="360"/>
+      </w:pPr>
+      <w:r/>
+      <w:r>
+        <w:rPr>
+          <w:rFonts w:ascii="Calibri" w:hAnsi="Calibri"/>
+          <w:b/>
+          <w:i w:val="0"/>
+          <w:color w:val="13678A"/>
+          <w:sz w:val="20"/>
         </w:rPr>
         <w:t xml:space="preserve">📖 RESEARCH  </w:t>
       </w:r>
       <w:r>
         <w:rPr>
-          <w:rFonts w:ascii="Calibri" w:cs="Calibri" w:eastAsia="Calibri" w:hAnsi="Calibri"/>
-          <w:color w:val="1D4ED8"/>
+          <w:rFonts w:ascii="Calibri" w:hAnsi="Calibri"/>
+          <w:b w:val="0"/>
+          <w:i w:val="0"/>
           <w:sz w:val="20"/>
-          <w:szCs w:val="20"/>
-        </w:rPr>
-        <w:t xml:space="preserve">The original consistent hashing paper: "Consistent Hashing and Random Trees" — Karger et al. (1997). Also look at Jump Consistent Hash (Lamping &amp; Veach, 2014) — simpler to implement, better load distribution, but does not support arbitrary node removal (only removal from the end). May not be suitable here since nodes can leave at any time.</w:t>
-      </w:r>
-    </w:p>
-    <w:p>
-      <w:pPr>
-        <w:spacing w:after="240" w:before="0"/>
-      </w:pPr>
+        </w:rPr>
+        <w:t>Coolify source — github.com/coollabsio/coolify. Look at how Coolify currently handles service registration and proxy config generation to identify the cleanest integration point for gossip events.</w:t>
+      </w:r>
+    </w:p>
+    <w:p>
+      <w:pPr>
+        <w:shd w:fill="F1F5F9" w:val="clear"/>
+        <w:spacing w:after="30" w:before="30"/>
+        <w:ind w:left="360"/>
+      </w:pPr>
+      <w:r/>
+    </w:p>
+    <w:p>
+      <w:pPr>
+        <w:pStyle w:val="Heading2"/>
+        <w:shd w:fill="F1F5F9" w:val="clear"/>
+        <w:spacing w:after="30" w:before="30"/>
+        <w:ind w:left="360"/>
+      </w:pPr>
+      <w:r/>
+      <w:r>
+        <w:rPr>
+          <w:rFonts w:ascii="Calibri" w:hAnsi="Calibri"/>
+          <w:b/>
+          <w:i w:val="0"/>
+          <w:color w:val="0B2545"/>
+          <w:sz w:val="32"/>
+        </w:rPr>
+        <w:t>3.7 Consistent Hashing — Load Distribution</w:t>
+      </w:r>
+    </w:p>
+    <w:p>
+      <w:pPr>
+        <w:shd w:fill="F1F5F9" w:val="clear"/>
+        <w:spacing w:after="30" w:before="30"/>
+        <w:ind w:left="360"/>
+      </w:pPr>
+      <w:r/>
+      <w:r>
+        <w:rPr>
+          <w:rFonts w:ascii="Calibri" w:hAnsi="Calibri"/>
+          <w:b w:val="0"/>
+          <w:i w:val="0"/>
+          <w:sz w:val="22"/>
+        </w:rPr>
+        <w:t>When multiple instances of the same service run across different nodes — for redundancy or horizontal scaling — the router must distribute requests across them. Consistent hashing is used instead of naive round-robin:</w:t>
+      </w:r>
+    </w:p>
+    <w:p>
+      <w:pPr>
+        <w:shd w:fill="F1F5F9" w:val="clear"/>
+        <w:spacing w:after="30" w:before="30"/>
+        <w:ind w:left="360"/>
+      </w:pPr>
+      <w:r/>
+      <w:r>
+        <w:rPr>
+          <w:rFonts w:ascii="Courier New" w:hAnsi="Courier New"/>
+          <w:b w:val="0"/>
+          <w:i w:val="0"/>
+          <w:sz w:val="18"/>
+        </w:rPr>
+        <w:t xml:space="preserve">  Hash ring (360 virtual nodes / tokens)</w:t>
+        <w:br/>
+        <w:br/>
+        <w:t xml:space="preserve">          svc-api:node-A (tokens: 0, 120, 240)</w:t>
+        <w:br/>
+        <w:t xml:space="preserve">         /                                    \</w:t>
+        <w:br/>
+        <w:t xml:space="preserve">        /                                      \</w:t>
+        <w:br/>
+        <w:t xml:space="preserve">  request hash                          svc-api:node-C</w:t>
+        <w:br/>
+        <w:t xml:space="preserve">  maps to nearest                       (tokens: 80, 200, 320)</w:t>
+        <w:br/>
+        <w:t xml:space="preserve">  token clockwise                              |</w:t>
+        <w:br/>
+        <w:t xml:space="preserve">        \                                      /</w:t>
+        <w:br/>
+        <w:t xml:space="preserve">         \                                    /</w:t>
+        <w:br/>
+        <w:t xml:space="preserve">          svc-api:node-B (tokens: 40, 160, 280)</w:t>
+        <w:br/>
+        <w:br/>
+        <w:t xml:space="preserve">  Property: when a backend is added or removed,</w:t>
+        <w:br/>
+        <w:t xml:space="preserve">  only 1/n of keys are remapped (not all of them)</w:t>
+      </w:r>
+    </w:p>
+    <w:p>
+      <w:pPr>
+        <w:shd w:fill="F1F5F9" w:val="clear"/>
+        <w:spacing w:after="30" w:before="30"/>
+        <w:ind w:left="360"/>
+      </w:pPr>
+      <w:r/>
+      <w:r>
+        <w:rPr>
+          <w:rFonts w:ascii="Calibri" w:hAnsi="Calibri"/>
+          <w:b w:val="0"/>
+          <w:i w:val="0"/>
+          <w:sz w:val="22"/>
+        </w:rPr>
+        <w:t>Request key for hashing: SHA256(source_ip + hostname). This gives session affinity — the same client consistently hits the same backend — without explicit session tracking.</w:t>
+      </w:r>
+    </w:p>
+    <w:p>
+      <w:pPr>
+        <w:spacing w:after="120" w:before="0"/>
+      </w:pPr>
+      <w:r/>
+      <w:r>
+        <w:rPr>
+          <w:rFonts w:ascii="Calibri" w:hAnsi="Calibri"/>
+          <w:b/>
+          <w:i w:val="0"/>
+          <w:color w:val="B8860B"/>
+          <w:sz w:val="20"/>
+        </w:rPr>
+        <w:t xml:space="preserve">⚠ OPEN QUESTION  </w:t>
+      </w:r>
+      <w:r>
+        <w:rPr>
+          <w:rFonts w:ascii="Calibri" w:hAnsi="Calibri"/>
+          <w:b w:val="0"/>
+          <w:i/>
+          <w:sz w:val="20"/>
+        </w:rPr>
+        <w:t>Session affinity via consistent hashing breaks when a backend fails and its tokens are redistributed. Clients that were hashing to that backend now hash to a different one — their session state (if any) is lost. For stateless services this is fine. For stateful services the application needs to handle this. Should Bridge document this limitation explicitly and leave stateful session handling to the application layer?</w:t>
+      </w:r>
+    </w:p>
+    <w:p>
+      <w:pPr>
+        <w:spacing w:after="100" w:before="80"/>
+      </w:pPr>
+      <w:r/>
+      <w:r>
+        <w:rPr>
+          <w:rFonts w:ascii="Calibri" w:hAnsi="Calibri"/>
+          <w:b/>
+          <w:i w:val="0"/>
+          <w:color w:val="13678A"/>
+          <w:sz w:val="20"/>
+        </w:rPr>
+        <w:t xml:space="preserve">📖 RESEARCH  </w:t>
+      </w:r>
+      <w:r>
+        <w:rPr>
+          <w:rFonts w:ascii="Calibri" w:hAnsi="Calibri"/>
+          <w:b w:val="0"/>
+          <w:i w:val="0"/>
+          <w:sz w:val="20"/>
+        </w:rPr>
+        <w:t>The original consistent hashing paper: "Consistent Hashing and Random Trees" — Karger et al. (1997). Also look at Jump Consistent Hash (Lamping &amp; Veach, 2014) — simpler to implement, better load distribution, but does not support arbitrary node removal (only removal from the end).</w:t>
+      </w:r>
+    </w:p>
+    <w:p>
+      <w:pPr>
+        <w:spacing w:after="120" w:before="0"/>
+      </w:pPr>
+      <w:r/>
     </w:p>
     <w:p>
       <w:pPr>
@@ -6330,7 +8781,7 @@
                 <w:sz w:val="20"/>
                 <w:szCs w:val="20"/>
               </w:rPr>
-              <w:t xml:space="preserve">Yes — Mode 2</w:t>
+              <w:t xml:space="preserve">Yes — Tier 3b</w:t>
             </w:r>
           </w:p>
         </w:tc>
@@ -6470,7 +8921,7 @@
                 <w:sz w:val="20"/>
                 <w:szCs w:val="20"/>
               </w:rPr>
-              <w:t xml:space="preserve">Possible future mode</w:t>
+              <w:t xml:space="preserve">Possible future Tier 3b variant</w:t>
             </w:r>
           </w:p>
         </w:tc>
@@ -6587,7 +9038,7 @@
                 <w:sz w:val="20"/>
                 <w:szCs w:val="20"/>
               </w:rPr>
-              <w:t xml:space="preserve">DNS provider</w:t>
+              <w:t xml:space="preserve">DNS provider API (failover only)</w:t>
             </w:r>
           </w:p>
         </w:tc>
@@ -6610,7 +9061,7 @@
                 <w:sz w:val="20"/>
                 <w:szCs w:val="20"/>
               </w:rPr>
-              <w:t xml:space="preserve">Yes — background async only</w:t>
+              <w:t xml:space="preserve">Yes — Tier 2</w:t>
             </w:r>
           </w:p>
         </w:tc>
@@ -7007,7 +9458,7 @@
                 <w:sz w:val="20"/>
                 <w:szCs w:val="20"/>
               </w:rPr>
-              <w:t xml:space="preserve">Cloudflare</w:t>
+              <w:t xml:space="preserve">Cloudflare network (every request)</w:t>
             </w:r>
           </w:p>
         </w:tc>
@@ -7030,7 +9481,7 @@
                 <w:sz w:val="20"/>
                 <w:szCs w:val="20"/>
               </w:rPr>
-              <w:t xml:space="preserve">Yes — Mode 1 (default)</w:t>
+              <w:t xml:space="preserve">Yes — Tier 3a</w:t>
             </w:r>
           </w:p>
         </w:tc>
@@ -7176,11 +9627,6 @@
         </w:tc>
       </w:tr>
     </w:tbl>
-    <w:p>
-      <w:pPr>
-        <w:spacing w:after="240" w:before="0"/>
-      </w:pPr>
-    </w:p>
     <w:p>
       <w:pPr>
         <w:pStyle w:val="Heading1"/>
@@ -8369,12 +10815,51 @@
           </w:p>
         </w:tc>
       </w:tr>
+      <w:tr>
+        <w:tc>
+          <w:tcPr>
+            <w:tcW w:type="dxa" w:w="2000"/>
+          </w:tcPr>
+          <w:p>
+            <w:r>
+              <w:rPr>
+                <w:rFonts w:ascii="Calibri" w:hAnsi="Calibri"/>
+                <w:sz w:val="19"/>
+              </w:rPr>
+              <w:t>SNI L4 Router</w:t>
+            </w:r>
+          </w:p>
+        </w:tc>
+        <w:tc>
+          <w:tcPr>
+            <w:tcW w:type="dxa" w:w="2200"/>
+          </w:tcPr>
+          <w:p>
+            <w:r>
+              <w:rPr>
+                <w:rFonts w:ascii="Calibri" w:hAnsi="Calibri"/>
+                <w:sz w:val="19"/>
+              </w:rPr>
+              <w:t>tokio + ClientHello SNI parser</w:t>
+            </w:r>
+          </w:p>
+        </w:tc>
+        <w:tc>
+          <w:tcPr>
+            <w:tcW w:type="dxa" w:w="4200"/>
+          </w:tcPr>
+          <w:p>
+            <w:r>
+              <w:rPr>
+                <w:rFonts w:ascii="Calibri" w:hAnsi="Calibri"/>
+                <w:sz w:val="19"/>
+              </w:rPr>
+              <w:t>Zero-overhead L4 TCP passthrough in Handoff mode; extracts SNI without TLS termination</w:t>
+            </w:r>
+          </w:p>
+        </w:tc>
+      </w:tr>
     </w:tbl>
-    <w:p>
-      <w:pPr>
-        <w:spacing w:after="120" w:before="0"/>
-      </w:pPr>
-    </w:p>
     <w:p>
       <w:pPr>
         <w:pBdr>
@@ -8775,7 +11260,23 @@
           <w:sz w:val="18"/>
           <w:szCs w:val="18"/>
         </w:rPr>
-        <w:t xml:space="preserve">mode = "tunnel"      # "tunnel" or "floating_ip"</w:t>
+        <w:t xml:space="preserve"># Tier 1 — basic: no automatic handoff, operator intervenes manually</w:t>
+      </w:r>
+    </w:p>
+    <w:p>
+      <w:pPr>
+        <w:shd w:fill="F1F5F9" w:val="clear"/>
+        <w:spacing w:after="30" w:before="30"/>
+        <w:ind w:left="360"/>
+      </w:pPr>
+      <w:r>
+        <w:rPr>
+          <w:rFonts w:ascii="Courier New" w:cs="Courier New" w:eastAsia="Courier New" w:hAnsi="Courier New"/>
+          <w:color w:val="1E293B"/>
+          <w:sz w:val="18"/>
+          <w:szCs w:val="18"/>
+        </w:rPr>
+        <w:t xml:space="preserve"># mode = "none"</w:t>
       </w:r>
     </w:p>
     <w:p>
@@ -8807,55 +11308,23 @@
           <w:sz w:val="18"/>
           <w:szCs w:val="18"/>
         </w:rPr>
-        <w:t xml:space="preserve">[handoff.tunnel]</w:t>
-      </w:r>
-    </w:p>
-    <w:p>
-      <w:pPr>
-        <w:shd w:fill="F1F5F9" w:val="clear"/>
-        <w:spacing w:after="30" w:before="30"/>
-        <w:ind w:left="360"/>
-      </w:pPr>
-      <w:r>
-        <w:rPr>
-          <w:rFonts w:ascii="Courier New" w:cs="Courier New" w:eastAsia="Courier New" w:hAnsi="Courier New"/>
-          <w:color w:val="1E293B"/>
-          <w:sz w:val="18"/>
-          <w:szCs w:val="18"/>
-        </w:rPr>
-        <w:t xml:space="preserve">tunnel_id  = "&lt;cloudflare tunnel id&gt;"</w:t>
-      </w:r>
-    </w:p>
-    <w:p>
-      <w:pPr>
-        <w:shd w:fill="F1F5F9" w:val="clear"/>
-        <w:spacing w:after="30" w:before="30"/>
-        <w:ind w:left="360"/>
-      </w:pPr>
-      <w:r>
-        <w:rPr>
-          <w:rFonts w:ascii="Courier New" w:cs="Courier New" w:eastAsia="Courier New" w:hAnsi="Courier New"/>
-          <w:color w:val="1E293B"/>
-          <w:sz w:val="18"/>
-          <w:szCs w:val="18"/>
-        </w:rPr>
-        <w:t xml:space="preserve">secret     = "env:CF_TUNNEL_SECRET"</w:t>
-      </w:r>
-    </w:p>
-    <w:p>
-      <w:pPr>
-        <w:shd w:fill="F1F5F9" w:val="clear"/>
-        <w:spacing w:after="30" w:before="30"/>
-        <w:ind w:left="360"/>
-      </w:pPr>
-      <w:r>
-        <w:rPr>
-          <w:rFonts w:ascii="Courier New" w:cs="Courier New" w:eastAsia="Courier New" w:hAnsi="Courier New"/>
-          <w:color w:val="1E293B"/>
-          <w:sz w:val="18"/>
-          <w:szCs w:val="18"/>
-        </w:rPr>
-        <w:t xml:space="preserve">warm_standby = true  # run cloudflared on all nodes (warm) or leader only (cold)</w:t>
+        <w:t xml:space="preserve"># Tier 2 — DNS: new leader updates DNS record to point to itself</w:t>
+      </w:r>
+    </w:p>
+    <w:p>
+      <w:pPr>
+        <w:shd w:fill="F1F5F9" w:val="clear"/>
+        <w:spacing w:after="30" w:before="30"/>
+        <w:ind w:left="360"/>
+      </w:pPr>
+      <w:r>
+        <w:rPr>
+          <w:rFonts w:ascii="Courier New" w:cs="Courier New" w:eastAsia="Courier New" w:hAnsi="Courier New"/>
+          <w:color w:val="1E293B"/>
+          <w:sz w:val="18"/>
+          <w:szCs w:val="18"/>
+        </w:rPr>
+        <w:t xml:space="preserve"># mode = "dns"</w:t>
       </w:r>
     </w:p>
     <w:p>
@@ -8887,23 +11356,391 @@
           <w:sz w:val="18"/>
           <w:szCs w:val="18"/>
         </w:rPr>
-        <w:t xml:space="preserve"># [handoff.floating_ip]  -- alternative to tunnel</w:t>
-      </w:r>
-    </w:p>
-    <w:p>
-      <w:pPr>
-        <w:shd w:fill="F1F5F9" w:val="clear"/>
-        <w:spacing w:after="30" w:before="30"/>
-        <w:ind w:left="360"/>
-      </w:pPr>
-      <w:r>
-        <w:rPr>
-          <w:rFonts w:ascii="Courier New" w:cs="Courier New" w:eastAsia="Courier New" w:hAnsi="Courier New"/>
-          <w:color w:val="1E293B"/>
-          <w:sz w:val="18"/>
-          <w:szCs w:val="18"/>
-        </w:rPr>
-        <w:t xml:space="preserve"># provider  = "hetzner"  # "hetzner" | "digitalocean" | "vultr"</w:t>
+        <w:t xml:space="preserve"># Tier 3a — Cloudflare Tunnel: new leader reconnects the tunnel</w:t>
+      </w:r>
+    </w:p>
+    <w:p>
+      <w:pPr>
+        <w:shd w:fill="F1F5F9" w:val="clear"/>
+        <w:spacing w:after="30" w:before="30"/>
+        <w:ind w:left="360"/>
+      </w:pPr>
+      <w:r>
+        <w:rPr>
+          <w:rFonts w:ascii="Courier New" w:cs="Courier New" w:eastAsia="Courier New" w:hAnsi="Courier New"/>
+          <w:color w:val="1E293B"/>
+          <w:sz w:val="18"/>
+          <w:szCs w:val="18"/>
+        </w:rPr>
+        <w:t xml:space="preserve"># mode = "tunnel"</w:t>
+      </w:r>
+    </w:p>
+    <w:p>
+      <w:pPr>
+        <w:shd w:fill="F1F5F9" w:val="clear"/>
+        <w:spacing w:after="30" w:before="30"/>
+        <w:ind w:left="360"/>
+      </w:pPr>
+      <w:r>
+        <w:rPr>
+          <w:rFonts w:ascii="Courier New" w:cs="Courier New" w:eastAsia="Courier New" w:hAnsi="Courier New"/>
+          <w:color w:val="1E293B"/>
+          <w:sz w:val="18"/>
+          <w:szCs w:val="18"/>
+        </w:rPr>
+        <w:t xml:space="preserve"/>
+      </w:r>
+    </w:p>
+    <w:p>
+      <w:pPr>
+        <w:shd w:fill="F1F5F9" w:val="clear"/>
+        <w:spacing w:after="30" w:before="30"/>
+        <w:ind w:left="360"/>
+      </w:pPr>
+      <w:r>
+        <w:rPr>
+          <w:rFonts w:ascii="Courier New" w:cs="Courier New" w:eastAsia="Courier New" w:hAnsi="Courier New"/>
+          <w:color w:val="1E293B"/>
+          <w:sz w:val="18"/>
+          <w:szCs w:val="18"/>
+        </w:rPr>
+        <w:t xml:space="preserve"># Tier 3b — Provider floating IP: new leader calls provider API</w:t>
+      </w:r>
+    </w:p>
+    <w:p>
+      <w:pPr>
+        <w:shd w:fill="F1F5F9" w:val="clear"/>
+        <w:spacing w:after="30" w:before="30"/>
+        <w:ind w:left="360"/>
+      </w:pPr>
+      <w:r>
+        <w:rPr>
+          <w:rFonts w:ascii="Courier New" w:cs="Courier New" w:eastAsia="Courier New" w:hAnsi="Courier New"/>
+          <w:color w:val="1E293B"/>
+          <w:sz w:val="18"/>
+          <w:szCs w:val="18"/>
+        </w:rPr>
+        <w:t xml:space="preserve"># mode = "floating_ip"</w:t>
+      </w:r>
+    </w:p>
+    <w:p>
+      <w:pPr>
+        <w:shd w:fill="F1F5F9" w:val="clear"/>
+        <w:spacing w:after="30" w:before="30"/>
+        <w:ind w:left="360"/>
+      </w:pPr>
+      <w:r>
+        <w:rPr>
+          <w:rFonts w:ascii="Courier New" w:cs="Courier New" w:eastAsia="Courier New" w:hAnsi="Courier New"/>
+          <w:color w:val="1E293B"/>
+          <w:sz w:val="18"/>
+          <w:szCs w:val="18"/>
+        </w:rPr>
+        <w:t xml:space="preserve"/>
+      </w:r>
+    </w:p>
+    <w:p>
+      <w:pPr>
+        <w:shd w:fill="F1F5F9" w:val="clear"/>
+        <w:spacing w:after="30" w:before="30"/>
+        <w:ind w:left="360"/>
+      </w:pPr>
+      <w:r>
+        <w:rPr>
+          <w:rFonts w:ascii="Courier New" w:cs="Courier New" w:eastAsia="Courier New" w:hAnsi="Courier New"/>
+          <w:color w:val="1E293B"/>
+          <w:sz w:val="18"/>
+          <w:szCs w:val="18"/>
+        </w:rPr>
+        <w:t xml:space="preserve">mode = "none"        # default — start here, enable handoff when ready</w:t>
+      </w:r>
+    </w:p>
+    <w:p>
+      <w:pPr>
+        <w:shd w:fill="F1F5F9" w:val="clear"/>
+        <w:spacing w:after="30" w:before="30"/>
+        <w:ind w:left="360"/>
+      </w:pPr>
+      <w:r>
+        <w:rPr>
+          <w:rFonts w:ascii="Courier New" w:cs="Courier New" w:eastAsia="Courier New" w:hAnsi="Courier New"/>
+          <w:color w:val="1E293B"/>
+          <w:sz w:val="18"/>
+          <w:szCs w:val="18"/>
+        </w:rPr>
+        <w:t xml:space="preserve"/>
+      </w:r>
+    </w:p>
+    <w:p>
+      <w:pPr>
+        <w:shd w:fill="F1F5F9" w:val="clear"/>
+        <w:spacing w:after="30" w:before="30"/>
+        <w:ind w:left="360"/>
+      </w:pPr>
+      <w:r>
+        <w:rPr>
+          <w:rFonts w:ascii="Courier New" w:cs="Courier New" w:eastAsia="Courier New" w:hAnsi="Courier New"/>
+          <w:color w:val="1E293B"/>
+          <w:sz w:val="18"/>
+          <w:szCs w:val="18"/>
+        </w:rPr>
+        <w:t xml:space="preserve"># ── Tier 2: DNS config ──────────────────────────────────────</w:t>
+      </w:r>
+    </w:p>
+    <w:p>
+      <w:pPr>
+        <w:shd w:fill="F1F5F9" w:val="clear"/>
+        <w:spacing w:after="30" w:before="30"/>
+        <w:ind w:left="360"/>
+      </w:pPr>
+      <w:r>
+        <w:rPr>
+          <w:rFonts w:ascii="Courier New" w:cs="Courier New" w:eastAsia="Courier New" w:hAnsi="Courier New"/>
+          <w:color w:val="1E293B"/>
+          <w:sz w:val="18"/>
+          <w:szCs w:val="18"/>
+        </w:rPr>
+        <w:t xml:space="preserve"># [handoff.dns]</w:t>
+      </w:r>
+    </w:p>
+    <w:p>
+      <w:pPr>
+        <w:shd w:fill="F1F5F9" w:val="clear"/>
+        <w:spacing w:after="30" w:before="30"/>
+        <w:ind w:left="360"/>
+      </w:pPr>
+      <w:r>
+        <w:rPr>
+          <w:rFonts w:ascii="Courier New" w:cs="Courier New" w:eastAsia="Courier New" w:hAnsi="Courier New"/>
+          <w:color w:val="1E293B"/>
+          <w:sz w:val="18"/>
+          <w:szCs w:val="18"/>
+        </w:rPr>
+        <w:t xml:space="preserve"># provider  = "cloudflare"   # "cloudflare" | "route53" | "hetzner" | "digitalocean"</w:t>
+      </w:r>
+    </w:p>
+    <w:p>
+      <w:pPr>
+        <w:shd w:fill="F1F5F9" w:val="clear"/>
+        <w:spacing w:after="30" w:before="30"/>
+        <w:ind w:left="360"/>
+      </w:pPr>
+      <w:r>
+        <w:rPr>
+          <w:rFonts w:ascii="Courier New" w:cs="Courier New" w:eastAsia="Courier New" w:hAnsi="Courier New"/>
+          <w:color w:val="1E293B"/>
+          <w:sz w:val="18"/>
+          <w:szCs w:val="18"/>
+        </w:rPr>
+        <w:t xml:space="preserve"># zone_id   = "&lt;cf zone id&gt;"</w:t>
+      </w:r>
+    </w:p>
+    <w:p>
+      <w:pPr>
+        <w:shd w:fill="F1F5F9" w:val="clear"/>
+        <w:spacing w:after="30" w:before="30"/>
+        <w:ind w:left="360"/>
+      </w:pPr>
+      <w:r>
+        <w:rPr>
+          <w:rFonts w:ascii="Courier New" w:cs="Courier New" w:eastAsia="Courier New" w:hAnsi="Courier New"/>
+          <w:color w:val="1E293B"/>
+          <w:sz w:val="18"/>
+          <w:szCs w:val="18"/>
+        </w:rPr>
+        <w:t xml:space="preserve"># api_token = "env:CF_DNS_TOKEN"</w:t>
+      </w:r>
+    </w:p>
+    <w:p>
+      <w:pPr>
+        <w:shd w:fill="F1F5F9" w:val="clear"/>
+        <w:spacing w:after="30" w:before="30"/>
+        <w:ind w:left="360"/>
+      </w:pPr>
+      <w:r>
+        <w:rPr>
+          <w:rFonts w:ascii="Courier New" w:cs="Courier New" w:eastAsia="Courier New" w:hAnsi="Courier New"/>
+          <w:color w:val="1E293B"/>
+          <w:sz w:val="18"/>
+          <w:szCs w:val="18"/>
+        </w:rPr>
+        <w:t xml:space="preserve"># ttl       = 60             # seconds — set low before you need it</w:t>
+      </w:r>
+    </w:p>
+    <w:p>
+      <w:pPr>
+        <w:shd w:fill="F1F5F9" w:val="clear"/>
+        <w:spacing w:after="30" w:before="30"/>
+        <w:ind w:left="360"/>
+      </w:pPr>
+      <w:r>
+        <w:rPr>
+          <w:rFonts w:ascii="Courier New" w:cs="Courier New" w:eastAsia="Courier New" w:hAnsi="Courier New"/>
+          <w:color w:val="1E293B"/>
+          <w:sz w:val="18"/>
+          <w:szCs w:val="18"/>
+        </w:rPr>
+        <w:t xml:space="preserve"/>
+      </w:r>
+    </w:p>
+    <w:p>
+      <w:pPr>
+        <w:shd w:fill="F1F5F9" w:val="clear"/>
+        <w:spacing w:after="30" w:before="30"/>
+        <w:ind w:left="360"/>
+      </w:pPr>
+      <w:r>
+        <w:rPr>
+          <w:rFonts w:ascii="Courier New" w:cs="Courier New" w:eastAsia="Courier New" w:hAnsi="Courier New"/>
+          <w:color w:val="1E293B"/>
+          <w:sz w:val="18"/>
+          <w:szCs w:val="18"/>
+        </w:rPr>
+        <w:t xml:space="preserve"># ── Tier 3a: Cloudflare Tunnel config ───────────────────────</w:t>
+      </w:r>
+    </w:p>
+    <w:p>
+      <w:pPr>
+        <w:shd w:fill="F1F5F9" w:val="clear"/>
+        <w:spacing w:after="30" w:before="30"/>
+        <w:ind w:left="360"/>
+      </w:pPr>
+      <w:r>
+        <w:rPr>
+          <w:rFonts w:ascii="Courier New" w:cs="Courier New" w:eastAsia="Courier New" w:hAnsi="Courier New"/>
+          <w:color w:val="1E293B"/>
+          <w:sz w:val="18"/>
+          <w:szCs w:val="18"/>
+        </w:rPr>
+        <w:t xml:space="preserve"># [handoff.tunnel]</w:t>
+      </w:r>
+    </w:p>
+    <w:p>
+      <w:pPr>
+        <w:shd w:fill="F1F5F9" w:val="clear"/>
+        <w:spacing w:after="30" w:before="30"/>
+        <w:ind w:left="360"/>
+      </w:pPr>
+      <w:r>
+        <w:rPr>
+          <w:rFonts w:ascii="Courier New" w:cs="Courier New" w:eastAsia="Courier New" w:hAnsi="Courier New"/>
+          <w:color w:val="1E293B"/>
+          <w:sz w:val="18"/>
+          <w:szCs w:val="18"/>
+        </w:rPr>
+        <w:t xml:space="preserve"># tunnel_id    = "&lt;cloudflare tunnel id&gt;"</w:t>
+      </w:r>
+    </w:p>
+    <w:p>
+      <w:pPr>
+        <w:shd w:fill="F1F5F9" w:val="clear"/>
+        <w:spacing w:after="30" w:before="30"/>
+        <w:ind w:left="360"/>
+      </w:pPr>
+      <w:r>
+        <w:rPr>
+          <w:rFonts w:ascii="Courier New" w:cs="Courier New" w:eastAsia="Courier New" w:hAnsi="Courier New"/>
+          <w:color w:val="1E293B"/>
+          <w:sz w:val="18"/>
+          <w:szCs w:val="18"/>
+        </w:rPr>
+        <w:t xml:space="preserve"># secret       = "env:CF_TUNNEL_SECRET"</w:t>
+      </w:r>
+    </w:p>
+    <w:p>
+      <w:pPr>
+        <w:shd w:fill="F1F5F9" w:val="clear"/>
+        <w:spacing w:after="30" w:before="30"/>
+        <w:ind w:left="360"/>
+      </w:pPr>
+      <w:r>
+        <w:rPr>
+          <w:rFonts w:ascii="Courier New" w:cs="Courier New" w:eastAsia="Courier New" w:hAnsi="Courier New"/>
+          <w:color w:val="1E293B"/>
+          <w:sz w:val="18"/>
+          <w:szCs w:val="18"/>
+        </w:rPr>
+        <w:t xml:space="preserve"># warm_standby = true  # true = cloudflared runs on all nodes (faster failover)</w:t>
+      </w:r>
+    </w:p>
+    <w:p>
+      <w:pPr>
+        <w:shd w:fill="F1F5F9" w:val="clear"/>
+        <w:spacing w:after="30" w:before="30"/>
+        <w:ind w:left="360"/>
+      </w:pPr>
+      <w:r>
+        <w:rPr>
+          <w:rFonts w:ascii="Courier New" w:cs="Courier New" w:eastAsia="Courier New" w:hAnsi="Courier New"/>
+          <w:color w:val="1E293B"/>
+          <w:sz w:val="18"/>
+          <w:szCs w:val="18"/>
+        </w:rPr>
+        <w:t xml:space="preserve">#                      # false = leader only (lower resource use, slower)</w:t>
+      </w:r>
+    </w:p>
+    <w:p>
+      <w:pPr>
+        <w:shd w:fill="F1F5F9" w:val="clear"/>
+        <w:spacing w:after="30" w:before="30"/>
+        <w:ind w:left="360"/>
+      </w:pPr>
+      <w:r>
+        <w:rPr>
+          <w:rFonts w:ascii="Courier New" w:cs="Courier New" w:eastAsia="Courier New" w:hAnsi="Courier New"/>
+          <w:color w:val="1E293B"/>
+          <w:sz w:val="18"/>
+          <w:szCs w:val="18"/>
+        </w:rPr>
+        <w:t xml:space="preserve"/>
+      </w:r>
+    </w:p>
+    <w:p>
+      <w:pPr>
+        <w:shd w:fill="F1F5F9" w:val="clear"/>
+        <w:spacing w:after="30" w:before="30"/>
+        <w:ind w:left="360"/>
+      </w:pPr>
+      <w:r>
+        <w:rPr>
+          <w:rFonts w:ascii="Courier New" w:cs="Courier New" w:eastAsia="Courier New" w:hAnsi="Courier New"/>
+          <w:color w:val="1E293B"/>
+          <w:sz w:val="18"/>
+          <w:szCs w:val="18"/>
+        </w:rPr>
+        <w:t xml:space="preserve"># ── Tier 3b: Provider floating IP config ────────────────────</w:t>
+      </w:r>
+    </w:p>
+    <w:p>
+      <w:pPr>
+        <w:shd w:fill="F1F5F9" w:val="clear"/>
+        <w:spacing w:after="30" w:before="30"/>
+        <w:ind w:left="360"/>
+      </w:pPr>
+      <w:r>
+        <w:rPr>
+          <w:rFonts w:ascii="Courier New" w:cs="Courier New" w:eastAsia="Courier New" w:hAnsi="Courier New"/>
+          <w:color w:val="1E293B"/>
+          <w:sz w:val="18"/>
+          <w:szCs w:val="18"/>
+        </w:rPr>
+        <w:t xml:space="preserve"># [handoff.floating_ip]</w:t>
+      </w:r>
+    </w:p>
+    <w:p>
+      <w:pPr>
+        <w:shd w:fill="F1F5F9" w:val="clear"/>
+        <w:spacing w:after="30" w:before="30"/>
+        <w:ind w:left="360"/>
+      </w:pPr>
+      <w:r>
+        <w:rPr>
+          <w:rFonts w:ascii="Courier New" w:cs="Courier New" w:eastAsia="Courier New" w:hAnsi="Courier New"/>
+          <w:color w:val="1E293B"/>
+          <w:sz w:val="18"/>
+          <w:szCs w:val="18"/>
+        </w:rPr>
+        <w:t xml:space="preserve"># provider  = "hetzner"   # "hetzner" | "digitalocean" | "vultr"</w:t>
       </w:r>
     </w:p>
     <w:p>
@@ -9010,50 +11847,38 @@
       </w:pPr>
       <w:r>
         <w:rPr>
-          <w:rFonts w:ascii="Courier New" w:cs="Courier New" w:eastAsia="Courier New" w:hAnsi="Courier New"/>
-          <w:color w:val="1E293B"/>
-          <w:sz w:val="18"/>
-          <w:szCs w:val="18"/>
-        </w:rPr>
-        <w:t xml:space="preserve">[proxy]</w:t>
-      </w:r>
-    </w:p>
-    <w:p>
-      <w:pPr>
-        <w:shd w:fill="F1F5F9" w:val="clear"/>
-        <w:spacing w:after="30" w:before="30"/>
-        <w:ind w:left="360"/>
-      </w:pPr>
-      <w:r>
-        <w:rPr>
-          <w:rFonts w:ascii="Courier New" w:cs="Courier New" w:eastAsia="Courier New" w:hAnsi="Courier New"/>
-          <w:color w:val="1E293B"/>
-          <w:sz w:val="18"/>
-          <w:szCs w:val="18"/>
-        </w:rPr>
-        <w:t xml:space="preserve">listen = "0.0.0.0:443"</w:t>
-      </w:r>
-    </w:p>
-    <w:p>
-      <w:pPr>
-        <w:shd w:fill="F1F5F9" w:val="clear"/>
-        <w:spacing w:after="30" w:before="30"/>
-        <w:ind w:left="360"/>
-      </w:pPr>
-      <w:r>
-        <w:rPr>
-          <w:rFonts w:ascii="Courier New" w:cs="Courier New" w:eastAsia="Courier New" w:hAnsi="Courier New"/>
-          <w:color w:val="1E293B"/>
-          <w:sz w:val="18"/>
-          <w:szCs w:val="18"/>
-        </w:rPr>
-        <w:t xml:space="preserve">health_check_interval_s = 10</w:t>
-      </w:r>
-    </w:p>
-    <w:p>
-      <w:pPr>
-        <w:spacing w:after="240" w:before="0"/>
-      </w:pPr>
+          <w:rFonts w:ascii="Courier New" w:hAnsi="Courier New"/>
+          <w:b w:val="0"/>
+          <w:i w:val="0"/>
+          <w:sz w:val="18"/>
+        </w:rPr>
+        <w:t>[proxy]</w:t>
+        <w:br/>
+        <w:t>mode = "handoff"                 # "handoff" (default, SNI L4 router) | "direct" (L7 reverse proxy)</w:t>
+        <w:br/>
+        <w:t>listen = "0.0.0.0:443"</w:t>
+        <w:br/>
+        <w:t>health_check_interval_s = 10</w:t>
+        <w:br/>
+        <w:br/>
+        <w:t># Domain Registry (Maps inbound SNI domain to target VM peer)</w:t>
+        <w:br/>
+        <w:t>[domains]</w:t>
+        <w:br/>
+        <w:t>"app.example.com" = "vm-03"      # routes SNI app.example.com -&gt; VM-03:443</w:t>
+        <w:br/>
+        <w:t>"api.example.com" = "vm-07"      # routes SNI api.example.com -&gt; VM-07:443</w:t>
+        <w:br/>
+        <w:t>"dashboard.example.com" = "vm-03"</w:t>
+      </w:r>
+    </w:p>
+    <w:p>
+      <w:pPr>
+        <w:shd w:fill="F1F5F9" w:val="clear"/>
+        <w:spacing w:after="30" w:before="30"/>
+        <w:ind w:left="360"/>
+      </w:pPr>
+      <w:r/>
     </w:p>
     <w:p>
       <w:pPr>
@@ -9251,6 +12076,27 @@
           <w:szCs w:val="34"/>
         </w:rPr>
         <w:t xml:space="preserve">7.2 Important — Affects Implementation Quality</w:t>
+      </w:r>
+    </w:p>
+    <w:p>
+      <w:r>
+        <w:rPr>
+          <w:rFonts w:ascii="Calibri" w:hAnsi="Calibri"/>
+          <w:b/>
+          <w:i w:val="0"/>
+          <w:color w:val="B8860B"/>
+          <w:sz w:val="20"/>
+        </w:rPr>
+        <w:t xml:space="preserve">⚠ OPEN QUESTION  </w:t>
+      </w:r>
+      <w:r>
+        <w:rPr>
+          <w:rFonts w:ascii="Calibri" w:hAnsi="Calibri"/>
+          <w:b w:val="0"/>
+          <w:i/>
+          <w:sz w:val="20"/>
+        </w:rPr>
+        <w:t>Preserving client real IP in Handoff Mode: When Bridge forwards raw TCP streams to the VM's Coolify proxy over WireGuard, the Coolify proxy sees the source IP as Bridge's WireGuard IP (e.g. 10.8.0.1) rather than the real client IP. Should Bridge inject a PROXY Protocol v2 header before the ClientHello stream? Coolify/Traefik and Nginx support PROXY protocol, which allows preserving client IPs for rate-limiting, geo-blocking, and audit logging.</w:t>
       </w:r>
     </w:p>
     <w:p>
@@ -9924,11 +12770,6 @@
     </w:tbl>
     <w:p>
       <w:pPr>
-        <w:spacing w:after="120" w:before="0"/>
-      </w:pPr>
-    </w:p>
-    <w:p>
-      <w:pPr>
         <w:pStyle w:val="Heading2"/>
         <w:spacing w:after="120" w:before="360"/>
       </w:pPr>
@@ -10312,11 +13153,6 @@
     </w:tbl>
     <w:p>
       <w:pPr>
-        <w:spacing w:after="120" w:before="0"/>
-      </w:pPr>
-    </w:p>
-    <w:p>
-      <w:pPr>
         <w:pStyle w:val="Heading2"/>
         <w:spacing w:after="120" w:before="360"/>
       </w:pPr>
@@ -10698,11 +13534,6 @@
         </w:tc>
       </w:tr>
     </w:tbl>
-    <w:p>
-      <w:pPr>
-        <w:spacing w:after="240" w:before="0"/>
-      </w:pPr>
-    </w:p>
     <w:p>
       <w:pPr>
         <w:pStyle w:val="Heading1"/>
@@ -11722,19 +14553,6 @@
         </w:tc>
       </w:tr>
     </w:tbl>
-    <w:p>
-      <w:pPr>
-        <w:spacing w:after="240" w:before="0"/>
-      </w:pPr>
-    </w:p>
-    <w:p>
-      <w:pPr>
-        <w:pBdr>
-          <w:bottom w:val="single" w:color="6366F1" w:sz="6"/>
-        </w:pBdr>
-        <w:spacing w:after="200" w:before="200"/>
-      </w:pPr>
-    </w:p>
     <w:p>
       <w:pPr>
         <w:spacing w:after="0" w:before="200"/>
